--- a/help/部分余部副码顺序.docx
+++ b/help/部分余部副码顺序.docx
@@ -248,15 +248,15 @@
           <w:sz w:val="32"/>
           <w:szCs w:val="32"/>
         </w:rPr>
-        <w:t>楦楣楹椽裘剽甄酮酰酩蜃碛碓硼碉碚碇碜辏龃龅訾粲虞睚嗪韪嗉睨睢雎睥嘟嗑嗫嗬嗔嗝戥煦暄暌跬跶跐跣跹蛸蜊蜍蜣畹嗥嗍嗨嗐嗤嗵罨嵊嵩嵴骰锗锛锜锝锞锟锢锨锩锭锱氲犏歃稞筠筢筲筱牒煲敫徭愆艄毹貊貅貉颔腠腩腭腧塍媵鲆鲇鲈</w:t>
-      </w:r>
-      <w:r>
-        <w:rPr>
-          <w:rFonts w:ascii="宋体" w:eastAsia="宋体" w:hAnsi="宋体" w:hint="eastAsia"/>
-          <w:sz w:val="32"/>
-          <w:szCs w:val="32"/>
-        </w:rPr>
-        <w:t>稣鲋鲐鹐飕遛馐鹑亶瘃痱痼痿瘐瘆麂歆旒阗阙羧粳猷煳煜煨煅煊煸煺溱溘漭滢溥溧溽裟溻溷滫溴滏滃滦溏滂滓溟滪愫慑慊鲎骞窦窠窣裱褚裾裰禊谪媾嫫媲嫔缙缜缛辔骝缟缡缣骟耥瑶瑭觏慝嫠韬髦摽墁撂摞撄翥踅摭墉墒榖綦蔫蔷靺靼鞅靿甍蔸蔟蔺戬蕖蔻蓿鹕蓼榛榧榭槔榱槁槟槠榷僰酽酶厮碡碣碲磋臧殡霆辕蜚裴翡龇龈睿䁖睽嘞嘈嘌嘁嘎暝踌踉蜞蜮蝈蜱蜩蜷蜿螂蜢嘘嘡鹗嘣嘤嘚嗾嘧罴罱幔嶂幛赙罂骷骶鹘锲锴锶锷锸锵镁镂犒箐箦箧箍箸箬箅箪箔箜箢箓</w:t>
+        <w:t>睚嗪韪嗉睨睢雎睥嘟嗑嗫嗬嗔嗝戥煦暄暌跬跶跐跣跹蛸蜊蜍蜣畹嗥嗍嗨嗐嗤嗵罨嵊嵩嵴骰锗锛锜锝锞锟锢锨锩锭锱氲犏歃稞筠筢筲筱牒煲敫徭愆艄毹貊貅貉颔腠腩腭腧塍媵鲆鲇鲈</w:t>
+      </w:r>
+      <w:r>
+        <w:rPr>
+          <w:rFonts w:ascii="宋体" w:eastAsia="宋体" w:hAnsi="宋体" w:hint="eastAsia"/>
+          <w:sz w:val="32"/>
+          <w:szCs w:val="32"/>
+        </w:rPr>
+        <w:t>稣鲋鲐鹐飕遛馐鹑亶瘃痱痼痿瘐瘆麂歆旒阗阙羧粳猷煳煜煨煅煊煸煺溱溘漭滢溥溧溽裟溻溷滫溴滏滃滦溏滂滓溟滪愫慑慊鲎骞窦窠窣裱褚裾裰禊谪媾嫫媲嫔缙缜缛辔骝缟缡缣骟耥瑶瑭觏慝嫠韬髦摽墁撂摞撄翥踅摭墉墒榖綦蔫蔷靺靼鞅靿甍蔸蔟蔺戬蕖蔻蓿鹕蓼榛榧榭槔榱槁槟槠榷僰酽酶厮碡碣碲磋臧殡霆辕蜚裴翡龇龈睿䁖睽嘞嘈嘌嘁嘎暝踌踉蜞蜮蝈蜱蜩蜷蜿螂蜢嘘嘡鹗嘣嘤嘚嗾嘧罴罱幔嶂幛赙罂骷骶鹘锲锴锶锷锸锵镁镂犒箐箦箧箍箸箬箅箪箔箜箢箓儆僳僭劁僮魆睾艋鄱膈膑鲑鲔鲚鲛鲟獐雒夤馑銮麽瘌瘊</w:t>
       </w:r>
       <w:r>
         <w:rPr>
@@ -265,7 +265,7 @@
           <w:szCs w:val="32"/>
         </w:rPr>
         <w:lastRenderedPageBreak/>
-        <w:t>儆僳僭劁僮魆睾艋鄱膈膑鲑鲔鲚鲛鲟獐雒夤馑銮麽瘌瘊瘘瘙廖膂阚鄯鲞粿粼粽糁鹚熘熥潢漕滹漯漶潋潴漪漉漳漩澉潍慵搴窨綮谮褡褙褓褛褊谯谰屣鹛嫣嫱嫖嫦嫚嫘嫡鼐瞀骠缥缦缧缨骢耦耧瑾璜璀璎璁撷赭撸鋆撙撺墀聩鞑蕙鞒蕈蕞蕺瞢蕲赜槿樯槭樗槲醌醅魇餍磔磙霈辘龉瞌瞋瞑嘭噶颙踝踟踒踮踯踺踞蝽蝾蝻蝰蝮螋蝓蝣蝼噗嘬颚噍噙噜噔颛幡嶙嶝骺骼镊镉镌镏镓镔箴篑篌篆牖儋磐虢鹞膘鲠鲡鲢鲣鲥鲧鲩獠馓馔麾廛瘛瘼</w:t>
+        <w:t>瘘瘙廖膂阚鄯鲞粿粼粽糁鹚熘熥潢漕滹漯漶潋潴漪漉漳漩澉潍慵搴窨綮谮褡褙褓褛褊谯谰屣鹛嫣嫱嫖嫦嫚嫘嫡鼐瞀骠缥缦缧缨骢耦耧瑾璜璀璎璁撷赭撸鋆撙撺墀聩鞑蕙鞒蕈蕞蕺瞢蕲赜槿樯槭樗槲醌醅魇餍磔磙霈辘龉瞌瞋瞑嘭噶颙踝踟踒踮踯踺踞蝽蝾蝻蝰蝮螋蝓蝣蝼噗嘬颚噍噙噜噔颛幡嶙嶝骺骼镊镉镌镏镓镔箴篑篌篆牖儋磐虢鹞膘鲠鲡鲢鲣鲥鲧鲩獠馓馔麾廛瘛瘼</w:t>
       </w:r>
     </w:p>
     <w:p>

--- a/help/部分余部副码顺序.docx
+++ b/help/部分余部副码顺序.docx
@@ -48,25 +48,7 @@
           <w:sz w:val="32"/>
           <w:szCs w:val="32"/>
         </w:rPr>
-        <w:t xml:space="preserve">djx 壹udky 皇wbh </w:t>
-      </w:r>
-      <w:proofErr w:type="gramStart"/>
-      <w:r>
-        <w:rPr>
-          <w:rFonts w:ascii="宋体" w:eastAsia="宋体" w:hAnsi="宋体" w:hint="eastAsia"/>
-          <w:sz w:val="32"/>
-          <w:szCs w:val="32"/>
-        </w:rPr>
-        <w:t>尞</w:t>
-      </w:r>
-      <w:proofErr w:type="gramEnd"/>
-      <w:r>
-        <w:rPr>
-          <w:rFonts w:ascii="宋体" w:eastAsia="宋体" w:hAnsi="宋体" w:hint="eastAsia"/>
-          <w:sz w:val="32"/>
-          <w:szCs w:val="32"/>
-        </w:rPr>
-        <w:t>xudrl⿱</w:t>
+        <w:t>djx 壹udky 皇wbh 尞xudrl⿱</w:t>
       </w:r>
       <w:r>
         <w:rPr>
@@ -76,59 +58,13 @@
         </w:rPr>
         <w:t>𠂉</w:t>
       </w:r>
-      <w:proofErr w:type="gramStart"/>
-      <w:r>
-        <w:rPr>
-          <w:rFonts w:ascii="宋体" w:eastAsia="宋体" w:hAnsi="宋体" w:hint="eastAsia"/>
-          <w:sz w:val="32"/>
-          <w:szCs w:val="32"/>
-        </w:rPr>
-        <w:t>巾</w:t>
-      </w:r>
-      <w:proofErr w:type="gramEnd"/>
-      <w:r>
-        <w:rPr>
-          <w:rFonts w:ascii="宋体" w:eastAsia="宋体" w:hAnsi="宋体" w:hint="eastAsia"/>
-          <w:sz w:val="32"/>
-          <w:szCs w:val="32"/>
-        </w:rPr>
-        <w:t xml:space="preserve">jru 西k(y)x </w:t>
-      </w:r>
-      <w:proofErr w:type="gramStart"/>
-      <w:r>
-        <w:rPr>
-          <w:rFonts w:ascii="宋体" w:eastAsia="宋体" w:hAnsi="宋体" w:hint="eastAsia"/>
-          <w:sz w:val="32"/>
-          <w:szCs w:val="32"/>
-        </w:rPr>
-        <w:t>敖</w:t>
-      </w:r>
-      <w:proofErr w:type="gramEnd"/>
-      <w:r>
-        <w:rPr>
-          <w:rFonts w:ascii="宋体" w:eastAsia="宋体" w:hAnsi="宋体" w:hint="eastAsia"/>
-          <w:sz w:val="32"/>
-          <w:szCs w:val="32"/>
-        </w:rPr>
-        <w:t xml:space="preserve">uqo </w:t>
-      </w:r>
-      <w:proofErr w:type="gramStart"/>
-      <w:r>
-        <w:rPr>
-          <w:rFonts w:ascii="宋体" w:eastAsia="宋体" w:hAnsi="宋体" w:hint="eastAsia"/>
-          <w:sz w:val="32"/>
-          <w:szCs w:val="32"/>
-        </w:rPr>
-        <w:t>咅</w:t>
-      </w:r>
-      <w:proofErr w:type="gramEnd"/>
-      <w:r>
-        <w:rPr>
-          <w:rFonts w:ascii="宋体" w:eastAsia="宋体" w:hAnsi="宋体" w:hint="eastAsia"/>
-          <w:sz w:val="32"/>
-          <w:szCs w:val="32"/>
-        </w:rPr>
-        <w:t>k</w:t>
+      <w:r>
+        <w:rPr>
+          <w:rFonts w:ascii="宋体" w:eastAsia="宋体" w:hAnsi="宋体" w:hint="eastAsia"/>
+          <w:sz w:val="32"/>
+          <w:szCs w:val="32"/>
+        </w:rPr>
+        <w:t>巾jru 西k(y)x 敖uqo 咅k</w:t>
       </w:r>
       <w:r>
         <w:rPr>
@@ -222,7 +158,6 @@
           <w:szCs w:val="32"/>
         </w:rPr>
       </w:pPr>
-      <w:proofErr w:type="gramStart"/>
       <w:r>
         <w:rPr>
           <w:rFonts w:ascii="宋体" w:eastAsia="宋体" w:hAnsi="宋体"/>
@@ -231,7 +166,6 @@
         </w:rPr>
         <w:t>欥</w:t>
       </w:r>
-      <w:proofErr w:type="gramEnd"/>
       <w:r>
         <w:rPr>
           <w:rFonts w:ascii="宋体" w:eastAsia="宋体" w:hAnsi="宋体" w:hint="eastAsia"/>
@@ -308,175 +242,21 @@
           <w:szCs w:val="32"/>
         </w:rPr>
       </w:pPr>
-      <w:proofErr w:type="gramStart"/>
-      <w:r>
-        <w:rPr>
-          <w:rFonts w:ascii="宋体" w:eastAsia="宋体" w:hAnsi="宋体" w:hint="eastAsia"/>
-          <w:sz w:val="32"/>
-          <w:szCs w:val="32"/>
-        </w:rPr>
-        <w:t>蛸蜊蜍蜣畹</w:t>
-      </w:r>
-      <w:proofErr w:type="gramEnd"/>
-      <w:r>
-        <w:rPr>
-          <w:rFonts w:ascii="宋体" w:eastAsia="宋体" w:hAnsi="宋体" w:hint="eastAsia"/>
-          <w:sz w:val="32"/>
-          <w:szCs w:val="32"/>
-        </w:rPr>
-        <w:t>嗥</w:t>
-      </w:r>
-      <w:proofErr w:type="gramStart"/>
-      <w:r>
-        <w:rPr>
-          <w:rFonts w:ascii="宋体" w:eastAsia="宋体" w:hAnsi="宋体" w:hint="eastAsia"/>
-          <w:sz w:val="32"/>
-          <w:szCs w:val="32"/>
-        </w:rPr>
-        <w:t>嗍</w:t>
-      </w:r>
-      <w:proofErr w:type="gramEnd"/>
-      <w:r>
-        <w:rPr>
-          <w:rFonts w:ascii="宋体" w:eastAsia="宋体" w:hAnsi="宋体" w:hint="eastAsia"/>
-          <w:sz w:val="32"/>
-          <w:szCs w:val="32"/>
-        </w:rPr>
-        <w:t>嗨</w:t>
-      </w:r>
-      <w:proofErr w:type="gramStart"/>
-      <w:r>
-        <w:rPr>
-          <w:rFonts w:ascii="宋体" w:eastAsia="宋体" w:hAnsi="宋体" w:hint="eastAsia"/>
-          <w:sz w:val="32"/>
-          <w:szCs w:val="32"/>
-        </w:rPr>
-        <w:t>嗐</w:t>
-      </w:r>
-      <w:proofErr w:type="gramEnd"/>
-      <w:r>
-        <w:rPr>
-          <w:rFonts w:ascii="宋体" w:eastAsia="宋体" w:hAnsi="宋体" w:hint="eastAsia"/>
-          <w:sz w:val="32"/>
-          <w:szCs w:val="32"/>
-        </w:rPr>
-        <w:t>嗤嗵</w:t>
-      </w:r>
-      <w:proofErr w:type="gramStart"/>
-      <w:r>
-        <w:rPr>
-          <w:rFonts w:ascii="宋体" w:eastAsia="宋体" w:hAnsi="宋体" w:hint="eastAsia"/>
-          <w:sz w:val="32"/>
-          <w:szCs w:val="32"/>
-        </w:rPr>
-        <w:t>罨嵊嵩嵴骰</w:t>
-      </w:r>
-      <w:proofErr w:type="gramEnd"/>
-      <w:r>
-        <w:rPr>
-          <w:rFonts w:ascii="宋体" w:eastAsia="宋体" w:hAnsi="宋体" w:hint="eastAsia"/>
-          <w:sz w:val="32"/>
-          <w:szCs w:val="32"/>
-        </w:rPr>
-        <w:t>锗</w:t>
-      </w:r>
-      <w:proofErr w:type="gramStart"/>
-      <w:r>
-        <w:rPr>
-          <w:rFonts w:ascii="宋体" w:eastAsia="宋体" w:hAnsi="宋体" w:hint="eastAsia"/>
-          <w:sz w:val="32"/>
-          <w:szCs w:val="32"/>
-        </w:rPr>
-        <w:t>锛</w:t>
-      </w:r>
-      <w:proofErr w:type="gramEnd"/>
-      <w:r>
-        <w:rPr>
-          <w:rFonts w:ascii="宋体" w:eastAsia="宋体" w:hAnsi="宋体" w:hint="eastAsia"/>
-          <w:sz w:val="32"/>
-          <w:szCs w:val="32"/>
-        </w:rPr>
-        <w:t>锜锝</w:t>
-      </w:r>
-      <w:proofErr w:type="gramStart"/>
-      <w:r>
-        <w:rPr>
-          <w:rFonts w:ascii="宋体" w:eastAsia="宋体" w:hAnsi="宋体" w:hint="eastAsia"/>
-          <w:sz w:val="32"/>
-          <w:szCs w:val="32"/>
-        </w:rPr>
-        <w:t>锞锟锢</w:t>
-      </w:r>
-      <w:proofErr w:type="gramEnd"/>
-      <w:r>
-        <w:rPr>
-          <w:rFonts w:ascii="宋体" w:eastAsia="宋体" w:hAnsi="宋体" w:hint="eastAsia"/>
-          <w:sz w:val="32"/>
-          <w:szCs w:val="32"/>
-        </w:rPr>
-        <w:t>锨</w:t>
-      </w:r>
-      <w:proofErr w:type="gramStart"/>
-      <w:r>
-        <w:rPr>
-          <w:rFonts w:ascii="宋体" w:eastAsia="宋体" w:hAnsi="宋体" w:hint="eastAsia"/>
-          <w:sz w:val="32"/>
-          <w:szCs w:val="32"/>
-        </w:rPr>
-        <w:t>锩</w:t>
-      </w:r>
-      <w:proofErr w:type="gramEnd"/>
-      <w:r>
-        <w:rPr>
-          <w:rFonts w:ascii="宋体" w:eastAsia="宋体" w:hAnsi="宋体" w:hint="eastAsia"/>
-          <w:sz w:val="32"/>
-          <w:szCs w:val="32"/>
-        </w:rPr>
-        <w:t>锭</w:t>
-      </w:r>
-      <w:proofErr w:type="gramStart"/>
-      <w:r>
-        <w:rPr>
-          <w:rFonts w:ascii="宋体" w:eastAsia="宋体" w:hAnsi="宋体" w:hint="eastAsia"/>
-          <w:sz w:val="32"/>
-          <w:szCs w:val="32"/>
-        </w:rPr>
-        <w:t>锱氲犏歃稞筠筢筲筱牒</w:t>
-      </w:r>
-      <w:proofErr w:type="gramEnd"/>
-      <w:r>
-        <w:rPr>
-          <w:rFonts w:ascii="宋体" w:eastAsia="宋体" w:hAnsi="宋体" w:hint="eastAsia"/>
-          <w:sz w:val="32"/>
-          <w:szCs w:val="32"/>
-        </w:rPr>
-        <w:t>煲</w:t>
-      </w:r>
-      <w:proofErr w:type="gramStart"/>
-      <w:r>
-        <w:rPr>
-          <w:rFonts w:ascii="宋体" w:eastAsia="宋体" w:hAnsi="宋体" w:hint="eastAsia"/>
-          <w:sz w:val="32"/>
-          <w:szCs w:val="32"/>
-        </w:rPr>
-        <w:t>敫徭愆艄毹</w:t>
-      </w:r>
-      <w:proofErr w:type="gramEnd"/>
-      <w:r>
-        <w:rPr>
-          <w:rFonts w:ascii="宋体" w:eastAsia="宋体" w:hAnsi="宋体" w:hint="eastAsia"/>
-          <w:sz w:val="32"/>
-          <w:szCs w:val="32"/>
-        </w:rPr>
-        <w:t>貊貅貉颔腠腩腭腧塍媵鲆鲇鲈</w:t>
-      </w:r>
-      <w:r>
-        <w:rPr>
-          <w:rFonts w:ascii="宋体" w:eastAsia="宋体" w:hAnsi="宋体" w:hint="eastAsia"/>
-          <w:sz w:val="32"/>
-          <w:szCs w:val="32"/>
-        </w:rPr>
-        <w:t>稣鲋鲐鹐飕遛馐鹑亶瘃痱痼痿瘐瘆麂歆旒阗阙羧粳猷煳煜煨煅煊煸煺溱溘漭滢溥溧溽裟溻溷滫溴滏滃滦溏滂滓溟滪愫慑慊鲎骞窦窠窣裱褚裾裰禊谪媾嫫媲嫔缙缜缛辔骝缟缡缣骟耥瑶瑭觏慝嫠韬髦摽墁撂摞撄翥踅摭墉墒榖綦蔫蔷靺靼鞅靿甍蔸蔟蔺戬蕖蔻蓿鹕蓼榛榧榭槔榱槁槟槠榷僰酽酶厮碡碣碲磋臧殡霆辕蜚裴翡龇龈睿䁖睽嘞嘈嘌嘁嘎暝踌踉蜞蜮蝈蜱蜩蜷蜿螂蜢嘘嘡鹗嘣嘤嘚嗾嘧罴罱幔嶂幛赙罂骷骶鹘锲锴锶锷锸锵镁镂犒箐箦箧箍箸箬箅箪箔箜箢箓儆僳僭劁僮魆睾艋鄱膈膑鲑鲔鲚鲛鲟獐雒夤馑銮麽瘌瘊瘘瘙廖膂阚鄯鲞粿粼粽糁鹚熘熥潢漕滹漯漶潋潴漪漉</w:t>
+      <w:r>
+        <w:rPr>
+          <w:rFonts w:ascii="宋体" w:eastAsia="宋体" w:hAnsi="宋体" w:hint="eastAsia"/>
+          <w:sz w:val="32"/>
+          <w:szCs w:val="32"/>
+        </w:rPr>
+        <w:t>蜊蜍蜣畹嗥嗍嗨嗐嗤嗵罨嵊嵩嵴骰锗锛锜锝锞锟锢锨锩锭锱氲犏歃稞筠筢筲筱牒煲敫徭愆艄毹貊貅貉颔腠腩腭腧塍媵鲆鲇鲈</w:t>
+      </w:r>
+      <w:r>
+        <w:rPr>
+          <w:rFonts w:ascii="宋体" w:eastAsia="宋体" w:hAnsi="宋体" w:hint="eastAsia"/>
+          <w:sz w:val="32"/>
+          <w:szCs w:val="32"/>
+        </w:rPr>
+        <w:t>稣鲋鲐鹐飕遛馐鹑亶瘃痱痼痿瘐瘆麂歆旒阗阙羧粳猷煳煜煨煅煊煸煺溱溘漭滢溥溧溽裟溻溷滫溴滏滃滦溏滂滓溟滪愫慑慊鲎骞窦窠窣裱褚裾裰禊谪媾嫫媲嫔缙缜缛辔骝缟缡缣骟耥瑶瑭觏慝嫠韬髦摽墁撂摞撄翥踅摭墉墒榖綦蔫蔷靺靼鞅靿甍蔸蔟蔺戬蕖蔻蓿鹕蓼榛榧榭槔榱槁槟槠榷僰酽酶厮碡碣碲磋臧殡霆辕蜚裴翡龇龈睿䁖睽嘞嘈嘌嘁嘎暝踌踉蜞蜮蝈蜱蜩蜷蜿螂蜢嘘嘡鹗嘣嘤嘚嗾嘧罴罱幔嶂幛赙罂骷骶鹘锲锴锶锷锸锵镁镂犒箐箦箧箍箸箬箅箪箔箜箢箓儆僳僭劁僮魆睾艋鄱膈膑鲑鲔鲚鲛鲟獐雒夤馑銮麽瘌瘊瘘瘙廖膂阚鄯鲞粿粼粽糁鹚熘熥潢漕滹漯漶潋潴漪漉漳</w:t>
       </w:r>
       <w:r>
         <w:rPr>
@@ -485,7 +265,7 @@
           <w:szCs w:val="32"/>
         </w:rPr>
         <w:lastRenderedPageBreak/>
-        <w:t>漳漩澉潍慵搴窨綮谮褡褙褓褛褊谯谰屣鹛嫣嫱嫖嫦嫚嫘嫡鼐瞀骠缥缦缧缨骢耦耧瑾璜璀璎璁撷赭撸鋆撙撺墀聩鞑蕙鞒蕈蕞蕺瞢蕲赜槿樯槭樗槲醌醅魇餍磔磙霈辘龉瞌瞋瞑嘭噶颙踝踟踒踮踯踺踞蝽蝾蝻蝰蝮螋蝓蝣蝼噗嘬颚噍噙噜噔颛幡嶙嶝骺骼镊镉镌镏镓镔箴篑篌篆牖儋磐虢鹞膘鲠鲡鲢鲣鲥鲧鲩獠馓馔麾廛瘛瘼</w:t>
+        <w:t>漩澉潍慵搴窨綮谮褡褙褓褛褊谯谰屣鹛嫣嫱嫖嫦嫚嫘嫡鼐瞀骠缥缦缧缨骢耦耧瑾璜璀璎璁撷赭撸鋆撙撺墀聩鞑蕙鞒蕈蕞蕺瞢蕲赜槿樯槭樗槲醌醅魇餍磔磙霈辘龉瞌瞋瞑嘭噶颙踝踟踒踮踯踺踞蝽蝾蝻蝰蝮螋蝓蝣蝼噗嘬颚噍噙噜噔颛幡嶙嶝骺骼镊镉镌镏镓镔箴篑篌篆牖儋磐虢鹞膘鲠鲡鲢鲣鲥鲧鲩獠馓馔麾廛瘛瘼</w:t>
       </w:r>
     </w:p>
     <w:p>

--- a/help/部分余部副码顺序.docx
+++ b/help/部分余部副码顺序.docx
@@ -315,7 +315,7 @@
           <w:sz w:val="32"/>
           <w:szCs w:val="32"/>
         </w:rPr>
-        <w:t>艄毹貊貅</w:t>
+        <w:t>鲆鲇</w:t>
       </w:r>
       <w:proofErr w:type="gramEnd"/>
       <w:r>
@@ -324,7 +324,7 @@
           <w:sz w:val="32"/>
           <w:szCs w:val="32"/>
         </w:rPr>
-        <w:t>貉颔</w:t>
+        <w:t>鲈</w:t>
       </w:r>
       <w:proofErr w:type="gramStart"/>
       <w:r>
@@ -333,7 +333,7 @@
           <w:sz w:val="32"/>
           <w:szCs w:val="32"/>
         </w:rPr>
-        <w:t>腠腩腭腧塍媵鲆鲇</w:t>
+        <w:t>稣鲋鲐</w:t>
       </w:r>
       <w:proofErr w:type="gramEnd"/>
       <w:r>
@@ -342,7 +342,7 @@
           <w:sz w:val="32"/>
           <w:szCs w:val="32"/>
         </w:rPr>
-        <w:t>鲈</w:t>
+        <w:t>鹐</w:t>
       </w:r>
       <w:proofErr w:type="gramStart"/>
       <w:r>
@@ -351,7 +351,7 @@
           <w:sz w:val="32"/>
           <w:szCs w:val="32"/>
         </w:rPr>
-        <w:t>稣鲋鲐</w:t>
+        <w:t>飕</w:t>
       </w:r>
       <w:proofErr w:type="gramEnd"/>
       <w:r>
@@ -360,7 +360,7 @@
           <w:sz w:val="32"/>
           <w:szCs w:val="32"/>
         </w:rPr>
-        <w:t>鹐</w:t>
+        <w:t>遛</w:t>
       </w:r>
       <w:proofErr w:type="gramStart"/>
       <w:r>
@@ -369,7 +369,7 @@
           <w:sz w:val="32"/>
           <w:szCs w:val="32"/>
         </w:rPr>
-        <w:t>飕</w:t>
+        <w:t>馐鹑</w:t>
       </w:r>
       <w:proofErr w:type="gramEnd"/>
       <w:r>
@@ -378,7 +378,7 @@
           <w:sz w:val="32"/>
           <w:szCs w:val="32"/>
         </w:rPr>
-        <w:t>遛</w:t>
+        <w:t>亶</w:t>
       </w:r>
       <w:proofErr w:type="gramStart"/>
       <w:r>
@@ -387,7 +387,7 @@
           <w:sz w:val="32"/>
           <w:szCs w:val="32"/>
         </w:rPr>
-        <w:t>馐鹑</w:t>
+        <w:t>瘃痱痼痿瘐</w:t>
       </w:r>
       <w:proofErr w:type="gramEnd"/>
       <w:r>
@@ -396,7 +396,7 @@
           <w:sz w:val="32"/>
           <w:szCs w:val="32"/>
         </w:rPr>
-        <w:t>亶</w:t>
+        <w:t>瘆</w:t>
       </w:r>
       <w:proofErr w:type="gramStart"/>
       <w:r>
@@ -405,7 +405,7 @@
           <w:sz w:val="32"/>
           <w:szCs w:val="32"/>
         </w:rPr>
-        <w:t>瘃痱痼痿瘐</w:t>
+        <w:t>麂歆旒阗</w:t>
       </w:r>
       <w:proofErr w:type="gramEnd"/>
       <w:r>
@@ -414,7 +414,7 @@
           <w:sz w:val="32"/>
           <w:szCs w:val="32"/>
         </w:rPr>
-        <w:t>瘆</w:t>
+        <w:t>阙羧</w:t>
       </w:r>
       <w:proofErr w:type="gramStart"/>
       <w:r>
@@ -423,7 +423,7 @@
           <w:sz w:val="32"/>
           <w:szCs w:val="32"/>
         </w:rPr>
-        <w:t>麂歆旒阗</w:t>
+        <w:t>粳猷煳煜</w:t>
       </w:r>
       <w:proofErr w:type="gramEnd"/>
       <w:r>
@@ -432,7 +432,7 @@
           <w:sz w:val="32"/>
           <w:szCs w:val="32"/>
         </w:rPr>
-        <w:t>阙羧</w:t>
+        <w:t>煨煅</w:t>
       </w:r>
       <w:proofErr w:type="gramStart"/>
       <w:r>
@@ -441,7 +441,7 @@
           <w:sz w:val="32"/>
           <w:szCs w:val="32"/>
         </w:rPr>
-        <w:t>粳猷煳煜</w:t>
+        <w:t>煊煸煺溱溘漭滢溥溧溽裟</w:t>
       </w:r>
       <w:proofErr w:type="gramEnd"/>
       <w:r>
@@ -450,25 +450,7 @@
           <w:sz w:val="32"/>
           <w:szCs w:val="32"/>
         </w:rPr>
-        <w:t>煨煅</w:t>
-      </w:r>
-      <w:proofErr w:type="gramStart"/>
-      <w:r>
-        <w:rPr>
-          <w:rFonts w:ascii="宋体" w:eastAsia="宋体" w:hAnsi="宋体" w:hint="eastAsia"/>
-          <w:sz w:val="32"/>
-          <w:szCs w:val="32"/>
-        </w:rPr>
-        <w:t>煊</w:t>
-      </w:r>
-      <w:proofErr w:type="gramEnd"/>
-      <w:r>
-        <w:rPr>
-          <w:rFonts w:ascii="宋体" w:eastAsia="宋体" w:hAnsi="宋体" w:hint="eastAsia"/>
-          <w:sz w:val="32"/>
-          <w:szCs w:val="32"/>
-        </w:rPr>
-        <w:t>煸煺溱溘漭滢溥溧溽裟溻溷滫溴滏滃滦溏滂滓溟滪愫慑慊鲎骞窦窠窣裱褚裾裰禊谪媾嫫媲嫔缙缜缛辔骝缟缡缣骟耥瑶瑭觏慝嫠韬髦摽墁撂摞撄翥踅摭墉墒榖綦蔫蔷靺靼鞅靿甍蔸蔟蔺戬蕖蔻蓿鹕蓼榛榧榭槔榱槁槟槠榷僰酽酶厮碡碣碲磋臧殡霆辕蜚裴翡龇龈睿䁖睽嘞嘈嘌嘁嘎暝踌踉蜞蜮蝈蜱蜩蜷蜿螂蜢嘘嘡鹗嘣嘤嘚嗾嘧罴罱幔嶂幛赙罂骷骶鹘锲锴锶锷锸锵镁镂犒箐箦箧箍箸箬箅箪箔箜箢箓儆僳僭劁僮魆睾艋鄱膈膑鲑鲔鲚鲛鲟獐雒夤馑銮麽瘌瘊瘘瘙廖膂阚鄯鲞粿粼粽糁鹚熘熥潢漕滹漯漶潋潴漪漉漳漩澉潍慵搴窨綮谮褡褙褓褛褊谯谰屣鹛嫣嫱嫖嫦嫚嫘嫡鼐瞀骠缥缦缧缨骢耦耧瑾璜璀璎璁</w:t>
+        <w:t>溻溷滫溴滏滃滦溏滂滓溟滪愫慑慊鲎骞窦窠窣裱褚裾裰禊谪媾嫫媲嫔缙缜缛辔骝缟缡缣骟耥瑶瑭觏慝嫠韬髦摽墁撂摞撄翥踅摭墉墒榖綦蔫蔷靺靼鞅靿甍蔸蔟蔺戬蕖蔻蓿鹕蓼榛榧榭槔榱槁槟槠榷僰酽酶厮碡碣碲磋臧殡霆辕蜚裴翡龇龈睿䁖睽嘞嘈嘌嘁嘎暝踌踉蜞蜮蝈蜱蜩蜷蜿螂蜢嘘嘡鹗嘣嘤嘚嗾嘧罴罱幔嶂幛赙罂骷骶鹘锲锴锶锷锸锵镁镂犒箐箦箧箍箸箬箅箪箔箜箢箓儆僳僭劁僮魆睾艋鄱膈膑鲑鲔鲚鲛鲟獐雒夤馑銮麽瘌瘊瘘瘙廖膂阚鄯鲞粿粼粽糁鹚熘熥潢漕滹漯漶潋潴漪漉漳漩澉潍慵搴窨綮谮褡褙褓褛褊谯谰屣鹛嫣嫱嫖嫦嫚嫘嫡鼐瞀骠缥缦缧缨骢耦耧瑾璜璀璎璁撷赭撸鋆撙撺墀聩鞑蕙鞒蕈</w:t>
       </w:r>
       <w:r>
         <w:rPr>
@@ -477,7 +459,7 @@
           <w:szCs w:val="32"/>
         </w:rPr>
         <w:lastRenderedPageBreak/>
-        <w:t>撷赭撸鋆撙撺墀聩鞑蕙鞒蕈蕞蕺瞢蕲赜槿樯槭樗槲醌醅魇餍磔磙霈辘龉瞌瞋瞑嘭噶颙踝踟踒踮踯踺踞蝽蝾蝻蝰蝮螋蝓蝣蝼噗嘬颚噍噙噜噔颛幡嶙嶝骺骼镊镉镌镏镓镔箴篑篌篆牖儋磐虢鹞膘鲠鲡鲢鲣鲥鲧鲩獠馓馔麾廛瘛瘼</w:t>
+        <w:t>蕞蕺瞢蕲赜槿樯槭樗槲醌醅魇餍磔磙霈辘龉瞌瞋瞑嘭噶颙踝踟踒踮踯踺踞蝽蝾蝻蝰蝮螋蝓蝣蝼噗嘬颚噍噙噜噔颛幡嶙嶝骺骼镊镉镌镏镓镔箴篑篌篆牖儋磐虢鹞膘鲠鲡鲢鲣鲥鲧鲩獠馓馔麾廛瘛瘼</w:t>
       </w:r>
     </w:p>
     <w:p>

--- a/help/部分余部副码顺序.docx
+++ b/help/部分余部副码顺序.docx
@@ -16,16 +16,7 @@
           <w:sz w:val="32"/>
           <w:szCs w:val="32"/>
         </w:rPr>
-        <w:t>副(末位为声)：畐</w:t>
-      </w:r>
-      <w:proofErr w:type="spellStart"/>
-      <w:r>
-        <w:rPr>
-          <w:rFonts w:ascii="宋体" w:eastAsia="宋体" w:hAnsi="宋体" w:hint="eastAsia"/>
-          <w:sz w:val="32"/>
-          <w:szCs w:val="32"/>
-        </w:rPr>
-        <w:t>t</w:t>
+        <w:t>副(末位为声)：畐t</w:t>
       </w:r>
       <w:r>
         <w:rPr>
@@ -41,18 +32,96 @@
           <w:sz w:val="32"/>
           <w:szCs w:val="32"/>
         </w:rPr>
-        <w:t>f</w:t>
-      </w:r>
-      <w:proofErr w:type="spellEnd"/>
-      <w:r>
-        <w:rPr>
-          <w:rFonts w:ascii="宋体" w:eastAsia="宋体" w:hAnsi="宋体" w:hint="eastAsia"/>
-          <w:sz w:val="32"/>
-          <w:szCs w:val="32"/>
-        </w:rPr>
-        <w:t xml:space="preserve"> 喜</w:t>
-      </w:r>
-      <w:proofErr w:type="spellStart"/>
+        <w:t>f 喜k</w:t>
+      </w:r>
+      <w:r>
+        <w:rPr>
+          <w:rFonts w:ascii="宋体" w:eastAsia="宋体" w:hAnsi="宋体" w:hint="eastAsia"/>
+          <w:sz w:val="32"/>
+          <w:szCs w:val="32"/>
+        </w:rPr>
+        <w:t>u</w:t>
+      </w:r>
+      <w:r>
+        <w:rPr>
+          <w:rFonts w:ascii="宋体" w:eastAsia="宋体" w:hAnsi="宋体" w:hint="eastAsia"/>
+          <w:sz w:val="32"/>
+          <w:szCs w:val="32"/>
+        </w:rPr>
+        <w:t xml:space="preserve">djx 壹udky 皇wbh </w:t>
+      </w:r>
+      <w:proofErr w:type="gramStart"/>
+      <w:r>
+        <w:rPr>
+          <w:rFonts w:ascii="宋体" w:eastAsia="宋体" w:hAnsi="宋体" w:hint="eastAsia"/>
+          <w:sz w:val="32"/>
+          <w:szCs w:val="32"/>
+        </w:rPr>
+        <w:t>尞</w:t>
+      </w:r>
+      <w:proofErr w:type="gramEnd"/>
+      <w:r>
+        <w:rPr>
+          <w:rFonts w:ascii="宋体" w:eastAsia="宋体" w:hAnsi="宋体" w:hint="eastAsia"/>
+          <w:sz w:val="32"/>
+          <w:szCs w:val="32"/>
+        </w:rPr>
+        <w:t>xudrl⿱</w:t>
+      </w:r>
+      <w:r>
+        <w:rPr>
+          <w:rFonts w:ascii="SimSun-ExtB" w:eastAsia="SimSun-ExtB" w:hAnsi="SimSun-ExtB" w:cs="SimSun-ExtB" w:hint="eastAsia"/>
+          <w:sz w:val="32"/>
+          <w:szCs w:val="32"/>
+        </w:rPr>
+        <w:t>𠂉</w:t>
+      </w:r>
+      <w:proofErr w:type="gramStart"/>
+      <w:r>
+        <w:rPr>
+          <w:rFonts w:ascii="宋体" w:eastAsia="宋体" w:hAnsi="宋体" w:hint="eastAsia"/>
+          <w:sz w:val="32"/>
+          <w:szCs w:val="32"/>
+        </w:rPr>
+        <w:t>巾</w:t>
+      </w:r>
+      <w:proofErr w:type="gramEnd"/>
+      <w:r>
+        <w:rPr>
+          <w:rFonts w:ascii="宋体" w:eastAsia="宋体" w:hAnsi="宋体" w:hint="eastAsia"/>
+          <w:sz w:val="32"/>
+          <w:szCs w:val="32"/>
+        </w:rPr>
+        <w:t xml:space="preserve">jru 西k(y)x </w:t>
+      </w:r>
+      <w:proofErr w:type="gramStart"/>
+      <w:r>
+        <w:rPr>
+          <w:rFonts w:ascii="宋体" w:eastAsia="宋体" w:hAnsi="宋体" w:hint="eastAsia"/>
+          <w:sz w:val="32"/>
+          <w:szCs w:val="32"/>
+        </w:rPr>
+        <w:t>敖</w:t>
+      </w:r>
+      <w:proofErr w:type="gramEnd"/>
+      <w:r>
+        <w:rPr>
+          <w:rFonts w:ascii="宋体" w:eastAsia="宋体" w:hAnsi="宋体" w:hint="eastAsia"/>
+          <w:sz w:val="32"/>
+          <w:szCs w:val="32"/>
+        </w:rPr>
+        <w:t xml:space="preserve">uqo </w:t>
+      </w:r>
+      <w:proofErr w:type="gramStart"/>
+      <w:r>
+        <w:rPr>
+          <w:rFonts w:ascii="宋体" w:eastAsia="宋体" w:hAnsi="宋体" w:hint="eastAsia"/>
+          <w:sz w:val="32"/>
+          <w:szCs w:val="32"/>
+        </w:rPr>
+        <w:t>咅</w:t>
+      </w:r>
+      <w:proofErr w:type="gramEnd"/>
       <w:r>
         <w:rPr>
           <w:rFonts w:ascii="宋体" w:eastAsia="宋体" w:hAnsi="宋体" w:hint="eastAsia"/>
@@ -67,88 +136,15 @@
           <w:sz w:val="32"/>
           <w:szCs w:val="32"/>
         </w:rPr>
-        <w:t>u</w:t>
-      </w:r>
-      <w:r>
-        <w:rPr>
-          <w:rFonts w:ascii="宋体" w:eastAsia="宋体" w:hAnsi="宋体" w:hint="eastAsia"/>
-          <w:sz w:val="32"/>
-          <w:szCs w:val="32"/>
-        </w:rPr>
-        <w:t>djx</w:t>
-      </w:r>
-      <w:proofErr w:type="spellEnd"/>
-      <w:r>
-        <w:rPr>
-          <w:rFonts w:ascii="宋体" w:eastAsia="宋体" w:hAnsi="宋体" w:hint="eastAsia"/>
-          <w:sz w:val="32"/>
-          <w:szCs w:val="32"/>
-        </w:rPr>
-        <w:t xml:space="preserve"> 壹</w:t>
-      </w:r>
-      <w:proofErr w:type="spellStart"/>
-      <w:r>
-        <w:rPr>
-          <w:rFonts w:ascii="宋体" w:eastAsia="宋体" w:hAnsi="宋体" w:hint="eastAsia"/>
-          <w:sz w:val="32"/>
-          <w:szCs w:val="32"/>
-        </w:rPr>
-        <w:t>udky</w:t>
-      </w:r>
-      <w:proofErr w:type="spellEnd"/>
-      <w:r>
-        <w:rPr>
-          <w:rFonts w:ascii="宋体" w:eastAsia="宋体" w:hAnsi="宋体" w:hint="eastAsia"/>
-          <w:sz w:val="32"/>
-          <w:szCs w:val="32"/>
-        </w:rPr>
-        <w:t xml:space="preserve"> 皇</w:t>
-      </w:r>
-      <w:proofErr w:type="spellStart"/>
-      <w:r>
-        <w:rPr>
-          <w:rFonts w:ascii="宋体" w:eastAsia="宋体" w:hAnsi="宋体" w:hint="eastAsia"/>
-          <w:sz w:val="32"/>
-          <w:szCs w:val="32"/>
-        </w:rPr>
-        <w:t>wbh</w:t>
-      </w:r>
-      <w:proofErr w:type="spellEnd"/>
-      <w:r>
-        <w:rPr>
-          <w:rFonts w:ascii="宋体" w:eastAsia="宋体" w:hAnsi="宋体" w:hint="eastAsia"/>
-          <w:sz w:val="32"/>
-          <w:szCs w:val="32"/>
-        </w:rPr>
-        <w:t xml:space="preserve"> </w:t>
-      </w:r>
-      <w:proofErr w:type="gramStart"/>
-      <w:r>
-        <w:rPr>
-          <w:rFonts w:ascii="宋体" w:eastAsia="宋体" w:hAnsi="宋体" w:hint="eastAsia"/>
-          <w:sz w:val="32"/>
-          <w:szCs w:val="32"/>
-        </w:rPr>
-        <w:t>尞</w:t>
-      </w:r>
-      <w:proofErr w:type="spellStart"/>
-      <w:proofErr w:type="gramEnd"/>
-      <w:r>
-        <w:rPr>
-          <w:rFonts w:ascii="宋体" w:eastAsia="宋体" w:hAnsi="宋体" w:hint="eastAsia"/>
-          <w:sz w:val="32"/>
-          <w:szCs w:val="32"/>
-        </w:rPr>
-        <w:t>xudrl</w:t>
-      </w:r>
-      <w:proofErr w:type="spellEnd"/>
-      <w:r>
-        <w:rPr>
-          <w:rFonts w:ascii="宋体" w:eastAsia="宋体" w:hAnsi="宋体" w:hint="eastAsia"/>
-          <w:sz w:val="32"/>
-          <w:szCs w:val="32"/>
-        </w:rPr>
-        <w:t>⿱</w:t>
+        <w:t>l</w:t>
+      </w:r>
+      <w:r>
+        <w:rPr>
+          <w:rFonts w:ascii="宋体" w:eastAsia="宋体" w:hAnsi="宋体" w:hint="eastAsia"/>
+          <w:sz w:val="32"/>
+          <w:szCs w:val="32"/>
+        </w:rPr>
+        <w:t>dt 疌zksvj 龹(</w:t>
       </w:r>
       <w:r>
         <w:rPr>
@@ -156,132 +152,6 @@
           <w:sz w:val="32"/>
           <w:szCs w:val="32"/>
         </w:rPr>
-        <w:t>𠂉</w:t>
-      </w:r>
-      <w:proofErr w:type="gramStart"/>
-      <w:r>
-        <w:rPr>
-          <w:rFonts w:ascii="宋体" w:eastAsia="宋体" w:hAnsi="宋体" w:hint="eastAsia"/>
-          <w:sz w:val="32"/>
-          <w:szCs w:val="32"/>
-        </w:rPr>
-        <w:t>巾</w:t>
-      </w:r>
-      <w:proofErr w:type="spellStart"/>
-      <w:proofErr w:type="gramEnd"/>
-      <w:r>
-        <w:rPr>
-          <w:rFonts w:ascii="宋体" w:eastAsia="宋体" w:hAnsi="宋体" w:hint="eastAsia"/>
-          <w:sz w:val="32"/>
-          <w:szCs w:val="32"/>
-        </w:rPr>
-        <w:t>jru</w:t>
-      </w:r>
-      <w:proofErr w:type="spellEnd"/>
-      <w:r>
-        <w:rPr>
-          <w:rFonts w:ascii="宋体" w:eastAsia="宋体" w:hAnsi="宋体" w:hint="eastAsia"/>
-          <w:sz w:val="32"/>
-          <w:szCs w:val="32"/>
-        </w:rPr>
-        <w:t xml:space="preserve"> 西k(y)x </w:t>
-      </w:r>
-      <w:proofErr w:type="gramStart"/>
-      <w:r>
-        <w:rPr>
-          <w:rFonts w:ascii="宋体" w:eastAsia="宋体" w:hAnsi="宋体" w:hint="eastAsia"/>
-          <w:sz w:val="32"/>
-          <w:szCs w:val="32"/>
-        </w:rPr>
-        <w:t>敖</w:t>
-      </w:r>
-      <w:proofErr w:type="spellStart"/>
-      <w:proofErr w:type="gramEnd"/>
-      <w:r>
-        <w:rPr>
-          <w:rFonts w:ascii="宋体" w:eastAsia="宋体" w:hAnsi="宋体" w:hint="eastAsia"/>
-          <w:sz w:val="32"/>
-          <w:szCs w:val="32"/>
-        </w:rPr>
-        <w:t>uqo</w:t>
-      </w:r>
-      <w:proofErr w:type="spellEnd"/>
-      <w:r>
-        <w:rPr>
-          <w:rFonts w:ascii="宋体" w:eastAsia="宋体" w:hAnsi="宋体" w:hint="eastAsia"/>
-          <w:sz w:val="32"/>
-          <w:szCs w:val="32"/>
-        </w:rPr>
-        <w:t xml:space="preserve"> </w:t>
-      </w:r>
-      <w:proofErr w:type="gramStart"/>
-      <w:r>
-        <w:rPr>
-          <w:rFonts w:ascii="宋体" w:eastAsia="宋体" w:hAnsi="宋体" w:hint="eastAsia"/>
-          <w:sz w:val="32"/>
-          <w:szCs w:val="32"/>
-        </w:rPr>
-        <w:t>咅</w:t>
-      </w:r>
-      <w:proofErr w:type="spellStart"/>
-      <w:proofErr w:type="gramEnd"/>
-      <w:r>
-        <w:rPr>
-          <w:rFonts w:ascii="宋体" w:eastAsia="宋体" w:hAnsi="宋体" w:hint="eastAsia"/>
-          <w:sz w:val="32"/>
-          <w:szCs w:val="32"/>
-        </w:rPr>
-        <w:t>k</w:t>
-      </w:r>
-      <w:r>
-        <w:rPr>
-          <w:rFonts w:ascii="宋体" w:eastAsia="宋体" w:hAnsi="宋体" w:hint="eastAsia"/>
-          <w:sz w:val="32"/>
-          <w:szCs w:val="32"/>
-        </w:rPr>
-        <w:t>l</w:t>
-      </w:r>
-      <w:r>
-        <w:rPr>
-          <w:rFonts w:ascii="宋体" w:eastAsia="宋体" w:hAnsi="宋体" w:hint="eastAsia"/>
-          <w:sz w:val="32"/>
-          <w:szCs w:val="32"/>
-        </w:rPr>
-        <w:t>dt</w:t>
-      </w:r>
-      <w:proofErr w:type="spellEnd"/>
-      <w:r>
-        <w:rPr>
-          <w:rFonts w:ascii="宋体" w:eastAsia="宋体" w:hAnsi="宋体" w:hint="eastAsia"/>
-          <w:sz w:val="32"/>
-          <w:szCs w:val="32"/>
-        </w:rPr>
-        <w:t xml:space="preserve"> 疌</w:t>
-      </w:r>
-      <w:proofErr w:type="spellStart"/>
-      <w:r>
-        <w:rPr>
-          <w:rFonts w:ascii="宋体" w:eastAsia="宋体" w:hAnsi="宋体" w:hint="eastAsia"/>
-          <w:sz w:val="32"/>
-          <w:szCs w:val="32"/>
-        </w:rPr>
-        <w:t>zksvj</w:t>
-      </w:r>
-      <w:proofErr w:type="spellEnd"/>
-      <w:r>
-        <w:rPr>
-          <w:rFonts w:ascii="宋体" w:eastAsia="宋体" w:hAnsi="宋体" w:hint="eastAsia"/>
-          <w:sz w:val="32"/>
-          <w:szCs w:val="32"/>
-        </w:rPr>
-        <w:t xml:space="preserve"> 龹(</w:t>
-      </w:r>
-      <w:r>
-        <w:rPr>
-          <w:rFonts w:ascii="SimSun-ExtB" w:eastAsia="SimSun-ExtB" w:hAnsi="SimSun-ExtB" w:cs="SimSun-ExtB" w:hint="eastAsia"/>
-          <w:sz w:val="32"/>
-          <w:szCs w:val="32"/>
-        </w:rPr>
         <w:t>𢍏</w:t>
       </w:r>
       <w:r>
@@ -290,18 +160,8 @@
           <w:sz w:val="32"/>
           <w:szCs w:val="32"/>
         </w:rPr>
-        <w:t xml:space="preserve">) </w:t>
-      </w:r>
-      <w:proofErr w:type="spellStart"/>
-      <w:r>
-        <w:rPr>
-          <w:rFonts w:ascii="宋体" w:eastAsia="宋体" w:hAnsi="宋体" w:hint="eastAsia"/>
-          <w:sz w:val="32"/>
-          <w:szCs w:val="32"/>
-        </w:rPr>
-        <w:t>dmcorj</w:t>
-      </w:r>
-      <w:proofErr w:type="spellEnd"/>
+        <w:t>) dmcorj</w:t>
+      </w:r>
     </w:p>
     <w:p>
       <w:pPr>
@@ -351,72 +211,8 @@
           <w:sz w:val="32"/>
           <w:szCs w:val="32"/>
         </w:rPr>
-        <w:t xml:space="preserve">=r. rf yi2bu, yi2bu=r. </w:t>
-      </w:r>
-      <w:proofErr w:type="spellStart"/>
-      <w:r>
-        <w:rPr>
-          <w:rFonts w:ascii="宋体" w:eastAsia="宋体" w:hAnsi="宋体" w:hint="eastAsia"/>
-          <w:sz w:val="32"/>
-          <w:szCs w:val="32"/>
-        </w:rPr>
-        <w:t>i</w:t>
-      </w:r>
-      <w:proofErr w:type="spellEnd"/>
-      <w:r>
-        <w:rPr>
-          <w:rFonts w:ascii="宋体" w:eastAsia="宋体" w:hAnsi="宋体" w:hint="eastAsia"/>
-          <w:sz w:val="32"/>
-          <w:szCs w:val="32"/>
-        </w:rPr>
-        <w:t xml:space="preserve">. bi </w:t>
-      </w:r>
-      <w:proofErr w:type="spellStart"/>
-      <w:r>
-        <w:rPr>
-          <w:rFonts w:ascii="宋体" w:eastAsia="宋体" w:hAnsi="宋体" w:hint="eastAsia"/>
-          <w:sz w:val="32"/>
-          <w:szCs w:val="32"/>
-        </w:rPr>
-        <w:t>ui</w:t>
-      </w:r>
-      <w:proofErr w:type="spellEnd"/>
-      <w:r>
-        <w:rPr>
-          <w:rFonts w:ascii="宋体" w:eastAsia="宋体" w:hAnsi="宋体" w:hint="eastAsia"/>
-          <w:sz w:val="32"/>
-          <w:szCs w:val="32"/>
-        </w:rPr>
-        <w:t xml:space="preserve"> </w:t>
-      </w:r>
-      <w:proofErr w:type="spellStart"/>
-      <w:r>
-        <w:rPr>
-          <w:rFonts w:ascii="宋体" w:eastAsia="宋体" w:hAnsi="宋体" w:hint="eastAsia"/>
-          <w:sz w:val="32"/>
-          <w:szCs w:val="32"/>
-        </w:rPr>
-        <w:t>i</w:t>
-      </w:r>
-      <w:proofErr w:type="spellEnd"/>
-      <w:r>
-        <w:rPr>
-          <w:rFonts w:ascii="宋体" w:eastAsia="宋体" w:hAnsi="宋体" w:hint="eastAsia"/>
-          <w:sz w:val="32"/>
-          <w:szCs w:val="32"/>
-        </w:rPr>
-        <w:t>. md vi(b)→</w:t>
-      </w:r>
-      <w:proofErr w:type="spellStart"/>
-      <w:r>
-        <w:rPr>
-          <w:rFonts w:ascii="宋体" w:eastAsia="宋体" w:hAnsi="宋体" w:hint="eastAsia"/>
-          <w:sz w:val="32"/>
-          <w:szCs w:val="32"/>
-        </w:rPr>
-        <w:t>rc</w:t>
-      </w:r>
-      <w:proofErr w:type="spellEnd"/>
+        <w:t>=r. rf yi2bu, yi2bu=r. i. bi ui i. md vi(b)→rc</w:t>
+      </w:r>
     </w:p>
     <w:p>
       <w:pPr>
@@ -442,25 +238,7 @@
           <w:sz w:val="32"/>
           <w:szCs w:val="32"/>
         </w:rPr>
-        <w:t xml:space="preserve">=r. </w:t>
-      </w:r>
-      <w:proofErr w:type="spellStart"/>
-      <w:r>
-        <w:rPr>
-          <w:rFonts w:ascii="宋体" w:eastAsia="宋体" w:hAnsi="宋体" w:hint="eastAsia"/>
-          <w:sz w:val="32"/>
-          <w:szCs w:val="32"/>
-        </w:rPr>
-        <w:t>ri</w:t>
-      </w:r>
-      <w:proofErr w:type="spellEnd"/>
-      <w:r>
-        <w:rPr>
-          <w:rFonts w:ascii="宋体" w:eastAsia="宋体" w:hAnsi="宋体" w:hint="eastAsia"/>
-          <w:sz w:val="32"/>
-          <w:szCs w:val="32"/>
-        </w:rPr>
-        <w:t xml:space="preserve"> qm4d, qm4d=r. dk rf→rf</w:t>
+        <w:t>=r. ri qm4d, qm4d=r. dk rf→rf</w:t>
       </w:r>
     </w:p>
     <w:p>
@@ -485,45 +263,8 @@
           <w:sz w:val="32"/>
           <w:szCs w:val="32"/>
         </w:rPr>
-        <w:t xml:space="preserve">=r. </w:t>
-      </w:r>
-      <w:proofErr w:type="spellStart"/>
-      <w:r>
-        <w:rPr>
-          <w:rFonts w:ascii="宋体" w:eastAsia="宋体" w:hAnsi="宋体" w:hint="eastAsia"/>
-          <w:sz w:val="32"/>
-          <w:szCs w:val="32"/>
-        </w:rPr>
-        <w:t>rb</w:t>
-      </w:r>
-      <w:proofErr w:type="spellEnd"/>
-      <w:r>
-        <w:rPr>
-          <w:rFonts w:ascii="宋体" w:eastAsia="宋体" w:hAnsi="宋体" w:hint="eastAsia"/>
-          <w:sz w:val="32"/>
-          <w:szCs w:val="32"/>
-        </w:rPr>
-        <w:t xml:space="preserve"> yi1u, yi1u=ii. uh </w:t>
-      </w:r>
-      <w:proofErr w:type="spellStart"/>
-      <w:r>
-        <w:rPr>
-          <w:rFonts w:ascii="宋体" w:eastAsia="宋体" w:hAnsi="宋体" w:hint="eastAsia"/>
-          <w:sz w:val="32"/>
-          <w:szCs w:val="32"/>
-        </w:rPr>
-        <w:t>dp</w:t>
-      </w:r>
-      <w:proofErr w:type="spellEnd"/>
-      <w:r>
-        <w:rPr>
-          <w:rFonts w:ascii="宋体" w:eastAsia="宋体" w:hAnsi="宋体" w:hint="eastAsia"/>
-          <w:sz w:val="32"/>
-          <w:szCs w:val="32"/>
-        </w:rPr>
-        <w:t xml:space="preserve"> du, du=iii. ah kb dm ah→</w:t>
-      </w:r>
-      <w:proofErr w:type="spellStart"/>
+        <w:t>=r. rb yi1u, yi1u=ii. uh dp du, du=iii. ah kb dm ah→</w:t>
+      </w:r>
       <w:r>
         <w:rPr>
           <w:rFonts w:ascii="宋体" w:eastAsia="宋体" w:hAnsi="宋体" w:hint="eastAsia"/>
@@ -532,7 +273,6 @@
         </w:rPr>
         <w:t>rg</w:t>
       </w:r>
-      <w:proofErr w:type="spellEnd"/>
     </w:p>
     <w:p>
       <w:pPr>
@@ -568,77 +308,13 @@
           <w:szCs w:val="32"/>
         </w:rPr>
       </w:pPr>
-      <w:proofErr w:type="gramStart"/>
-      <w:r>
-        <w:rPr>
-          <w:rFonts w:ascii="宋体" w:eastAsia="宋体" w:hAnsi="宋体" w:hint="eastAsia"/>
-          <w:sz w:val="32"/>
-          <w:szCs w:val="32"/>
-        </w:rPr>
-        <w:t>溱溘漭滢溥溧溽裟溻溷滫</w:t>
-      </w:r>
-      <w:proofErr w:type="gramEnd"/>
-      <w:r>
-        <w:rPr>
-          <w:rFonts w:ascii="宋体" w:eastAsia="宋体" w:hAnsi="宋体" w:hint="eastAsia"/>
-          <w:sz w:val="32"/>
-          <w:szCs w:val="32"/>
-        </w:rPr>
-        <w:t>溴</w:t>
-      </w:r>
-      <w:proofErr w:type="gramStart"/>
-      <w:r>
-        <w:rPr>
-          <w:rFonts w:ascii="宋体" w:eastAsia="宋体" w:hAnsi="宋体" w:hint="eastAsia"/>
-          <w:sz w:val="32"/>
-          <w:szCs w:val="32"/>
-        </w:rPr>
-        <w:t>滏滃滦溏滂滓溟滪愫慑慊鲎骞</w:t>
-      </w:r>
-      <w:proofErr w:type="gramEnd"/>
-      <w:r>
-        <w:rPr>
-          <w:rFonts w:ascii="宋体" w:eastAsia="宋体" w:hAnsi="宋体" w:hint="eastAsia"/>
-          <w:sz w:val="32"/>
-          <w:szCs w:val="32"/>
-        </w:rPr>
-        <w:t>窦</w:t>
-      </w:r>
-      <w:proofErr w:type="gramStart"/>
-      <w:r>
-        <w:rPr>
-          <w:rFonts w:ascii="宋体" w:eastAsia="宋体" w:hAnsi="宋体" w:hint="eastAsia"/>
-          <w:sz w:val="32"/>
-          <w:szCs w:val="32"/>
-        </w:rPr>
-        <w:t>窠</w:t>
-      </w:r>
-      <w:proofErr w:type="gramEnd"/>
-      <w:r>
-        <w:rPr>
-          <w:rFonts w:ascii="宋体" w:eastAsia="宋体" w:hAnsi="宋体" w:hint="eastAsia"/>
-          <w:sz w:val="32"/>
-          <w:szCs w:val="32"/>
-        </w:rPr>
-        <w:t>窣裱</w:t>
-      </w:r>
-      <w:proofErr w:type="gramStart"/>
-      <w:r>
-        <w:rPr>
-          <w:rFonts w:ascii="宋体" w:eastAsia="宋体" w:hAnsi="宋体" w:hint="eastAsia"/>
-          <w:sz w:val="32"/>
-          <w:szCs w:val="32"/>
-        </w:rPr>
-        <w:t>褚裾裰禊谪媾嫫</w:t>
-      </w:r>
-      <w:proofErr w:type="gramEnd"/>
-      <w:r>
-        <w:rPr>
-          <w:rFonts w:ascii="宋体" w:eastAsia="宋体" w:hAnsi="宋体" w:hint="eastAsia"/>
-          <w:sz w:val="32"/>
-          <w:szCs w:val="32"/>
-        </w:rPr>
-        <w:t>媲嫔缙缜缛辔骝缟缡缣骟耥瑶瑭觏慝嫠韬髦摽墁撂摞撄翥踅摭墉墒榖綦蔫蔷靺靼鞅靿甍蔸蔟蔺戬蕖蔻蓿鹕蓼榛榧榭槔榱槁槟槠榷僰酽酶厮碡碣碲磋臧殡霆辕蜚裴翡龇龈睿䁖睽嘞嘈嘌嘁嘎暝踌踉蜞蜮蝈蜱蜩蜷蜿螂蜢嘘嘡鹗嘣嘤嘚嗾嘧罴罱幔嶂幛赙罂骷骶鹘锲锴锶锷锸锵镁镂犒箐箦箧箍箸箬箅箪箔箜箢箓儆僳僭劁僮魆睾艋鄱膈膑鲑鲔鲚鲛鲟獐雒夤馑銮麽瘌瘊瘘瘙廖膂阚鄯鲞粿粼粽糁鹚熘熥潢漕滹漯漶潋潴漪漉漳漩澉潍慵搴窨綮谮褡褙褓褛褊谯谰屣鹛嫣嫱嫖嫦嫚嫘嫡鼐瞀骠缥缦缧缨骢耦耧瑾璜璀璎璁撷赭撸鋆撙撺墀聩鞑蕙鞒蕈蕞蕺瞢蕲赜槿樯槭樗槲醌醅魇餍磔磙霈辘龉瞌瞋瞑嘭噶颙踝踟踒踮踯踺踞蝽</w:t>
+      <w:r>
+        <w:rPr>
+          <w:rFonts w:ascii="宋体" w:eastAsia="宋体" w:hAnsi="宋体" w:hint="eastAsia"/>
+          <w:sz w:val="32"/>
+          <w:szCs w:val="32"/>
+        </w:rPr>
+        <w:t>溻溷滫溴滏滃滦溏滂滓溟滪愫慑慊鲎骞窦窠窣裱褚裾裰禊谪媾嫫媲嫔缙缜缛辔骝缟缡缣骟耥瑶瑭觏慝嫠韬髦摽墁撂摞撄翥踅摭墉墒榖綦蔫蔷靺靼鞅靿甍蔸蔟蔺戬蕖蔻蓿鹕蓼榛榧榭槔榱槁槟槠榷僰酽酶厮碡碣碲磋臧殡霆辕蜚裴翡龇龈睿䁖睽嘞嘈嘌嘁嘎暝踌踉蜞蜮蝈蜱蜩蜷蜿螂蜢嘘嘡鹗嘣嘤嘚嗾嘧罴罱幔嶂幛赙罂骷骶鹘锲锴锶锷锸锵镁镂犒箐箦箧箍箸箬箅箪箔箜箢箓儆僳僭劁僮魆睾艋鄱膈膑鲑鲔鲚鲛鲟獐雒夤馑銮麽瘌瘊瘘瘙廖膂阚鄯鲞粿粼粽糁鹚熘熥潢漕滹漯漶潋潴漪漉漳漩澉潍慵搴窨綮谮褡褙褓褛褊谯谰屣鹛嫣嫱嫖嫦嫚嫘嫡鼐瞀骠缥缦缧缨骢耦耧瑾璜璀璎璁撷赭撸鋆撙撺墀聩鞑蕙鞒蕈蕞蕺瞢蕲赜槿樯槭樗槲醌醅魇餍磔磙霈辘龉瞌瞋瞑嘭噶颙踝踟踒踮踯踺踞蝽蝾蝻蝰蝮螋蝓蝣蝼</w:t>
       </w:r>
       <w:r>
         <w:rPr>
@@ -647,7 +323,7 @@
           <w:szCs w:val="32"/>
         </w:rPr>
         <w:lastRenderedPageBreak/>
-        <w:t>蝾蝻蝰蝮螋蝓蝣蝼噗嘬颚噍噙噜噔颛幡嶙嶝骺骼镊镉镌镏镓镔箴篑篌篆牖儋磐虢鹞膘鲠鲡鲢鲣鲥鲧鲩獠馓馔麾廛瘛瘼</w:t>
+        <w:t>噗嘬颚噍噙噜噔颛幡嶙嶝骺骼镊镉镌镏镓镔箴篑篌篆牖儋磐虢鹞膘鲠鲡鲢鲣鲥鲧鲩獠馓馔麾廛瘛瘼</w:t>
       </w:r>
     </w:p>
     <w:p>

--- a/help/部分余部副码顺序.docx
+++ b/help/部分余部副码顺序.docx
@@ -48,25 +48,7 @@
           <w:sz w:val="32"/>
           <w:szCs w:val="32"/>
         </w:rPr>
-        <w:t xml:space="preserve">djx 壹udky 皇wbh </w:t>
-      </w:r>
-      <w:proofErr w:type="gramStart"/>
-      <w:r>
-        <w:rPr>
-          <w:rFonts w:ascii="宋体" w:eastAsia="宋体" w:hAnsi="宋体" w:hint="eastAsia"/>
-          <w:sz w:val="32"/>
-          <w:szCs w:val="32"/>
-        </w:rPr>
-        <w:t>尞</w:t>
-      </w:r>
-      <w:proofErr w:type="gramEnd"/>
-      <w:r>
-        <w:rPr>
-          <w:rFonts w:ascii="宋体" w:eastAsia="宋体" w:hAnsi="宋体" w:hint="eastAsia"/>
-          <w:sz w:val="32"/>
-          <w:szCs w:val="32"/>
-        </w:rPr>
-        <w:t>xudrl⿱</w:t>
+        <w:t>djx 壹udky 皇wbh 尞xudrl⿱</w:t>
       </w:r>
       <w:r>
         <w:rPr>
@@ -76,59 +58,13 @@
         </w:rPr>
         <w:t>𠂉</w:t>
       </w:r>
-      <w:proofErr w:type="gramStart"/>
-      <w:r>
-        <w:rPr>
-          <w:rFonts w:ascii="宋体" w:eastAsia="宋体" w:hAnsi="宋体" w:hint="eastAsia"/>
-          <w:sz w:val="32"/>
-          <w:szCs w:val="32"/>
-        </w:rPr>
-        <w:t>巾</w:t>
-      </w:r>
-      <w:proofErr w:type="gramEnd"/>
-      <w:r>
-        <w:rPr>
-          <w:rFonts w:ascii="宋体" w:eastAsia="宋体" w:hAnsi="宋体" w:hint="eastAsia"/>
-          <w:sz w:val="32"/>
-          <w:szCs w:val="32"/>
-        </w:rPr>
-        <w:t xml:space="preserve">jru 西k(y)x </w:t>
-      </w:r>
-      <w:proofErr w:type="gramStart"/>
-      <w:r>
-        <w:rPr>
-          <w:rFonts w:ascii="宋体" w:eastAsia="宋体" w:hAnsi="宋体" w:hint="eastAsia"/>
-          <w:sz w:val="32"/>
-          <w:szCs w:val="32"/>
-        </w:rPr>
-        <w:t>敖</w:t>
-      </w:r>
-      <w:proofErr w:type="gramEnd"/>
-      <w:r>
-        <w:rPr>
-          <w:rFonts w:ascii="宋体" w:eastAsia="宋体" w:hAnsi="宋体" w:hint="eastAsia"/>
-          <w:sz w:val="32"/>
-          <w:szCs w:val="32"/>
-        </w:rPr>
-        <w:t xml:space="preserve">uqo </w:t>
-      </w:r>
-      <w:proofErr w:type="gramStart"/>
-      <w:r>
-        <w:rPr>
-          <w:rFonts w:ascii="宋体" w:eastAsia="宋体" w:hAnsi="宋体" w:hint="eastAsia"/>
-          <w:sz w:val="32"/>
-          <w:szCs w:val="32"/>
-        </w:rPr>
-        <w:t>咅</w:t>
-      </w:r>
-      <w:proofErr w:type="gramEnd"/>
-      <w:r>
-        <w:rPr>
-          <w:rFonts w:ascii="宋体" w:eastAsia="宋体" w:hAnsi="宋体" w:hint="eastAsia"/>
-          <w:sz w:val="32"/>
-          <w:szCs w:val="32"/>
-        </w:rPr>
-        <w:t>k</w:t>
+      <w:r>
+        <w:rPr>
+          <w:rFonts w:ascii="宋体" w:eastAsia="宋体" w:hAnsi="宋体" w:hint="eastAsia"/>
+          <w:sz w:val="32"/>
+          <w:szCs w:val="32"/>
+        </w:rPr>
+        <w:t>巾jru 西k(y)x 敖uqo 咅k</w:t>
       </w:r>
       <w:r>
         <w:rPr>
@@ -222,7 +158,6 @@
           <w:szCs w:val="32"/>
         </w:rPr>
       </w:pPr>
-      <w:proofErr w:type="gramStart"/>
       <w:r>
         <w:rPr>
           <w:rFonts w:ascii="宋体" w:eastAsia="宋体" w:hAnsi="宋体"/>
@@ -231,7 +166,6 @@
         </w:rPr>
         <w:t>欥</w:t>
       </w:r>
-      <w:proofErr w:type="gramEnd"/>
       <w:r>
         <w:rPr>
           <w:rFonts w:ascii="宋体" w:eastAsia="宋体" w:hAnsi="宋体" w:hint="eastAsia"/>
@@ -314,7 +248,7 @@
           <w:sz w:val="32"/>
           <w:szCs w:val="32"/>
         </w:rPr>
-        <w:t>溻溷滫溴滏滃滦溏滂滓溟滪愫慑慊鲎骞窦窠窣裱褚裾裰禊谪媾嫫媲嫔缙缜缛辔骝缟缡缣骟耥瑶瑭觏慝嫠韬髦摽墁撂摞撄翥踅摭墉墒榖綦蔫蔷靺靼鞅靿甍蔸蔟蔺戬蕖蔻蓿鹕蓼榛榧榭槔榱槁槟槠榷僰酽酶厮碡碣碲磋臧殡霆辕蜚裴翡龇龈睿䁖睽嘞嘈嘌嘁嘎暝踌踉蜞蜮蝈蜱蜩蜷蜿螂蜢嘘嘡鹗嘣嘤嘚嗾嘧罴罱幔嶂幛赙罂骷骶鹘锲锴锶锷锸锵镁镂犒箐箦箧箍箸箬箅箪箔箜箢箓儆僳僭劁僮魆睾艋鄱膈膑鲑鲔鲚鲛鲟獐雒夤馑銮麽瘌瘊瘘瘙廖膂阚鄯鲞粿粼粽糁鹚熘熥潢漕滹漯漶潋潴漪漉漳漩澉潍慵搴窨綮谮褡褙褓褛褊谯谰屣鹛嫣嫱嫖嫦嫚嫘嫡鼐瞀骠缥缦缧缨骢耦耧瑾璜璀璎璁撷赭撸鋆撙撺墀聩鞑蕙鞒蕈蕞蕺瞢蕲赜槿樯槭樗槲醌醅魇餍磔磙霈辘龉瞌瞋瞑嘭噶颙踝踟踒踮踯踺踞蝽蝾蝻蝰蝮螋蝓蝣蝼</w:t>
+        <w:t>慑慊鲎骞窦窠窣裱褚裾裰禊谪媾嫫媲嫔缙缜缛辔骝缟缡缣骟耥瑶瑭觏慝嫠韬髦摽墁撂摞撄翥踅摭墉墒榖綦蔫蔷靺靼鞅靿甍蔸蔟蔺戬蕖蔻蓿鹕蓼榛榧榭槔榱槁槟槠榷僰酽酶厮碡碣碲磋臧殡霆辕蜚裴翡龇龈睿䁖睽嘞嘈嘌嘁嘎暝踌踉蜞蜮蝈蜱蜩蜷蜿螂蜢嘘嘡鹗嘣嘤嘚嗾嘧罴罱幔嶂幛赙罂骷骶鹘锲锴锶锷锸锵镁镂犒箐箦箧箍箸箬箅箪箔箜箢箓儆僳僭劁僮魆睾艋鄱膈膑鲑鲔鲚鲛鲟獐雒夤馑銮麽瘌瘊瘘瘙廖膂阚鄯鲞粿粼粽糁鹚熘熥潢漕滹漯漶潋潴漪漉漳漩澉潍慵搴窨綮谮褡褙褓褛褊谯谰屣鹛嫣嫱嫖嫦嫚嫘嫡鼐瞀骠缥缦缧缨骢耦耧瑾璜璀璎璁撷赭撸鋆撙撺墀聩鞑蕙鞒蕈蕞蕺瞢蕲赜槿樯槭樗槲醌醅魇餍磔磙霈辘龉瞌瞋瞑嘭噶颙踝踟踒踮踯踺踞蝽蝾蝻蝰蝮螋蝓蝣蝼噗嘬颚噍噙噜噔颛幡嶙嶝骺骼</w:t>
       </w:r>
       <w:r>
         <w:rPr>
@@ -323,7 +257,7 @@
           <w:szCs w:val="32"/>
         </w:rPr>
         <w:lastRenderedPageBreak/>
-        <w:t>噗嘬颚噍噙噜噔颛幡嶙嶝骺骼镊镉镌镏镓镔箴篑篌篆牖儋磐虢鹞膘鲠鲡鲢鲣鲥鲧鲩獠馓馔麾廛瘛瘼</w:t>
+        <w:t>镊镉镌镏镓镔箴篑篌篆牖儋磐虢鹞膘鲠鲡鲢鲣鲥鲧鲩獠馓馔麾廛瘛瘼</w:t>
       </w:r>
     </w:p>
     <w:p>

--- a/help/部分余部副码顺序.docx
+++ b/help/部分余部副码顺序.docx
@@ -48,7 +48,25 @@
           <w:sz w:val="32"/>
           <w:szCs w:val="32"/>
         </w:rPr>
-        <w:t>djx 壹udky 皇wbh 尞xudrl⿱</w:t>
+        <w:t xml:space="preserve">djx 壹udky 皇wbh </w:t>
+      </w:r>
+      <w:proofErr w:type="gramStart"/>
+      <w:r>
+        <w:rPr>
+          <w:rFonts w:ascii="宋体" w:eastAsia="宋体" w:hAnsi="宋体" w:hint="eastAsia"/>
+          <w:sz w:val="32"/>
+          <w:szCs w:val="32"/>
+        </w:rPr>
+        <w:t>尞</w:t>
+      </w:r>
+      <w:proofErr w:type="gramEnd"/>
+      <w:r>
+        <w:rPr>
+          <w:rFonts w:ascii="宋体" w:eastAsia="宋体" w:hAnsi="宋体" w:hint="eastAsia"/>
+          <w:sz w:val="32"/>
+          <w:szCs w:val="32"/>
+        </w:rPr>
+        <w:t>xudrl⿱</w:t>
       </w:r>
       <w:r>
         <w:rPr>
@@ -58,13 +76,59 @@
         </w:rPr>
         <w:t>𠂉</w:t>
       </w:r>
-      <w:r>
-        <w:rPr>
-          <w:rFonts w:ascii="宋体" w:eastAsia="宋体" w:hAnsi="宋体" w:hint="eastAsia"/>
-          <w:sz w:val="32"/>
-          <w:szCs w:val="32"/>
-        </w:rPr>
-        <w:t>巾jru 西k(y)x 敖uqo 咅k</w:t>
+      <w:proofErr w:type="gramStart"/>
+      <w:r>
+        <w:rPr>
+          <w:rFonts w:ascii="宋体" w:eastAsia="宋体" w:hAnsi="宋体" w:hint="eastAsia"/>
+          <w:sz w:val="32"/>
+          <w:szCs w:val="32"/>
+        </w:rPr>
+        <w:t>巾</w:t>
+      </w:r>
+      <w:proofErr w:type="gramEnd"/>
+      <w:r>
+        <w:rPr>
+          <w:rFonts w:ascii="宋体" w:eastAsia="宋体" w:hAnsi="宋体" w:hint="eastAsia"/>
+          <w:sz w:val="32"/>
+          <w:szCs w:val="32"/>
+        </w:rPr>
+        <w:t xml:space="preserve">jru 西k(y)x </w:t>
+      </w:r>
+      <w:proofErr w:type="gramStart"/>
+      <w:r>
+        <w:rPr>
+          <w:rFonts w:ascii="宋体" w:eastAsia="宋体" w:hAnsi="宋体" w:hint="eastAsia"/>
+          <w:sz w:val="32"/>
+          <w:szCs w:val="32"/>
+        </w:rPr>
+        <w:t>敖</w:t>
+      </w:r>
+      <w:proofErr w:type="gramEnd"/>
+      <w:r>
+        <w:rPr>
+          <w:rFonts w:ascii="宋体" w:eastAsia="宋体" w:hAnsi="宋体" w:hint="eastAsia"/>
+          <w:sz w:val="32"/>
+          <w:szCs w:val="32"/>
+        </w:rPr>
+        <w:t xml:space="preserve">uqo </w:t>
+      </w:r>
+      <w:proofErr w:type="gramStart"/>
+      <w:r>
+        <w:rPr>
+          <w:rFonts w:ascii="宋体" w:eastAsia="宋体" w:hAnsi="宋体" w:hint="eastAsia"/>
+          <w:sz w:val="32"/>
+          <w:szCs w:val="32"/>
+        </w:rPr>
+        <w:t>咅</w:t>
+      </w:r>
+      <w:proofErr w:type="gramEnd"/>
+      <w:r>
+        <w:rPr>
+          <w:rFonts w:ascii="宋体" w:eastAsia="宋体" w:hAnsi="宋体" w:hint="eastAsia"/>
+          <w:sz w:val="32"/>
+          <w:szCs w:val="32"/>
+        </w:rPr>
+        <w:t>k</w:t>
       </w:r>
       <w:r>
         <w:rPr>
@@ -158,6 +222,7 @@
           <w:szCs w:val="32"/>
         </w:rPr>
       </w:pPr>
+      <w:proofErr w:type="gramStart"/>
       <w:r>
         <w:rPr>
           <w:rFonts w:ascii="宋体" w:eastAsia="宋体" w:hAnsi="宋体"/>
@@ -166,6 +231,7 @@
         </w:rPr>
         <w:t>欥</w:t>
       </w:r>
+      <w:proofErr w:type="gramEnd"/>
       <w:r>
         <w:rPr>
           <w:rFonts w:ascii="宋体" w:eastAsia="宋体" w:hAnsi="宋体" w:hint="eastAsia"/>
@@ -237,27 +303,181 @@
     <w:p>
       <w:pPr>
         <w:rPr>
-          <w:rFonts w:ascii="宋体" w:eastAsia="宋体" w:hAnsi="宋体" w:hint="eastAsia"/>
+          <w:rFonts w:ascii="宋体" w:eastAsia="宋体" w:hAnsi="宋体"/>
           <w:sz w:val="32"/>
           <w:szCs w:val="32"/>
         </w:rPr>
       </w:pPr>
-      <w:r>
-        <w:rPr>
-          <w:rFonts w:ascii="宋体" w:eastAsia="宋体" w:hAnsi="宋体" w:hint="eastAsia"/>
-          <w:sz w:val="32"/>
-          <w:szCs w:val="32"/>
-        </w:rPr>
-        <w:t>慑慊鲎骞窦窠窣裱褚裾裰禊谪媾嫫媲嫔缙缜缛辔骝缟缡缣骟耥瑶瑭觏慝嫠韬髦摽墁撂摞撄翥踅摭墉墒榖綦蔫蔷靺靼鞅靿甍蔸蔟蔺戬蕖蔻蓿鹕蓼榛榧榭槔榱槁槟槠榷僰酽酶厮碡碣碲磋臧殡霆辕蜚裴翡龇龈睿䁖睽嘞嘈嘌嘁嘎暝踌踉蜞蜮蝈蜱蜩蜷蜿螂蜢嘘嘡鹗嘣嘤嘚嗾嘧罴罱幔嶂幛赙罂骷骶鹘锲锴锶锷锸锵镁镂犒箐箦箧箍箸箬箅箪箔箜箢箓儆僳僭劁僮魆睾艋鄱膈膑鲑鲔鲚鲛鲟獐雒夤馑銮麽瘌瘊瘘瘙廖膂阚鄯鲞粿粼粽糁鹚熘熥潢漕滹漯漶潋潴漪漉漳漩澉潍慵搴窨綮谮褡褙褓褛褊谯谰屣鹛嫣嫱嫖嫦嫚嫘嫡鼐瞀骠缥缦缧缨骢耦耧瑾璜璀璎璁撷赭撸鋆撙撺墀聩鞑蕙鞒蕈蕞蕺瞢蕲赜槿樯槭樗槲醌醅魇餍磔磙霈辘龉瞌瞋瞑嘭噶颙踝踟踒踮踯踺踞蝽蝾蝻蝰蝮螋蝓蝣蝼噗嘬颚噍噙噜噔颛幡嶙嶝骺骼</w:t>
-      </w:r>
-      <w:r>
-        <w:rPr>
-          <w:rFonts w:ascii="宋体" w:eastAsia="宋体" w:hAnsi="宋体" w:hint="eastAsia"/>
+      <w:proofErr w:type="gramStart"/>
+      <w:r>
+        <w:rPr>
+          <w:rFonts w:ascii="宋体" w:eastAsia="宋体" w:hAnsi="宋体"/>
+          <w:sz w:val="32"/>
+          <w:szCs w:val="32"/>
+        </w:rPr>
+        <w:t>缡缣骟耥</w:t>
+      </w:r>
+      <w:proofErr w:type="gramEnd"/>
+      <w:r>
+        <w:rPr>
+          <w:rFonts w:ascii="宋体" w:eastAsia="宋体" w:hAnsi="宋体"/>
+          <w:sz w:val="32"/>
+          <w:szCs w:val="32"/>
+        </w:rPr>
+        <w:t>瑶</w:t>
+      </w:r>
+      <w:proofErr w:type="gramStart"/>
+      <w:r>
+        <w:rPr>
+          <w:rFonts w:ascii="宋体" w:eastAsia="宋体" w:hAnsi="宋体"/>
+          <w:sz w:val="32"/>
+          <w:szCs w:val="32"/>
+        </w:rPr>
+        <w:t>瑭觏慝嫠韬髦摽墁</w:t>
+      </w:r>
+      <w:proofErr w:type="gramEnd"/>
+      <w:r>
+        <w:rPr>
+          <w:rFonts w:ascii="宋体" w:eastAsia="宋体" w:hAnsi="宋体"/>
+          <w:sz w:val="32"/>
+          <w:szCs w:val="32"/>
+        </w:rPr>
+        <w:t>撂摞</w:t>
+      </w:r>
+      <w:proofErr w:type="gramStart"/>
+      <w:r>
+        <w:rPr>
+          <w:rFonts w:ascii="宋体" w:eastAsia="宋体" w:hAnsi="宋体"/>
+          <w:sz w:val="32"/>
+          <w:szCs w:val="32"/>
+        </w:rPr>
+        <w:t>撄翥</w:t>
+      </w:r>
+      <w:proofErr w:type="gramEnd"/>
+      <w:r>
+        <w:rPr>
+          <w:rFonts w:ascii="宋体" w:eastAsia="宋体" w:hAnsi="宋体"/>
+          <w:sz w:val="32"/>
+          <w:szCs w:val="32"/>
+        </w:rPr>
+        <w:t>踅</w:t>
+      </w:r>
+      <w:proofErr w:type="gramStart"/>
+      <w:r>
+        <w:rPr>
+          <w:rFonts w:ascii="宋体" w:eastAsia="宋体" w:hAnsi="宋体"/>
+          <w:sz w:val="32"/>
+          <w:szCs w:val="32"/>
+        </w:rPr>
+        <w:t>摭墉墒</w:t>
+      </w:r>
+      <w:proofErr w:type="gramEnd"/>
+      <w:r>
+        <w:rPr>
+          <w:rFonts w:ascii="宋体" w:eastAsia="宋体" w:hAnsi="宋体"/>
+          <w:sz w:val="32"/>
+          <w:szCs w:val="32"/>
+        </w:rPr>
+        <w:t>榖</w:t>
+      </w:r>
+      <w:proofErr w:type="gramStart"/>
+      <w:r>
+        <w:rPr>
+          <w:rFonts w:ascii="宋体" w:eastAsia="宋体" w:hAnsi="宋体"/>
+          <w:sz w:val="32"/>
+          <w:szCs w:val="32"/>
+        </w:rPr>
+        <w:t>綦</w:t>
+      </w:r>
+      <w:proofErr w:type="gramEnd"/>
+      <w:r>
+        <w:rPr>
+          <w:rFonts w:ascii="宋体" w:eastAsia="宋体" w:hAnsi="宋体"/>
+          <w:sz w:val="32"/>
+          <w:szCs w:val="32"/>
+        </w:rPr>
+        <w:t>蔫</w:t>
+      </w:r>
+      <w:proofErr w:type="gramStart"/>
+      <w:r>
+        <w:rPr>
+          <w:rFonts w:ascii="宋体" w:eastAsia="宋体" w:hAnsi="宋体"/>
+          <w:sz w:val="32"/>
+          <w:szCs w:val="32"/>
+        </w:rPr>
+        <w:t>蔷</w:t>
+      </w:r>
+      <w:proofErr w:type="gramEnd"/>
+      <w:r>
+        <w:rPr>
+          <w:rFonts w:ascii="宋体" w:eastAsia="宋体" w:hAnsi="宋体"/>
+          <w:sz w:val="32"/>
+          <w:szCs w:val="32"/>
+        </w:rPr>
+        <w:t>靺</w:t>
+      </w:r>
+      <w:proofErr w:type="gramStart"/>
+      <w:r>
+        <w:rPr>
+          <w:rFonts w:ascii="宋体" w:eastAsia="宋体" w:hAnsi="宋体"/>
+          <w:sz w:val="32"/>
+          <w:szCs w:val="32"/>
+        </w:rPr>
+        <w:t>靼鞅</w:t>
+      </w:r>
+      <w:proofErr w:type="gramEnd"/>
+      <w:r>
+        <w:rPr>
+          <w:rFonts w:ascii="宋体" w:eastAsia="宋体" w:hAnsi="宋体"/>
+          <w:sz w:val="32"/>
+          <w:szCs w:val="32"/>
+        </w:rPr>
+        <w:t>靿</w:t>
+      </w:r>
+      <w:proofErr w:type="gramStart"/>
+      <w:r>
+        <w:rPr>
+          <w:rFonts w:ascii="宋体" w:eastAsia="宋体" w:hAnsi="宋体"/>
+          <w:sz w:val="32"/>
+          <w:szCs w:val="32"/>
+        </w:rPr>
+        <w:t>甍蔸蔟</w:t>
+      </w:r>
+      <w:proofErr w:type="gramEnd"/>
+      <w:r>
+        <w:rPr>
+          <w:rFonts w:ascii="宋体" w:eastAsia="宋体" w:hAnsi="宋体"/>
+          <w:sz w:val="32"/>
+          <w:szCs w:val="32"/>
+        </w:rPr>
+        <w:t>蔺戬蕖</w:t>
+      </w:r>
+      <w:proofErr w:type="gramStart"/>
+      <w:r>
+        <w:rPr>
+          <w:rFonts w:ascii="宋体" w:eastAsia="宋体" w:hAnsi="宋体"/>
+          <w:sz w:val="32"/>
+          <w:szCs w:val="32"/>
+        </w:rPr>
+        <w:t>蔻蓿鹕蓼榛榧榭榱</w:t>
+      </w:r>
+      <w:proofErr w:type="gramEnd"/>
+      <w:r>
+        <w:rPr>
+          <w:rFonts w:ascii="宋体" w:eastAsia="宋体" w:hAnsi="宋体"/>
+          <w:sz w:val="32"/>
+          <w:szCs w:val="32"/>
+        </w:rPr>
+        <w:t>槁槟槠榷僰酽酶厮碡碣碲磋臧殡霆辕蜚裴翡龈睿䁖睽嘞嘈嘌嘁嘎暝踌踉蜞蜮蝈蜱蜩蜷蜿螂蜢嘘嘡鹗嘣嘤嘚嗾嘧罴罱幔嶂幛赙罂骶鹘锲锴锶锷锸锵镁镂犒箐箦箧箍箸箬箅箪箔箜箢箓儆僳僭劁僮魆睾艋鄱膈膑鲑鲔鲚鲛鲟獐雒夤馑銮麽瘌瘊瘘瘙廖膂阚鄯鲞粿粼粽糁鹚熘熥潢漕滹漯漶潋潴漪漉漳漩澉潍慵搴窨綮谮褡褙褓褛褊谯谰屣鹛嫣嫱嫖嫦嫚嫘嫡鼐瞀骠缥缦缧缨骢耦耧瑾璜璀璎璁撷赭撸鋆撙撺墀聩鞑蕙鞒蕈蕞蕺瞢蕲赜槿樯槭樗槲醌醅魇餍磔磙霈辘龉瞌瞋瞑嘭噶颙踝踒踮踯踺踞蝽蝾蝻蝰蝮螋蝓蝣蝼嘬颚噍噙噜噔颛幡嶙嶝骺骼镊镉镌镏镓镔篑篌篆牖儋磐虢鹞膘鲠鲡鲢鲣鲥鲧鲩獠馓馔麾廛瘛</w:t>
+      </w:r>
+      <w:r>
+        <w:rPr>
+          <w:rFonts w:ascii="宋体" w:eastAsia="宋体" w:hAnsi="宋体"/>
           <w:sz w:val="32"/>
           <w:szCs w:val="32"/>
         </w:rPr>
         <w:lastRenderedPageBreak/>
-        <w:t>镊镉镌镏镓镔箴篑篌篆牖儋磐虢鹞膘鲠鲡鲢鲣鲥鲧鲩獠馓馔麾廛瘛瘼</w:t>
+        <w:t>瘼</w:t>
       </w:r>
     </w:p>
     <w:p>
@@ -943,7 +1163,6 @@
   <w:style w:type="character" w:default="1" w:styleId="a0">
     <w:name w:val="Default Paragraph Font"/>
     <w:uiPriority w:val="1"/>
-    <w:semiHidden/>
     <w:unhideWhenUsed/>
   </w:style>
   <w:style w:type="table" w:default="1" w:styleId="a1">

--- a/help/部分余部副码顺序.docx
+++ b/help/部分余部副码顺序.docx
@@ -48,25 +48,7 @@
           <w:sz w:val="32"/>
           <w:szCs w:val="32"/>
         </w:rPr>
-        <w:t xml:space="preserve">djx 壹udky 皇wbh </w:t>
-      </w:r>
-      <w:proofErr w:type="gramStart"/>
-      <w:r>
-        <w:rPr>
-          <w:rFonts w:ascii="宋体" w:eastAsia="宋体" w:hAnsi="宋体" w:hint="eastAsia"/>
-          <w:sz w:val="32"/>
-          <w:szCs w:val="32"/>
-        </w:rPr>
-        <w:t>尞</w:t>
-      </w:r>
-      <w:proofErr w:type="gramEnd"/>
-      <w:r>
-        <w:rPr>
-          <w:rFonts w:ascii="宋体" w:eastAsia="宋体" w:hAnsi="宋体" w:hint="eastAsia"/>
-          <w:sz w:val="32"/>
-          <w:szCs w:val="32"/>
-        </w:rPr>
-        <w:t>xudrl⿱</w:t>
+        <w:t>djx 壹udky 皇wbh 尞xudrl⿱</w:t>
       </w:r>
       <w:r>
         <w:rPr>
@@ -76,59 +58,13 @@
         </w:rPr>
         <w:t>𠂉</w:t>
       </w:r>
-      <w:proofErr w:type="gramStart"/>
-      <w:r>
-        <w:rPr>
-          <w:rFonts w:ascii="宋体" w:eastAsia="宋体" w:hAnsi="宋体" w:hint="eastAsia"/>
-          <w:sz w:val="32"/>
-          <w:szCs w:val="32"/>
-        </w:rPr>
-        <w:t>巾</w:t>
-      </w:r>
-      <w:proofErr w:type="gramEnd"/>
-      <w:r>
-        <w:rPr>
-          <w:rFonts w:ascii="宋体" w:eastAsia="宋体" w:hAnsi="宋体" w:hint="eastAsia"/>
-          <w:sz w:val="32"/>
-          <w:szCs w:val="32"/>
-        </w:rPr>
-        <w:t xml:space="preserve">jru 西k(y)x </w:t>
-      </w:r>
-      <w:proofErr w:type="gramStart"/>
-      <w:r>
-        <w:rPr>
-          <w:rFonts w:ascii="宋体" w:eastAsia="宋体" w:hAnsi="宋体" w:hint="eastAsia"/>
-          <w:sz w:val="32"/>
-          <w:szCs w:val="32"/>
-        </w:rPr>
-        <w:t>敖</w:t>
-      </w:r>
-      <w:proofErr w:type="gramEnd"/>
-      <w:r>
-        <w:rPr>
-          <w:rFonts w:ascii="宋体" w:eastAsia="宋体" w:hAnsi="宋体" w:hint="eastAsia"/>
-          <w:sz w:val="32"/>
-          <w:szCs w:val="32"/>
-        </w:rPr>
-        <w:t xml:space="preserve">uqo </w:t>
-      </w:r>
-      <w:proofErr w:type="gramStart"/>
-      <w:r>
-        <w:rPr>
-          <w:rFonts w:ascii="宋体" w:eastAsia="宋体" w:hAnsi="宋体" w:hint="eastAsia"/>
-          <w:sz w:val="32"/>
-          <w:szCs w:val="32"/>
-        </w:rPr>
-        <w:t>咅</w:t>
-      </w:r>
-      <w:proofErr w:type="gramEnd"/>
-      <w:r>
-        <w:rPr>
-          <w:rFonts w:ascii="宋体" w:eastAsia="宋体" w:hAnsi="宋体" w:hint="eastAsia"/>
-          <w:sz w:val="32"/>
-          <w:szCs w:val="32"/>
-        </w:rPr>
-        <w:t>k</w:t>
+      <w:r>
+        <w:rPr>
+          <w:rFonts w:ascii="宋体" w:eastAsia="宋体" w:hAnsi="宋体" w:hint="eastAsia"/>
+          <w:sz w:val="32"/>
+          <w:szCs w:val="32"/>
+        </w:rPr>
+        <w:t>巾jru 西k(y)x 敖uqo 咅k</w:t>
       </w:r>
       <w:r>
         <w:rPr>
@@ -222,7 +158,6 @@
           <w:szCs w:val="32"/>
         </w:rPr>
       </w:pPr>
-      <w:proofErr w:type="gramStart"/>
       <w:r>
         <w:rPr>
           <w:rFonts w:ascii="宋体" w:eastAsia="宋体" w:hAnsi="宋体"/>
@@ -231,7 +166,6 @@
         </w:rPr>
         <w:t>欥</w:t>
       </w:r>
-      <w:proofErr w:type="gramEnd"/>
       <w:r>
         <w:rPr>
           <w:rFonts w:ascii="宋体" w:eastAsia="宋体" w:hAnsi="宋体" w:hint="eastAsia"/>
@@ -308,149 +242,13 @@
           <w:szCs w:val="32"/>
         </w:rPr>
       </w:pPr>
-      <w:proofErr w:type="gramStart"/>
       <w:r>
         <w:rPr>
           <w:rFonts w:ascii="宋体" w:eastAsia="宋体" w:hAnsi="宋体"/>
           <w:sz w:val="32"/>
           <w:szCs w:val="32"/>
         </w:rPr>
-        <w:t>靼鞅</w:t>
-      </w:r>
-      <w:proofErr w:type="gramEnd"/>
-      <w:r>
-        <w:rPr>
-          <w:rFonts w:ascii="宋体" w:eastAsia="宋体" w:hAnsi="宋体"/>
-          <w:sz w:val="32"/>
-          <w:szCs w:val="32"/>
-        </w:rPr>
-        <w:t>靿</w:t>
-      </w:r>
-      <w:proofErr w:type="gramStart"/>
-      <w:r>
-        <w:rPr>
-          <w:rFonts w:ascii="宋体" w:eastAsia="宋体" w:hAnsi="宋体"/>
-          <w:sz w:val="32"/>
-          <w:szCs w:val="32"/>
-        </w:rPr>
-        <w:t>甍蔸蔟</w:t>
-      </w:r>
-      <w:proofErr w:type="gramEnd"/>
-      <w:r>
-        <w:rPr>
-          <w:rFonts w:ascii="宋体" w:eastAsia="宋体" w:hAnsi="宋体"/>
-          <w:sz w:val="32"/>
-          <w:szCs w:val="32"/>
-        </w:rPr>
-        <w:t>蔺戬蕖</w:t>
-      </w:r>
-      <w:proofErr w:type="gramStart"/>
-      <w:r>
-        <w:rPr>
-          <w:rFonts w:ascii="宋体" w:eastAsia="宋体" w:hAnsi="宋体"/>
-          <w:sz w:val="32"/>
-          <w:szCs w:val="32"/>
-        </w:rPr>
-        <w:t>蔻蓿鹕蓼榛榧榭榱槁槟槠榷</w:t>
-      </w:r>
-      <w:proofErr w:type="gramEnd"/>
-      <w:r>
-        <w:rPr>
-          <w:rFonts w:ascii="宋体" w:eastAsia="宋体" w:hAnsi="宋体"/>
-          <w:sz w:val="32"/>
-          <w:szCs w:val="32"/>
-        </w:rPr>
-        <w:t>僰</w:t>
-      </w:r>
-      <w:proofErr w:type="gramStart"/>
-      <w:r>
-        <w:rPr>
-          <w:rFonts w:ascii="宋体" w:eastAsia="宋体" w:hAnsi="宋体"/>
-          <w:sz w:val="32"/>
-          <w:szCs w:val="32"/>
-        </w:rPr>
-        <w:t>酽酶厮碡</w:t>
-      </w:r>
-      <w:proofErr w:type="gramEnd"/>
-      <w:r>
-        <w:rPr>
-          <w:rFonts w:ascii="宋体" w:eastAsia="宋体" w:hAnsi="宋体"/>
-          <w:sz w:val="32"/>
-          <w:szCs w:val="32"/>
-        </w:rPr>
-        <w:t>碣碲</w:t>
-      </w:r>
-      <w:proofErr w:type="gramStart"/>
-      <w:r>
-        <w:rPr>
-          <w:rFonts w:ascii="宋体" w:eastAsia="宋体" w:hAnsi="宋体"/>
-          <w:sz w:val="32"/>
-          <w:szCs w:val="32"/>
-        </w:rPr>
-        <w:t>磋臧殡霆辕蜚裴翡龈睿</w:t>
-      </w:r>
-      <w:proofErr w:type="gramEnd"/>
-      <w:r>
-        <w:rPr>
-          <w:rFonts w:ascii="宋体" w:eastAsia="宋体" w:hAnsi="宋体"/>
-          <w:sz w:val="32"/>
-          <w:szCs w:val="32"/>
-        </w:rPr>
-        <w:t>䁖</w:t>
-      </w:r>
-      <w:proofErr w:type="gramStart"/>
-      <w:r>
-        <w:rPr>
-          <w:rFonts w:ascii="宋体" w:eastAsia="宋体" w:hAnsi="宋体"/>
-          <w:sz w:val="32"/>
-          <w:szCs w:val="32"/>
-        </w:rPr>
-        <w:t>睽</w:t>
-      </w:r>
-      <w:proofErr w:type="gramEnd"/>
-      <w:r>
-        <w:rPr>
-          <w:rFonts w:ascii="宋体" w:eastAsia="宋体" w:hAnsi="宋体"/>
-          <w:sz w:val="32"/>
-          <w:szCs w:val="32"/>
-        </w:rPr>
-        <w:t>嘞嘈</w:t>
-      </w:r>
-      <w:proofErr w:type="gramStart"/>
-      <w:r>
-        <w:rPr>
-          <w:rFonts w:ascii="宋体" w:eastAsia="宋体" w:hAnsi="宋体"/>
-          <w:sz w:val="32"/>
-          <w:szCs w:val="32"/>
-        </w:rPr>
-        <w:t>嘌</w:t>
-      </w:r>
-      <w:proofErr w:type="gramEnd"/>
-      <w:r>
-        <w:rPr>
-          <w:rFonts w:ascii="宋体" w:eastAsia="宋体" w:hAnsi="宋体"/>
-          <w:sz w:val="32"/>
-          <w:szCs w:val="32"/>
-        </w:rPr>
-        <w:t>嘁嘎</w:t>
-      </w:r>
-      <w:proofErr w:type="gramStart"/>
-      <w:r>
-        <w:rPr>
-          <w:rFonts w:ascii="宋体" w:eastAsia="宋体" w:hAnsi="宋体"/>
-          <w:sz w:val="32"/>
-          <w:szCs w:val="32"/>
-        </w:rPr>
-        <w:t>暝踌</w:t>
-      </w:r>
-      <w:proofErr w:type="gramEnd"/>
-      <w:r>
-        <w:rPr>
-          <w:rFonts w:ascii="宋体" w:eastAsia="宋体" w:hAnsi="宋体"/>
-          <w:sz w:val="32"/>
-          <w:szCs w:val="32"/>
-        </w:rPr>
-        <w:t>踉蜞蜮蝈蜱蜩蜷蜿螂蜢嘘嘡鹗嘣嘤嘚嗾嘧罴罱幔嶂幛赙罂骶鹘锲锴锶锷锸锵镁镂犒箐箦箧箍箸箬箅箪箔箜箢箓儆僳僭劁僮魆睾艋鄱膈膑鲑鲔鲚鲛鲟獐雒夤馑銮麽瘌瘊瘘瘙廖膂阚鄯鲞粿粼粽糁鹚熘熥潢漕滹漯漶潋潴漪漉漳漩澉潍慵搴窨綮谮褡褙褓褛褊谯谰屣鹛嫣嫱嫖嫦嫚嫘嫡鼐瞀骠缥缦缧缨骢耦耧瑾璜璀璎璁撷赭撸鋆撙撺墀聩鞑蕙鞒蕈蕞蕺瞢蕲赜槿樯槭樗槲醌醅魇餍磔磙霈辘龉瞌瞋瞑嘭噶颙踝踒踮踯踺踞蝽蝾蝻蝰蝮螋蝓蝣蝼嘬颚噍噙噜噔颛幡嶙嶝骺骼镊镉镌镏镓镔篑篌篆牖儋磐虢鹞膘鲠鲡鲢鲣鲥鲧鲩獠馓馔麾廛瘛瘼</w:t>
+        <w:t>戬蕖蔻蓿鹕蓼榛榧榭榱槁槟槠榷僰酽酶厮碡碣碲磋臧殡霆辕蜚裴翡龈睿䁖睽嘞嘈嘌嘁嘎暝踌踉蜞蜮蝈蜱蜩蜷蜿螂蜢嘘嘡鹗嘣嘤嘚嗾嘧罴罱幔嶂幛赙罂骶鹘锲锴锶锷锸锵镁镂犒箐箦箧箍箸箬箅箪箔箜箢箓儆僳僭劁僮魆睾艋鄱膈膑鲑鲔鲚鲛鲟獐雒夤馑銮麽瘌瘊瘘瘙廖膂阚鄯鲞粿粼粽糁鹚熘熥潢漕滹漯漶潋潴漪漉漳漩澉潍慵搴窨綮谮褡褙褓褛褊谯谰屣鹛嫣嫱嫖嫦嫚嫘嫡鼐瞀骠缥缦缧缨骢耦耧瑾璜璀璎璁撷赭撸鋆撙撺墀聩鞑蕙鞒蕈蕞蕺瞢蕲赜槿樯槭樗槲醌醅魇餍磔磙霈辘龉瞌瞋瞑嘭噶颙踝踒踮踯踺踞蝽蝾蝻蝰蝮螋蝓蝣蝼嘬颚噍噙噜噔颛幡嶙嶝骺骼镊镉镌镏镓镔篑篌篆牖儋磐虢鹞膘鲠鲡鲢鲣鲥鲧鲩獠馓馔麾廛瘛瘼</w:t>
       </w:r>
     </w:p>
     <w:p>

--- a/help/部分余部副码顺序.docx
+++ b/help/部分余部副码顺序.docx
@@ -248,17 +248,8 @@
           <w:sz w:val="32"/>
           <w:szCs w:val="32"/>
         </w:rPr>
-        <w:t>戬蕖蔻蓿鹕蓼榛榧榭榱槁槟槠榷僰酽酶厮碡碣碲磋臧殡霆辕蜚裴翡龈睿䁖睽嘞嘈嘌嘁嘎暝踌踉蜞蜮蝈蜱蜩蜷蜿螂蜢嘘嘡鹗嘣嘤嘚嗾嘧罴罱幔嶂幛赙罂骶鹘锲锴锶锷锸锵镁镂犒箐箦箧箍箸箬箅箪箔箜箢箓儆僳僭劁僮魆睾艋鄱膈膑鲑鲔鲚鲛鲟獐雒夤馑銮麽瘌瘊瘘瘙廖膂阚鄯鲞粿粼粽糁鹚熘熥潢漕滹漯漶潋潴漪漉漳漩澉潍慵搴窨綮谮褡褙褓褛褊谯谰屣鹛嫣嫱嫖嫦嫚嫘嫡鼐瞀骠缥缦缧缨骢耦耧瑾璜璀璎璁撷赭撸鋆撙撺墀聩鞑蕙鞒蕈蕞蕺瞢蕲赜槿樯槭樗槲醌醅魇餍磔磙霈辘龉瞌瞋瞑嘭噶颙踝踒踮踯踺踞蝽蝾蝻蝰蝮螋蝓蝣蝼嘬颚噍噙噜噔颛幡嶙嶝骺骼镊镉镌镏镓镔篑篌篆牖儋磐虢鹞膘鲠鲡鲢鲣鲥鲧鲩獠馓馔麾廛瘛瘼</w:t>
-      </w:r>
-    </w:p>
-    <w:p>
-      <w:pPr>
-        <w:rPr>
-          <w:rFonts w:ascii="宋体" w:eastAsia="宋体" w:hAnsi="宋体" w:hint="eastAsia"/>
-          <w:sz w:val="32"/>
-          <w:szCs w:val="32"/>
-        </w:rPr>
-      </w:pPr>
+        <w:t>嘚嗾嘧罴罱幔嶂幛赙骶鹘锴锶锷锸锵箐箦箧箬箅箪箜箢箓儆僳僭劁僮魆艋膑鲑鲔鲚鲛鲟獐雒夤銮麽瘌瘊瘘瘙廖膂阚鄯鲞粿糁鹚熘熥漕滹漯漶潋潴漉澉搴窨綮谮褡褙褓褛褊谯谰屣鹛嫱嫖嫚嫘鼐瞀骠缥缦缧骢耦耧璜璎璁撷撸鋆撙撺墀聩鞑蕙鞒蕈蕞蕺瞢蕲赜槿樯槭樗槲醌醅餍磔磙霈辘龉瞋瞑噶颙踒踯踺蝽蝾蝻蝰蝮螋蝓蝣蝼嘬噍噙颛嶙嶝骺镉镌镏镓镔篑篌牖儋虢鹞鲠鲡鲢鲣鲥鲧鲩獠馓馔廛瘛瘼</w:t>
+      </w:r>
     </w:p>
     <w:p>
       <w:pPr>

--- a/help/部分余部副码顺序.docx
+++ b/help/部分余部副码顺序.docx
@@ -16,7 +16,16 @@
           <w:sz w:val="32"/>
           <w:szCs w:val="32"/>
         </w:rPr>
-        <w:t>副(末位为声)：畐t</w:t>
+        <w:t>副(末位为声)：畐</w:t>
+      </w:r>
+      <w:proofErr w:type="spellStart"/>
+      <w:r>
+        <w:rPr>
+          <w:rFonts w:ascii="宋体" w:eastAsia="宋体" w:hAnsi="宋体" w:hint="eastAsia"/>
+          <w:sz w:val="32"/>
+          <w:szCs w:val="32"/>
+        </w:rPr>
+        <w:t>t</w:t>
       </w:r>
       <w:r>
         <w:rPr>
@@ -32,7 +41,25 @@
           <w:sz w:val="32"/>
           <w:szCs w:val="32"/>
         </w:rPr>
-        <w:t>f 喜k</w:t>
+        <w:t>f</w:t>
+      </w:r>
+      <w:proofErr w:type="spellEnd"/>
+      <w:r>
+        <w:rPr>
+          <w:rFonts w:ascii="宋体" w:eastAsia="宋体" w:hAnsi="宋体" w:hint="eastAsia"/>
+          <w:sz w:val="32"/>
+          <w:szCs w:val="32"/>
+        </w:rPr>
+        <w:t xml:space="preserve"> 喜</w:t>
+      </w:r>
+      <w:proofErr w:type="spellStart"/>
+      <w:r>
+        <w:rPr>
+          <w:rFonts w:ascii="宋体" w:eastAsia="宋体" w:hAnsi="宋体" w:hint="eastAsia"/>
+          <w:sz w:val="32"/>
+          <w:szCs w:val="32"/>
+        </w:rPr>
+        <w:t>k</w:t>
       </w:r>
       <w:r>
         <w:rPr>
@@ -48,7 +75,70 @@
           <w:sz w:val="32"/>
           <w:szCs w:val="32"/>
         </w:rPr>
-        <w:t>djx 壹udky 皇wbh 尞xudrl⿱</w:t>
+        <w:t>djx</w:t>
+      </w:r>
+      <w:proofErr w:type="spellEnd"/>
+      <w:r>
+        <w:rPr>
+          <w:rFonts w:ascii="宋体" w:eastAsia="宋体" w:hAnsi="宋体" w:hint="eastAsia"/>
+          <w:sz w:val="32"/>
+          <w:szCs w:val="32"/>
+        </w:rPr>
+        <w:t xml:space="preserve"> 壹</w:t>
+      </w:r>
+      <w:proofErr w:type="spellStart"/>
+      <w:r>
+        <w:rPr>
+          <w:rFonts w:ascii="宋体" w:eastAsia="宋体" w:hAnsi="宋体" w:hint="eastAsia"/>
+          <w:sz w:val="32"/>
+          <w:szCs w:val="32"/>
+        </w:rPr>
+        <w:t>udky</w:t>
+      </w:r>
+      <w:proofErr w:type="spellEnd"/>
+      <w:r>
+        <w:rPr>
+          <w:rFonts w:ascii="宋体" w:eastAsia="宋体" w:hAnsi="宋体" w:hint="eastAsia"/>
+          <w:sz w:val="32"/>
+          <w:szCs w:val="32"/>
+        </w:rPr>
+        <w:t xml:space="preserve"> 皇</w:t>
+      </w:r>
+      <w:proofErr w:type="spellStart"/>
+      <w:r>
+        <w:rPr>
+          <w:rFonts w:ascii="宋体" w:eastAsia="宋体" w:hAnsi="宋体" w:hint="eastAsia"/>
+          <w:sz w:val="32"/>
+          <w:szCs w:val="32"/>
+        </w:rPr>
+        <w:t>wbh</w:t>
+      </w:r>
+      <w:proofErr w:type="spellEnd"/>
+      <w:r>
+        <w:rPr>
+          <w:rFonts w:ascii="宋体" w:eastAsia="宋体" w:hAnsi="宋体" w:hint="eastAsia"/>
+          <w:sz w:val="32"/>
+          <w:szCs w:val="32"/>
+        </w:rPr>
+        <w:t xml:space="preserve"> 尞</w:t>
+      </w:r>
+      <w:proofErr w:type="spellStart"/>
+      <w:r>
+        <w:rPr>
+          <w:rFonts w:ascii="宋体" w:eastAsia="宋体" w:hAnsi="宋体" w:hint="eastAsia"/>
+          <w:sz w:val="32"/>
+          <w:szCs w:val="32"/>
+        </w:rPr>
+        <w:t>xudrl</w:t>
+      </w:r>
+      <w:proofErr w:type="spellEnd"/>
+      <w:r>
+        <w:rPr>
+          <w:rFonts w:ascii="宋体" w:eastAsia="宋体" w:hAnsi="宋体" w:hint="eastAsia"/>
+          <w:sz w:val="32"/>
+          <w:szCs w:val="32"/>
+        </w:rPr>
+        <w:t>⿱</w:t>
       </w:r>
       <w:r>
         <w:rPr>
@@ -64,7 +154,52 @@
           <w:sz w:val="32"/>
           <w:szCs w:val="32"/>
         </w:rPr>
-        <w:t>巾jru 西k(y)x 敖uqo 咅k</w:t>
+        <w:t>巾</w:t>
+      </w:r>
+      <w:proofErr w:type="spellStart"/>
+      <w:r>
+        <w:rPr>
+          <w:rFonts w:ascii="宋体" w:eastAsia="宋体" w:hAnsi="宋体" w:hint="eastAsia"/>
+          <w:sz w:val="32"/>
+          <w:szCs w:val="32"/>
+        </w:rPr>
+        <w:t>jru</w:t>
+      </w:r>
+      <w:proofErr w:type="spellEnd"/>
+      <w:r>
+        <w:rPr>
+          <w:rFonts w:ascii="宋体" w:eastAsia="宋体" w:hAnsi="宋体" w:hint="eastAsia"/>
+          <w:sz w:val="32"/>
+          <w:szCs w:val="32"/>
+        </w:rPr>
+        <w:t xml:space="preserve"> 西k(y)x 敖</w:t>
+      </w:r>
+      <w:proofErr w:type="spellStart"/>
+      <w:r>
+        <w:rPr>
+          <w:rFonts w:ascii="宋体" w:eastAsia="宋体" w:hAnsi="宋体" w:hint="eastAsia"/>
+          <w:sz w:val="32"/>
+          <w:szCs w:val="32"/>
+        </w:rPr>
+        <w:t>uqo</w:t>
+      </w:r>
+      <w:proofErr w:type="spellEnd"/>
+      <w:r>
+        <w:rPr>
+          <w:rFonts w:ascii="宋体" w:eastAsia="宋体" w:hAnsi="宋体" w:hint="eastAsia"/>
+          <w:sz w:val="32"/>
+          <w:szCs w:val="32"/>
+        </w:rPr>
+        <w:t xml:space="preserve"> 咅</w:t>
+      </w:r>
+      <w:proofErr w:type="spellStart"/>
+      <w:r>
+        <w:rPr>
+          <w:rFonts w:ascii="宋体" w:eastAsia="宋体" w:hAnsi="宋体" w:hint="eastAsia"/>
+          <w:sz w:val="32"/>
+          <w:szCs w:val="32"/>
+        </w:rPr>
+        <w:t>k</w:t>
       </w:r>
       <w:r>
         <w:rPr>
@@ -80,7 +215,34 @@
           <w:sz w:val="32"/>
           <w:szCs w:val="32"/>
         </w:rPr>
-        <w:t>dt 疌zksvj 龹(</w:t>
+        <w:t>dt</w:t>
+      </w:r>
+      <w:proofErr w:type="spellEnd"/>
+      <w:r>
+        <w:rPr>
+          <w:rFonts w:ascii="宋体" w:eastAsia="宋体" w:hAnsi="宋体" w:hint="eastAsia"/>
+          <w:sz w:val="32"/>
+          <w:szCs w:val="32"/>
+        </w:rPr>
+        <w:t xml:space="preserve"> 疌</w:t>
+      </w:r>
+      <w:proofErr w:type="spellStart"/>
+      <w:r>
+        <w:rPr>
+          <w:rFonts w:ascii="宋体" w:eastAsia="宋体" w:hAnsi="宋体" w:hint="eastAsia"/>
+          <w:sz w:val="32"/>
+          <w:szCs w:val="32"/>
+        </w:rPr>
+        <w:t>zksvj</w:t>
+      </w:r>
+      <w:proofErr w:type="spellEnd"/>
+      <w:r>
+        <w:rPr>
+          <w:rFonts w:ascii="宋体" w:eastAsia="宋体" w:hAnsi="宋体" w:hint="eastAsia"/>
+          <w:sz w:val="32"/>
+          <w:szCs w:val="32"/>
+        </w:rPr>
+        <w:t xml:space="preserve"> 龹(</w:t>
       </w:r>
       <w:r>
         <w:rPr>
@@ -96,8 +258,18 @@
           <w:sz w:val="32"/>
           <w:szCs w:val="32"/>
         </w:rPr>
-        <w:t>) dmcorj</w:t>
-      </w:r>
+        <w:t xml:space="preserve">) </w:t>
+      </w:r>
+      <w:proofErr w:type="spellStart"/>
+      <w:r>
+        <w:rPr>
+          <w:rFonts w:ascii="宋体" w:eastAsia="宋体" w:hAnsi="宋体" w:hint="eastAsia"/>
+          <w:sz w:val="32"/>
+          <w:szCs w:val="32"/>
+        </w:rPr>
+        <w:t>dmcorj</w:t>
+      </w:r>
+      <w:proofErr w:type="spellEnd"/>
     </w:p>
     <w:p>
       <w:pPr>
@@ -147,8 +319,72 @@
           <w:sz w:val="32"/>
           <w:szCs w:val="32"/>
         </w:rPr>
-        <w:t>=r. rf yi2bu, yi2bu=r. i. bi ui i. md vi(b)→rc</w:t>
-      </w:r>
+        <w:t xml:space="preserve">=r. rf yi2bu, yi2bu=r. </w:t>
+      </w:r>
+      <w:proofErr w:type="spellStart"/>
+      <w:r>
+        <w:rPr>
+          <w:rFonts w:ascii="宋体" w:eastAsia="宋体" w:hAnsi="宋体" w:hint="eastAsia"/>
+          <w:sz w:val="32"/>
+          <w:szCs w:val="32"/>
+        </w:rPr>
+        <w:t>i</w:t>
+      </w:r>
+      <w:proofErr w:type="spellEnd"/>
+      <w:r>
+        <w:rPr>
+          <w:rFonts w:ascii="宋体" w:eastAsia="宋体" w:hAnsi="宋体" w:hint="eastAsia"/>
+          <w:sz w:val="32"/>
+          <w:szCs w:val="32"/>
+        </w:rPr>
+        <w:t xml:space="preserve">. bi </w:t>
+      </w:r>
+      <w:proofErr w:type="spellStart"/>
+      <w:r>
+        <w:rPr>
+          <w:rFonts w:ascii="宋体" w:eastAsia="宋体" w:hAnsi="宋体" w:hint="eastAsia"/>
+          <w:sz w:val="32"/>
+          <w:szCs w:val="32"/>
+        </w:rPr>
+        <w:t>ui</w:t>
+      </w:r>
+      <w:proofErr w:type="spellEnd"/>
+      <w:r>
+        <w:rPr>
+          <w:rFonts w:ascii="宋体" w:eastAsia="宋体" w:hAnsi="宋体" w:hint="eastAsia"/>
+          <w:sz w:val="32"/>
+          <w:szCs w:val="32"/>
+        </w:rPr>
+        <w:t xml:space="preserve"> </w:t>
+      </w:r>
+      <w:proofErr w:type="spellStart"/>
+      <w:r>
+        <w:rPr>
+          <w:rFonts w:ascii="宋体" w:eastAsia="宋体" w:hAnsi="宋体" w:hint="eastAsia"/>
+          <w:sz w:val="32"/>
+          <w:szCs w:val="32"/>
+        </w:rPr>
+        <w:t>i</w:t>
+      </w:r>
+      <w:proofErr w:type="spellEnd"/>
+      <w:r>
+        <w:rPr>
+          <w:rFonts w:ascii="宋体" w:eastAsia="宋体" w:hAnsi="宋体" w:hint="eastAsia"/>
+          <w:sz w:val="32"/>
+          <w:szCs w:val="32"/>
+        </w:rPr>
+        <w:t>. md vi(b)→</w:t>
+      </w:r>
+      <w:proofErr w:type="spellStart"/>
+      <w:r>
+        <w:rPr>
+          <w:rFonts w:ascii="宋体" w:eastAsia="宋体" w:hAnsi="宋体" w:hint="eastAsia"/>
+          <w:sz w:val="32"/>
+          <w:szCs w:val="32"/>
+        </w:rPr>
+        <w:t>rc</w:t>
+      </w:r>
+      <w:proofErr w:type="spellEnd"/>
     </w:p>
     <w:p>
       <w:pPr>
@@ -172,7 +408,25 @@
           <w:sz w:val="32"/>
           <w:szCs w:val="32"/>
         </w:rPr>
-        <w:t>=r. ri qm4d, qm4d=r. dk rf→rf</w:t>
+        <w:t xml:space="preserve">=r. </w:t>
+      </w:r>
+      <w:proofErr w:type="spellStart"/>
+      <w:r>
+        <w:rPr>
+          <w:rFonts w:ascii="宋体" w:eastAsia="宋体" w:hAnsi="宋体" w:hint="eastAsia"/>
+          <w:sz w:val="32"/>
+          <w:szCs w:val="32"/>
+        </w:rPr>
+        <w:t>ri</w:t>
+      </w:r>
+      <w:proofErr w:type="spellEnd"/>
+      <w:r>
+        <w:rPr>
+          <w:rFonts w:ascii="宋体" w:eastAsia="宋体" w:hAnsi="宋体" w:hint="eastAsia"/>
+          <w:sz w:val="32"/>
+          <w:szCs w:val="32"/>
+        </w:rPr>
+        <w:t xml:space="preserve"> qm4d, qm4d=r. dk rf→rf</w:t>
       </w:r>
     </w:p>
     <w:p>
@@ -197,8 +451,45 @@
           <w:sz w:val="32"/>
           <w:szCs w:val="32"/>
         </w:rPr>
-        <w:t>=r. rb yi1u, yi1u=ii. uh dp du, du=iii. ah kb dm ah→</w:t>
-      </w:r>
+        <w:t xml:space="preserve">=r. </w:t>
+      </w:r>
+      <w:proofErr w:type="spellStart"/>
+      <w:r>
+        <w:rPr>
+          <w:rFonts w:ascii="宋体" w:eastAsia="宋体" w:hAnsi="宋体" w:hint="eastAsia"/>
+          <w:sz w:val="32"/>
+          <w:szCs w:val="32"/>
+        </w:rPr>
+        <w:t>rb</w:t>
+      </w:r>
+      <w:proofErr w:type="spellEnd"/>
+      <w:r>
+        <w:rPr>
+          <w:rFonts w:ascii="宋体" w:eastAsia="宋体" w:hAnsi="宋体" w:hint="eastAsia"/>
+          <w:sz w:val="32"/>
+          <w:szCs w:val="32"/>
+        </w:rPr>
+        <w:t xml:space="preserve"> yi1u, yi1u=ii. uh </w:t>
+      </w:r>
+      <w:proofErr w:type="spellStart"/>
+      <w:r>
+        <w:rPr>
+          <w:rFonts w:ascii="宋体" w:eastAsia="宋体" w:hAnsi="宋体" w:hint="eastAsia"/>
+          <w:sz w:val="32"/>
+          <w:szCs w:val="32"/>
+        </w:rPr>
+        <w:t>dp</w:t>
+      </w:r>
+      <w:proofErr w:type="spellEnd"/>
+      <w:r>
+        <w:rPr>
+          <w:rFonts w:ascii="宋体" w:eastAsia="宋体" w:hAnsi="宋体" w:hint="eastAsia"/>
+          <w:sz w:val="32"/>
+          <w:szCs w:val="32"/>
+        </w:rPr>
+        <w:t xml:space="preserve"> du, du=iii. ah kb dm ah→</w:t>
+      </w:r>
+      <w:proofErr w:type="spellStart"/>
       <w:r>
         <w:rPr>
           <w:rFonts w:ascii="宋体" w:eastAsia="宋体" w:hAnsi="宋体" w:hint="eastAsia"/>
@@ -207,6 +498,7 @@
         </w:rPr>
         <w:t>rg</w:t>
       </w:r>
+      <w:proofErr w:type="spellEnd"/>
     </w:p>
     <w:p>
       <w:pPr>
@@ -248,17 +540,8 @@
           <w:sz w:val="32"/>
           <w:szCs w:val="32"/>
         </w:rPr>
-        <w:t>嘚嗾嘧罴罱幔嶂幛赙骶鹘锴锶锷锸锵箐箦箧箬箅箪箜箢箓儆僳僭劁僮魆艋膑鲑鲔鲚鲛鲟獐雒夤銮麽瘌瘊瘘瘙廖膂阚鄯鲞粿糁鹚熘熥漕滹漯漶潋潴漉澉搴窨綮谮褡褙褓褛褊谯谰屣鹛嫱嫖嫚嫘鼐瞀骠缥缦缧骢耦耧璜璎璁撷撸鋆撙撺墀聩鞑蕙鞒蕈蕞蕺瞢蕲赜槿樯槭樗槲醌醅餍磔磙霈辘龉瞋瞑噶颙踒踯踺蝽蝾蝻蝰蝮螋蝓蝣蝼嘬噍噙颛嶙嶝骺镉镌镏镓镔篑篌牖儋虢鹞鲠鲡鲢鲣鲥鲧鲩獠馓馔廛瘛瘼</w:t>
-      </w:r>
-    </w:p>
-    <w:p>
-      <w:pPr>
-        <w:rPr>
-          <w:rFonts w:ascii="宋体" w:eastAsia="宋体" w:hAnsi="宋体" w:hint="eastAsia"/>
-          <w:sz w:val="32"/>
-          <w:szCs w:val="32"/>
-        </w:rPr>
-      </w:pPr>
+        <w:t>嘚嗾嘧罴罱幔嶂幛赙骶鹘锴锶锷锸箐箦箬箅箪箜箢箓儆僳僭劁僮魆艋膑鲑鲔鲚鲛鲟獐雒夤銮麽瘌瘊瘘瘙廖膂阚鄯鲞粿糁鹚熘熥滹漯漶潋潴澉搴窨綮谮褙褛褊谯谰屣鹛嫱嫖嫚嫘鼐瞀骠缦缧骢耦耧璜璎璁撸鋆撙撺墀聩鞑蕙鞒蕈蕞蕺瞢蕲赜槿樯槭樗槲醌醅餍磔磙霈龉瞋瞑噶颙踒踯踺蝽蝾蝻蝰蝮螋蝓蝣蝼嘬噍噙颛嶙嶝骺镌镏镓镔篑篌牖儋虢鹞鲠鲡鲢鲣鲥鲧鲩獠馓馔廛瘛瘼</w:t>
+      </w:r>
     </w:p>
     <w:sectPr>
       <w:pgSz w:w="11906" w:h="16838"/>

--- a/help/部分余部副码顺序.docx
+++ b/help/部分余部副码顺序.docx
@@ -16,16 +16,7 @@
           <w:sz w:val="32"/>
           <w:szCs w:val="32"/>
         </w:rPr>
-        <w:t>副(末位为声)：畐</w:t>
-      </w:r>
-      <w:proofErr w:type="spellStart"/>
-      <w:r>
-        <w:rPr>
-          <w:rFonts w:ascii="宋体" w:eastAsia="宋体" w:hAnsi="宋体" w:hint="eastAsia"/>
-          <w:sz w:val="32"/>
-          <w:szCs w:val="32"/>
-        </w:rPr>
-        <w:t>t</w:t>
+        <w:t>副(末位为声)：畐t</w:t>
       </w:r>
       <w:r>
         <w:rPr>
@@ -41,18 +32,96 @@
           <w:sz w:val="32"/>
           <w:szCs w:val="32"/>
         </w:rPr>
-        <w:t>f</w:t>
-      </w:r>
-      <w:proofErr w:type="spellEnd"/>
-      <w:r>
-        <w:rPr>
-          <w:rFonts w:ascii="宋体" w:eastAsia="宋体" w:hAnsi="宋体" w:hint="eastAsia"/>
-          <w:sz w:val="32"/>
-          <w:szCs w:val="32"/>
-        </w:rPr>
-        <w:t xml:space="preserve"> 喜</w:t>
-      </w:r>
-      <w:proofErr w:type="spellStart"/>
+        <w:t>f 喜k</w:t>
+      </w:r>
+      <w:r>
+        <w:rPr>
+          <w:rFonts w:ascii="宋体" w:eastAsia="宋体" w:hAnsi="宋体" w:hint="eastAsia"/>
+          <w:sz w:val="32"/>
+          <w:szCs w:val="32"/>
+        </w:rPr>
+        <w:t>u</w:t>
+      </w:r>
+      <w:r>
+        <w:rPr>
+          <w:rFonts w:ascii="宋体" w:eastAsia="宋体" w:hAnsi="宋体" w:hint="eastAsia"/>
+          <w:sz w:val="32"/>
+          <w:szCs w:val="32"/>
+        </w:rPr>
+        <w:t xml:space="preserve">djx 壹udky 皇wbh </w:t>
+      </w:r>
+      <w:proofErr w:type="gramStart"/>
+      <w:r>
+        <w:rPr>
+          <w:rFonts w:ascii="宋体" w:eastAsia="宋体" w:hAnsi="宋体" w:hint="eastAsia"/>
+          <w:sz w:val="32"/>
+          <w:szCs w:val="32"/>
+        </w:rPr>
+        <w:t>尞</w:t>
+      </w:r>
+      <w:proofErr w:type="gramEnd"/>
+      <w:r>
+        <w:rPr>
+          <w:rFonts w:ascii="宋体" w:eastAsia="宋体" w:hAnsi="宋体" w:hint="eastAsia"/>
+          <w:sz w:val="32"/>
+          <w:szCs w:val="32"/>
+        </w:rPr>
+        <w:t>xudrl⿱</w:t>
+      </w:r>
+      <w:r>
+        <w:rPr>
+          <w:rFonts w:ascii="SimSun-ExtB" w:eastAsia="SimSun-ExtB" w:hAnsi="SimSun-ExtB" w:cs="SimSun-ExtB" w:hint="eastAsia"/>
+          <w:sz w:val="32"/>
+          <w:szCs w:val="32"/>
+        </w:rPr>
+        <w:t>𠂉</w:t>
+      </w:r>
+      <w:proofErr w:type="gramStart"/>
+      <w:r>
+        <w:rPr>
+          <w:rFonts w:ascii="宋体" w:eastAsia="宋体" w:hAnsi="宋体" w:hint="eastAsia"/>
+          <w:sz w:val="32"/>
+          <w:szCs w:val="32"/>
+        </w:rPr>
+        <w:t>巾</w:t>
+      </w:r>
+      <w:proofErr w:type="gramEnd"/>
+      <w:r>
+        <w:rPr>
+          <w:rFonts w:ascii="宋体" w:eastAsia="宋体" w:hAnsi="宋体" w:hint="eastAsia"/>
+          <w:sz w:val="32"/>
+          <w:szCs w:val="32"/>
+        </w:rPr>
+        <w:t xml:space="preserve">jru 西k(y)x </w:t>
+      </w:r>
+      <w:proofErr w:type="gramStart"/>
+      <w:r>
+        <w:rPr>
+          <w:rFonts w:ascii="宋体" w:eastAsia="宋体" w:hAnsi="宋体" w:hint="eastAsia"/>
+          <w:sz w:val="32"/>
+          <w:szCs w:val="32"/>
+        </w:rPr>
+        <w:t>敖</w:t>
+      </w:r>
+      <w:proofErr w:type="gramEnd"/>
+      <w:r>
+        <w:rPr>
+          <w:rFonts w:ascii="宋体" w:eastAsia="宋体" w:hAnsi="宋体" w:hint="eastAsia"/>
+          <w:sz w:val="32"/>
+          <w:szCs w:val="32"/>
+        </w:rPr>
+        <w:t xml:space="preserve">uqo </w:t>
+      </w:r>
+      <w:proofErr w:type="gramStart"/>
+      <w:r>
+        <w:rPr>
+          <w:rFonts w:ascii="宋体" w:eastAsia="宋体" w:hAnsi="宋体" w:hint="eastAsia"/>
+          <w:sz w:val="32"/>
+          <w:szCs w:val="32"/>
+        </w:rPr>
+        <w:t>咅</w:t>
+      </w:r>
+      <w:proofErr w:type="gramEnd"/>
       <w:r>
         <w:rPr>
           <w:rFonts w:ascii="宋体" w:eastAsia="宋体" w:hAnsi="宋体" w:hint="eastAsia"/>
@@ -67,78 +136,15 @@
           <w:sz w:val="32"/>
           <w:szCs w:val="32"/>
         </w:rPr>
-        <w:t>u</w:t>
-      </w:r>
-      <w:r>
-        <w:rPr>
-          <w:rFonts w:ascii="宋体" w:eastAsia="宋体" w:hAnsi="宋体" w:hint="eastAsia"/>
-          <w:sz w:val="32"/>
-          <w:szCs w:val="32"/>
-        </w:rPr>
-        <w:t>djx</w:t>
-      </w:r>
-      <w:proofErr w:type="spellEnd"/>
-      <w:r>
-        <w:rPr>
-          <w:rFonts w:ascii="宋体" w:eastAsia="宋体" w:hAnsi="宋体" w:hint="eastAsia"/>
-          <w:sz w:val="32"/>
-          <w:szCs w:val="32"/>
-        </w:rPr>
-        <w:t xml:space="preserve"> 壹</w:t>
-      </w:r>
-      <w:proofErr w:type="spellStart"/>
-      <w:r>
-        <w:rPr>
-          <w:rFonts w:ascii="宋体" w:eastAsia="宋体" w:hAnsi="宋体" w:hint="eastAsia"/>
-          <w:sz w:val="32"/>
-          <w:szCs w:val="32"/>
-        </w:rPr>
-        <w:t>udky</w:t>
-      </w:r>
-      <w:proofErr w:type="spellEnd"/>
-      <w:r>
-        <w:rPr>
-          <w:rFonts w:ascii="宋体" w:eastAsia="宋体" w:hAnsi="宋体" w:hint="eastAsia"/>
-          <w:sz w:val="32"/>
-          <w:szCs w:val="32"/>
-        </w:rPr>
-        <w:t xml:space="preserve"> 皇</w:t>
-      </w:r>
-      <w:proofErr w:type="spellStart"/>
-      <w:r>
-        <w:rPr>
-          <w:rFonts w:ascii="宋体" w:eastAsia="宋体" w:hAnsi="宋体" w:hint="eastAsia"/>
-          <w:sz w:val="32"/>
-          <w:szCs w:val="32"/>
-        </w:rPr>
-        <w:t>wbh</w:t>
-      </w:r>
-      <w:proofErr w:type="spellEnd"/>
-      <w:r>
-        <w:rPr>
-          <w:rFonts w:ascii="宋体" w:eastAsia="宋体" w:hAnsi="宋体" w:hint="eastAsia"/>
-          <w:sz w:val="32"/>
-          <w:szCs w:val="32"/>
-        </w:rPr>
-        <w:t xml:space="preserve"> 尞</w:t>
-      </w:r>
-      <w:proofErr w:type="spellStart"/>
-      <w:r>
-        <w:rPr>
-          <w:rFonts w:ascii="宋体" w:eastAsia="宋体" w:hAnsi="宋体" w:hint="eastAsia"/>
-          <w:sz w:val="32"/>
-          <w:szCs w:val="32"/>
-        </w:rPr>
-        <w:t>xudrl</w:t>
-      </w:r>
-      <w:proofErr w:type="spellEnd"/>
-      <w:r>
-        <w:rPr>
-          <w:rFonts w:ascii="宋体" w:eastAsia="宋体" w:hAnsi="宋体" w:hint="eastAsia"/>
-          <w:sz w:val="32"/>
-          <w:szCs w:val="32"/>
-        </w:rPr>
-        <w:t>⿱</w:t>
+        <w:t>l</w:t>
+      </w:r>
+      <w:r>
+        <w:rPr>
+          <w:rFonts w:ascii="宋体" w:eastAsia="宋体" w:hAnsi="宋体" w:hint="eastAsia"/>
+          <w:sz w:val="32"/>
+          <w:szCs w:val="32"/>
+        </w:rPr>
+        <w:t>dt 疌zksvj 龹(</w:t>
       </w:r>
       <w:r>
         <w:rPr>
@@ -146,110 +152,6 @@
           <w:sz w:val="32"/>
           <w:szCs w:val="32"/>
         </w:rPr>
-        <w:t>𠂉</w:t>
-      </w:r>
-      <w:r>
-        <w:rPr>
-          <w:rFonts w:ascii="宋体" w:eastAsia="宋体" w:hAnsi="宋体" w:hint="eastAsia"/>
-          <w:sz w:val="32"/>
-          <w:szCs w:val="32"/>
-        </w:rPr>
-        <w:t>巾</w:t>
-      </w:r>
-      <w:proofErr w:type="spellStart"/>
-      <w:r>
-        <w:rPr>
-          <w:rFonts w:ascii="宋体" w:eastAsia="宋体" w:hAnsi="宋体" w:hint="eastAsia"/>
-          <w:sz w:val="32"/>
-          <w:szCs w:val="32"/>
-        </w:rPr>
-        <w:t>jru</w:t>
-      </w:r>
-      <w:proofErr w:type="spellEnd"/>
-      <w:r>
-        <w:rPr>
-          <w:rFonts w:ascii="宋体" w:eastAsia="宋体" w:hAnsi="宋体" w:hint="eastAsia"/>
-          <w:sz w:val="32"/>
-          <w:szCs w:val="32"/>
-        </w:rPr>
-        <w:t xml:space="preserve"> 西k(y)x 敖</w:t>
-      </w:r>
-      <w:proofErr w:type="spellStart"/>
-      <w:r>
-        <w:rPr>
-          <w:rFonts w:ascii="宋体" w:eastAsia="宋体" w:hAnsi="宋体" w:hint="eastAsia"/>
-          <w:sz w:val="32"/>
-          <w:szCs w:val="32"/>
-        </w:rPr>
-        <w:t>uqo</w:t>
-      </w:r>
-      <w:proofErr w:type="spellEnd"/>
-      <w:r>
-        <w:rPr>
-          <w:rFonts w:ascii="宋体" w:eastAsia="宋体" w:hAnsi="宋体" w:hint="eastAsia"/>
-          <w:sz w:val="32"/>
-          <w:szCs w:val="32"/>
-        </w:rPr>
-        <w:t xml:space="preserve"> 咅</w:t>
-      </w:r>
-      <w:proofErr w:type="spellStart"/>
-      <w:r>
-        <w:rPr>
-          <w:rFonts w:ascii="宋体" w:eastAsia="宋体" w:hAnsi="宋体" w:hint="eastAsia"/>
-          <w:sz w:val="32"/>
-          <w:szCs w:val="32"/>
-        </w:rPr>
-        <w:t>k</w:t>
-      </w:r>
-      <w:r>
-        <w:rPr>
-          <w:rFonts w:ascii="宋体" w:eastAsia="宋体" w:hAnsi="宋体" w:hint="eastAsia"/>
-          <w:sz w:val="32"/>
-          <w:szCs w:val="32"/>
-        </w:rPr>
-        <w:t>l</w:t>
-      </w:r>
-      <w:r>
-        <w:rPr>
-          <w:rFonts w:ascii="宋体" w:eastAsia="宋体" w:hAnsi="宋体" w:hint="eastAsia"/>
-          <w:sz w:val="32"/>
-          <w:szCs w:val="32"/>
-        </w:rPr>
-        <w:t>dt</w:t>
-      </w:r>
-      <w:proofErr w:type="spellEnd"/>
-      <w:r>
-        <w:rPr>
-          <w:rFonts w:ascii="宋体" w:eastAsia="宋体" w:hAnsi="宋体" w:hint="eastAsia"/>
-          <w:sz w:val="32"/>
-          <w:szCs w:val="32"/>
-        </w:rPr>
-        <w:t xml:space="preserve"> 疌</w:t>
-      </w:r>
-      <w:proofErr w:type="spellStart"/>
-      <w:r>
-        <w:rPr>
-          <w:rFonts w:ascii="宋体" w:eastAsia="宋体" w:hAnsi="宋体" w:hint="eastAsia"/>
-          <w:sz w:val="32"/>
-          <w:szCs w:val="32"/>
-        </w:rPr>
-        <w:t>zksvj</w:t>
-      </w:r>
-      <w:proofErr w:type="spellEnd"/>
-      <w:r>
-        <w:rPr>
-          <w:rFonts w:ascii="宋体" w:eastAsia="宋体" w:hAnsi="宋体" w:hint="eastAsia"/>
-          <w:sz w:val="32"/>
-          <w:szCs w:val="32"/>
-        </w:rPr>
-        <w:t xml:space="preserve"> 龹(</w:t>
-      </w:r>
-      <w:r>
-        <w:rPr>
-          <w:rFonts w:ascii="SimSun-ExtB" w:eastAsia="SimSun-ExtB" w:hAnsi="SimSun-ExtB" w:cs="SimSun-ExtB" w:hint="eastAsia"/>
-          <w:sz w:val="32"/>
-          <w:szCs w:val="32"/>
-        </w:rPr>
         <w:t>𢍏</w:t>
       </w:r>
       <w:r>
@@ -258,18 +160,8 @@
           <w:sz w:val="32"/>
           <w:szCs w:val="32"/>
         </w:rPr>
-        <w:t xml:space="preserve">) </w:t>
-      </w:r>
-      <w:proofErr w:type="spellStart"/>
-      <w:r>
-        <w:rPr>
-          <w:rFonts w:ascii="宋体" w:eastAsia="宋体" w:hAnsi="宋体" w:hint="eastAsia"/>
-          <w:sz w:val="32"/>
-          <w:szCs w:val="32"/>
-        </w:rPr>
-        <w:t>dmcorj</w:t>
-      </w:r>
-      <w:proofErr w:type="spellEnd"/>
+        <w:t>) dmcorj</w:t>
+      </w:r>
     </w:p>
     <w:p>
       <w:pPr>
@@ -319,72 +211,8 @@
           <w:sz w:val="32"/>
           <w:szCs w:val="32"/>
         </w:rPr>
-        <w:t xml:space="preserve">=r. rf yi2bu, yi2bu=r. </w:t>
-      </w:r>
-      <w:proofErr w:type="spellStart"/>
-      <w:r>
-        <w:rPr>
-          <w:rFonts w:ascii="宋体" w:eastAsia="宋体" w:hAnsi="宋体" w:hint="eastAsia"/>
-          <w:sz w:val="32"/>
-          <w:szCs w:val="32"/>
-        </w:rPr>
-        <w:t>i</w:t>
-      </w:r>
-      <w:proofErr w:type="spellEnd"/>
-      <w:r>
-        <w:rPr>
-          <w:rFonts w:ascii="宋体" w:eastAsia="宋体" w:hAnsi="宋体" w:hint="eastAsia"/>
-          <w:sz w:val="32"/>
-          <w:szCs w:val="32"/>
-        </w:rPr>
-        <w:t xml:space="preserve">. bi </w:t>
-      </w:r>
-      <w:proofErr w:type="spellStart"/>
-      <w:r>
-        <w:rPr>
-          <w:rFonts w:ascii="宋体" w:eastAsia="宋体" w:hAnsi="宋体" w:hint="eastAsia"/>
-          <w:sz w:val="32"/>
-          <w:szCs w:val="32"/>
-        </w:rPr>
-        <w:t>ui</w:t>
-      </w:r>
-      <w:proofErr w:type="spellEnd"/>
-      <w:r>
-        <w:rPr>
-          <w:rFonts w:ascii="宋体" w:eastAsia="宋体" w:hAnsi="宋体" w:hint="eastAsia"/>
-          <w:sz w:val="32"/>
-          <w:szCs w:val="32"/>
-        </w:rPr>
-        <w:t xml:space="preserve"> </w:t>
-      </w:r>
-      <w:proofErr w:type="spellStart"/>
-      <w:r>
-        <w:rPr>
-          <w:rFonts w:ascii="宋体" w:eastAsia="宋体" w:hAnsi="宋体" w:hint="eastAsia"/>
-          <w:sz w:val="32"/>
-          <w:szCs w:val="32"/>
-        </w:rPr>
-        <w:t>i</w:t>
-      </w:r>
-      <w:proofErr w:type="spellEnd"/>
-      <w:r>
-        <w:rPr>
-          <w:rFonts w:ascii="宋体" w:eastAsia="宋体" w:hAnsi="宋体" w:hint="eastAsia"/>
-          <w:sz w:val="32"/>
-          <w:szCs w:val="32"/>
-        </w:rPr>
-        <w:t>. md vi(b)→</w:t>
-      </w:r>
-      <w:proofErr w:type="spellStart"/>
-      <w:r>
-        <w:rPr>
-          <w:rFonts w:ascii="宋体" w:eastAsia="宋体" w:hAnsi="宋体" w:hint="eastAsia"/>
-          <w:sz w:val="32"/>
-          <w:szCs w:val="32"/>
-        </w:rPr>
-        <w:t>rc</w:t>
-      </w:r>
-      <w:proofErr w:type="spellEnd"/>
+        <w:t>=r. rf yi2bu, yi2bu=r. i. bi ui i. md vi(b)→rc</w:t>
+      </w:r>
     </w:p>
     <w:p>
       <w:pPr>
@@ -394,6 +222,7 @@
           <w:szCs w:val="32"/>
         </w:rPr>
       </w:pPr>
+      <w:proofErr w:type="gramStart"/>
       <w:r>
         <w:rPr>
           <w:rFonts w:ascii="宋体" w:eastAsia="宋体" w:hAnsi="宋体"/>
@@ -402,31 +231,14 @@
         </w:rPr>
         <w:t>欥</w:t>
       </w:r>
-      <w:r>
-        <w:rPr>
-          <w:rFonts w:ascii="宋体" w:eastAsia="宋体" w:hAnsi="宋体" w:hint="eastAsia"/>
-          <w:sz w:val="32"/>
-          <w:szCs w:val="32"/>
-        </w:rPr>
-        <w:t xml:space="preserve">=r. </w:t>
-      </w:r>
-      <w:proofErr w:type="spellStart"/>
-      <w:r>
-        <w:rPr>
-          <w:rFonts w:ascii="宋体" w:eastAsia="宋体" w:hAnsi="宋体" w:hint="eastAsia"/>
-          <w:sz w:val="32"/>
-          <w:szCs w:val="32"/>
-        </w:rPr>
-        <w:t>ri</w:t>
-      </w:r>
-      <w:proofErr w:type="spellEnd"/>
-      <w:r>
-        <w:rPr>
-          <w:rFonts w:ascii="宋体" w:eastAsia="宋体" w:hAnsi="宋体" w:hint="eastAsia"/>
-          <w:sz w:val="32"/>
-          <w:szCs w:val="32"/>
-        </w:rPr>
-        <w:t xml:space="preserve"> qm4d, qm4d=r. dk rf→rf</w:t>
+      <w:proofErr w:type="gramEnd"/>
+      <w:r>
+        <w:rPr>
+          <w:rFonts w:ascii="宋体" w:eastAsia="宋体" w:hAnsi="宋体" w:hint="eastAsia"/>
+          <w:sz w:val="32"/>
+          <w:szCs w:val="32"/>
+        </w:rPr>
+        <w:t>=r. ri qm4d, qm4d=r. dk rf→rf</w:t>
       </w:r>
     </w:p>
     <w:p>
@@ -451,45 +263,8 @@
           <w:sz w:val="32"/>
           <w:szCs w:val="32"/>
         </w:rPr>
-        <w:t xml:space="preserve">=r. </w:t>
-      </w:r>
-      <w:proofErr w:type="spellStart"/>
-      <w:r>
-        <w:rPr>
-          <w:rFonts w:ascii="宋体" w:eastAsia="宋体" w:hAnsi="宋体" w:hint="eastAsia"/>
-          <w:sz w:val="32"/>
-          <w:szCs w:val="32"/>
-        </w:rPr>
-        <w:t>rb</w:t>
-      </w:r>
-      <w:proofErr w:type="spellEnd"/>
-      <w:r>
-        <w:rPr>
-          <w:rFonts w:ascii="宋体" w:eastAsia="宋体" w:hAnsi="宋体" w:hint="eastAsia"/>
-          <w:sz w:val="32"/>
-          <w:szCs w:val="32"/>
-        </w:rPr>
-        <w:t xml:space="preserve"> yi1u, yi1u=ii. uh </w:t>
-      </w:r>
-      <w:proofErr w:type="spellStart"/>
-      <w:r>
-        <w:rPr>
-          <w:rFonts w:ascii="宋体" w:eastAsia="宋体" w:hAnsi="宋体" w:hint="eastAsia"/>
-          <w:sz w:val="32"/>
-          <w:szCs w:val="32"/>
-        </w:rPr>
-        <w:t>dp</w:t>
-      </w:r>
-      <w:proofErr w:type="spellEnd"/>
-      <w:r>
-        <w:rPr>
-          <w:rFonts w:ascii="宋体" w:eastAsia="宋体" w:hAnsi="宋体" w:hint="eastAsia"/>
-          <w:sz w:val="32"/>
-          <w:szCs w:val="32"/>
-        </w:rPr>
-        <w:t xml:space="preserve"> du, du=iii. ah kb dm ah→</w:t>
-      </w:r>
-      <w:proofErr w:type="spellStart"/>
+        <w:t>=r. rb yi1u, yi1u=ii. uh dp du, du=iii. ah kb dm ah→</w:t>
+      </w:r>
       <w:r>
         <w:rPr>
           <w:rFonts w:ascii="宋体" w:eastAsia="宋体" w:hAnsi="宋体" w:hint="eastAsia"/>
@@ -498,7 +273,6 @@
         </w:rPr>
         <w:t>rg</w:t>
       </w:r>
-      <w:proofErr w:type="spellEnd"/>
     </w:p>
     <w:p>
       <w:pPr>
@@ -534,13 +308,95 @@
           <w:szCs w:val="32"/>
         </w:rPr>
       </w:pPr>
+      <w:proofErr w:type="gramStart"/>
       <w:r>
         <w:rPr>
           <w:rFonts w:ascii="宋体" w:eastAsia="宋体" w:hAnsi="宋体"/>
           <w:sz w:val="32"/>
           <w:szCs w:val="32"/>
         </w:rPr>
-        <w:t>嘚嗾嘧罴罱幔嶂幛赙骶鹘锴锶锷锸箐箦箬箅箪箜箢箓儆僳僭劁僮魆艋膑鲑鲔鲚鲛鲟獐雒夤銮麽瘌瘊瘘瘙廖膂阚鄯鲞粿糁鹚熘熥滹漯漶潋潴澉搴窨綮谮褙褛褊谯谰屣鹛嫱嫖嫚嫘鼐瞀骠缦缧骢耦耧璜璎璁撸鋆撙撺墀聩鞑蕙鞒蕈蕞蕺瞢蕲赜槿樯槭樗槲醌醅餍磔磙霈龉瞋瞑噶颙踒踯踺蝽蝾蝻蝰蝮螋蝓蝣蝼嘬噍噙颛嶙嶝骺镌镏镓镔篑篌牖儋虢鹞鲠鲡鲢鲣鲥鲧鲩獠馓馔廛瘛瘼</w:t>
+        <w:t>幛赙骶鹘锴</w:t>
+      </w:r>
+      <w:proofErr w:type="gramEnd"/>
+      <w:r>
+        <w:rPr>
+          <w:rFonts w:ascii="宋体" w:eastAsia="宋体" w:hAnsi="宋体"/>
+          <w:sz w:val="32"/>
+          <w:szCs w:val="32"/>
+        </w:rPr>
+        <w:t>锶</w:t>
+      </w:r>
+      <w:proofErr w:type="gramStart"/>
+      <w:r>
+        <w:rPr>
+          <w:rFonts w:ascii="宋体" w:eastAsia="宋体" w:hAnsi="宋体"/>
+          <w:sz w:val="32"/>
+          <w:szCs w:val="32"/>
+        </w:rPr>
+        <w:t>锷锸箐箦箬箅箪箜箢</w:t>
+      </w:r>
+      <w:proofErr w:type="gramEnd"/>
+      <w:r>
+        <w:rPr>
+          <w:rFonts w:ascii="宋体" w:eastAsia="宋体" w:hAnsi="宋体"/>
+          <w:sz w:val="32"/>
+          <w:szCs w:val="32"/>
+        </w:rPr>
+        <w:t>箓</w:t>
+      </w:r>
+      <w:proofErr w:type="gramStart"/>
+      <w:r>
+        <w:rPr>
+          <w:rFonts w:ascii="宋体" w:eastAsia="宋体" w:hAnsi="宋体"/>
+          <w:sz w:val="32"/>
+          <w:szCs w:val="32"/>
+        </w:rPr>
+        <w:t>儆僳僭劁僮</w:t>
+      </w:r>
+      <w:proofErr w:type="gramEnd"/>
+      <w:r>
+        <w:rPr>
+          <w:rFonts w:ascii="宋体" w:eastAsia="宋体" w:hAnsi="宋体"/>
+          <w:sz w:val="32"/>
+          <w:szCs w:val="32"/>
+        </w:rPr>
+        <w:t>魆</w:t>
+      </w:r>
+      <w:proofErr w:type="gramStart"/>
+      <w:r>
+        <w:rPr>
+          <w:rFonts w:ascii="宋体" w:eastAsia="宋体" w:hAnsi="宋体"/>
+          <w:sz w:val="32"/>
+          <w:szCs w:val="32"/>
+        </w:rPr>
+        <w:t>艋膑鲑鲔鲚鲛</w:t>
+      </w:r>
+      <w:proofErr w:type="gramEnd"/>
+      <w:r>
+        <w:rPr>
+          <w:rFonts w:ascii="宋体" w:eastAsia="宋体" w:hAnsi="宋体"/>
+          <w:sz w:val="32"/>
+          <w:szCs w:val="32"/>
+        </w:rPr>
+        <w:t>鲟獐</w:t>
+      </w:r>
+      <w:proofErr w:type="gramStart"/>
+      <w:r>
+        <w:rPr>
+          <w:rFonts w:ascii="宋体" w:eastAsia="宋体" w:hAnsi="宋体"/>
+          <w:sz w:val="32"/>
+          <w:szCs w:val="32"/>
+        </w:rPr>
+        <w:t>雒夤銮麽瘌瘊瘘</w:t>
+      </w:r>
+      <w:proofErr w:type="gramEnd"/>
+      <w:r>
+        <w:rPr>
+          <w:rFonts w:ascii="宋体" w:eastAsia="宋体" w:hAnsi="宋体"/>
+          <w:sz w:val="32"/>
+          <w:szCs w:val="32"/>
+        </w:rPr>
+        <w:t>瘙廖膂阚鄯鲞粿糁鹚熘熥滹漯漶潋潴澉搴窨綮谮褙褛褊谯谰屣鹛嫱嫖嫚嫘鼐瞀骠缦缧骢耦耧璜璎璁撸鋆撙撺墀聩鞑蕙鞒蕈蕞蕺瞢蕲赜槿樯槭樗槲醌醅餍磔磙霈龉瞋瞑噶颙踒踯踺蝽蝾蝻蝰蝮螋蝓蝣蝼嘬噍噙颛嶙嶝骺镌镏镓镔篑篌牖儋虢鹞鲠鲡鲢鲣鲥鲧鲩獠馓馔廛瘛瘼</w:t>
       </w:r>
     </w:p>
     <w:sectPr>

--- a/help/部分余部副码顺序.docx
+++ b/help/部分余部副码顺序.docx
@@ -315,7 +315,7 @@
           <w:sz w:val="32"/>
           <w:szCs w:val="32"/>
         </w:rPr>
-        <w:t>幛赙骶鹘锴</w:t>
+        <w:t>箬箅箪箜箢</w:t>
       </w:r>
       <w:proofErr w:type="gramEnd"/>
       <w:r>
@@ -324,7 +324,7 @@
           <w:sz w:val="32"/>
           <w:szCs w:val="32"/>
         </w:rPr>
-        <w:t>锶</w:t>
+        <w:t>箓</w:t>
       </w:r>
       <w:proofErr w:type="gramStart"/>
       <w:r>
@@ -333,7 +333,7 @@
           <w:sz w:val="32"/>
           <w:szCs w:val="32"/>
         </w:rPr>
-        <w:t>锷锸箐箦箬箅箪箜箢</w:t>
+        <w:t>儆僳僭劁僮</w:t>
       </w:r>
       <w:proofErr w:type="gramEnd"/>
       <w:r>
@@ -342,7 +342,7 @@
           <w:sz w:val="32"/>
           <w:szCs w:val="32"/>
         </w:rPr>
-        <w:t>箓</w:t>
+        <w:t>魆</w:t>
       </w:r>
       <w:proofErr w:type="gramStart"/>
       <w:r>
@@ -351,7 +351,7 @@
           <w:sz w:val="32"/>
           <w:szCs w:val="32"/>
         </w:rPr>
-        <w:t>儆僳僭劁僮</w:t>
+        <w:t>艋膑鲑鲔鲚鲛</w:t>
       </w:r>
       <w:proofErr w:type="gramEnd"/>
       <w:r>
@@ -360,7 +360,7 @@
           <w:sz w:val="32"/>
           <w:szCs w:val="32"/>
         </w:rPr>
-        <w:t>魆</w:t>
+        <w:t>鲟獐</w:t>
       </w:r>
       <w:proofErr w:type="gramStart"/>
       <w:r>
@@ -369,7 +369,7 @@
           <w:sz w:val="32"/>
           <w:szCs w:val="32"/>
         </w:rPr>
-        <w:t>艋膑鲑鲔鲚鲛</w:t>
+        <w:t>雒夤銮麽瘌瘊瘘瘙廖膂阚鄯鲞</w:t>
       </w:r>
       <w:proofErr w:type="gramEnd"/>
       <w:r>
@@ -378,7 +378,7 @@
           <w:sz w:val="32"/>
           <w:szCs w:val="32"/>
         </w:rPr>
-        <w:t>鲟獐</w:t>
+        <w:t>粿</w:t>
       </w:r>
       <w:proofErr w:type="gramStart"/>
       <w:r>
@@ -387,7 +387,7 @@
           <w:sz w:val="32"/>
           <w:szCs w:val="32"/>
         </w:rPr>
-        <w:t>雒夤銮麽瘌瘊瘘</w:t>
+        <w:t>糁鹚熘</w:t>
       </w:r>
       <w:proofErr w:type="gramEnd"/>
       <w:r>
@@ -396,7 +396,7 @@
           <w:sz w:val="32"/>
           <w:szCs w:val="32"/>
         </w:rPr>
-        <w:t>瘙廖膂阚鄯鲞粿糁鹚熘熥滹漯漶潋潴澉搴窨綮谮褙褛褊谯谰屣鹛嫱嫖嫚嫘鼐瞀骠缦缧骢耦耧璜璎璁撸鋆撙撺墀聩鞑蕙鞒蕈蕞蕺瞢蕲赜槿樯槭樗槲醌醅餍磔磙霈龉瞋瞑噶颙踒踯踺蝽蝾蝻蝰蝮螋蝓蝣蝼嘬噍噙颛嶙嶝骺镌镏镓镔篑篌牖儋虢鹞鲠鲡鲢鲣鲥鲧鲩獠馓馔廛瘛瘼</w:t>
+        <w:t>熥滹漯漶潋潴澉搴窨綮谮褙褛褊谯谰屣鹛嫱嫖嫚嫘鼐瞀骠缦缧骢耦耧璜璎璁撸鋆撙撺墀聩鞑蕙鞒蕈蕞蕺瞢蕲赜槿樯槭樗槲醌醅餍磔磙霈龉瞋瞑噶颙踒踯踺蝽蝾蝻蝰蝮螋蝓蝣蝼嘬噍噙颛嶙嶝骺镌镏镓镔篑篌牖儋虢鹞鲠鲡鲢鲣鲥鲧鲩獠馓馔廛瘛瘼</w:t>
       </w:r>
     </w:p>
     <w:sectPr>

--- a/help/部分余部副码顺序.docx
+++ b/help/部分余部副码顺序.docx
@@ -48,25 +48,7 @@
           <w:sz w:val="32"/>
           <w:szCs w:val="32"/>
         </w:rPr>
-        <w:t xml:space="preserve">djx 壹udky 皇wbh </w:t>
-      </w:r>
-      <w:proofErr w:type="gramStart"/>
-      <w:r>
-        <w:rPr>
-          <w:rFonts w:ascii="宋体" w:eastAsia="宋体" w:hAnsi="宋体" w:hint="eastAsia"/>
-          <w:sz w:val="32"/>
-          <w:szCs w:val="32"/>
-        </w:rPr>
-        <w:t>尞</w:t>
-      </w:r>
-      <w:proofErr w:type="gramEnd"/>
-      <w:r>
-        <w:rPr>
-          <w:rFonts w:ascii="宋体" w:eastAsia="宋体" w:hAnsi="宋体" w:hint="eastAsia"/>
-          <w:sz w:val="32"/>
-          <w:szCs w:val="32"/>
-        </w:rPr>
-        <w:t>xudrl⿱</w:t>
+        <w:t>djx 壹udky 皇wbh 尞xudrl⿱</w:t>
       </w:r>
       <w:r>
         <w:rPr>
@@ -76,59 +58,13 @@
         </w:rPr>
         <w:t>𠂉</w:t>
       </w:r>
-      <w:proofErr w:type="gramStart"/>
-      <w:r>
-        <w:rPr>
-          <w:rFonts w:ascii="宋体" w:eastAsia="宋体" w:hAnsi="宋体" w:hint="eastAsia"/>
-          <w:sz w:val="32"/>
-          <w:szCs w:val="32"/>
-        </w:rPr>
-        <w:t>巾</w:t>
-      </w:r>
-      <w:proofErr w:type="gramEnd"/>
-      <w:r>
-        <w:rPr>
-          <w:rFonts w:ascii="宋体" w:eastAsia="宋体" w:hAnsi="宋体" w:hint="eastAsia"/>
-          <w:sz w:val="32"/>
-          <w:szCs w:val="32"/>
-        </w:rPr>
-        <w:t xml:space="preserve">jru 西k(y)x </w:t>
-      </w:r>
-      <w:proofErr w:type="gramStart"/>
-      <w:r>
-        <w:rPr>
-          <w:rFonts w:ascii="宋体" w:eastAsia="宋体" w:hAnsi="宋体" w:hint="eastAsia"/>
-          <w:sz w:val="32"/>
-          <w:szCs w:val="32"/>
-        </w:rPr>
-        <w:t>敖</w:t>
-      </w:r>
-      <w:proofErr w:type="gramEnd"/>
-      <w:r>
-        <w:rPr>
-          <w:rFonts w:ascii="宋体" w:eastAsia="宋体" w:hAnsi="宋体" w:hint="eastAsia"/>
-          <w:sz w:val="32"/>
-          <w:szCs w:val="32"/>
-        </w:rPr>
-        <w:t xml:space="preserve">uqo </w:t>
-      </w:r>
-      <w:proofErr w:type="gramStart"/>
-      <w:r>
-        <w:rPr>
-          <w:rFonts w:ascii="宋体" w:eastAsia="宋体" w:hAnsi="宋体" w:hint="eastAsia"/>
-          <w:sz w:val="32"/>
-          <w:szCs w:val="32"/>
-        </w:rPr>
-        <w:t>咅</w:t>
-      </w:r>
-      <w:proofErr w:type="gramEnd"/>
-      <w:r>
-        <w:rPr>
-          <w:rFonts w:ascii="宋体" w:eastAsia="宋体" w:hAnsi="宋体" w:hint="eastAsia"/>
-          <w:sz w:val="32"/>
-          <w:szCs w:val="32"/>
-        </w:rPr>
-        <w:t>k</w:t>
+      <w:r>
+        <w:rPr>
+          <w:rFonts w:ascii="宋体" w:eastAsia="宋体" w:hAnsi="宋体" w:hint="eastAsia"/>
+          <w:sz w:val="32"/>
+          <w:szCs w:val="32"/>
+        </w:rPr>
+        <w:t>巾jru 西k(y)x 敖uqo 咅k</w:t>
       </w:r>
       <w:r>
         <w:rPr>
@@ -222,7 +158,6 @@
           <w:szCs w:val="32"/>
         </w:rPr>
       </w:pPr>
-      <w:proofErr w:type="gramStart"/>
       <w:r>
         <w:rPr>
           <w:rFonts w:ascii="宋体" w:eastAsia="宋体" w:hAnsi="宋体"/>
@@ -231,7 +166,6 @@
         </w:rPr>
         <w:t>欥</w:t>
       </w:r>
-      <w:proofErr w:type="gramEnd"/>
       <w:r>
         <w:rPr>
           <w:rFonts w:ascii="宋体" w:eastAsia="宋体" w:hAnsi="宋体" w:hint="eastAsia"/>
@@ -308,95 +242,13 @@
           <w:szCs w:val="32"/>
         </w:rPr>
       </w:pPr>
-      <w:proofErr w:type="gramStart"/>
       <w:r>
         <w:rPr>
           <w:rFonts w:ascii="宋体" w:eastAsia="宋体" w:hAnsi="宋体"/>
           <w:sz w:val="32"/>
           <w:szCs w:val="32"/>
         </w:rPr>
-        <w:t>箬箅箪箜箢</w:t>
-      </w:r>
-      <w:proofErr w:type="gramEnd"/>
-      <w:r>
-        <w:rPr>
-          <w:rFonts w:ascii="宋体" w:eastAsia="宋体" w:hAnsi="宋体"/>
-          <w:sz w:val="32"/>
-          <w:szCs w:val="32"/>
-        </w:rPr>
-        <w:t>箓</w:t>
-      </w:r>
-      <w:proofErr w:type="gramStart"/>
-      <w:r>
-        <w:rPr>
-          <w:rFonts w:ascii="宋体" w:eastAsia="宋体" w:hAnsi="宋体"/>
-          <w:sz w:val="32"/>
-          <w:szCs w:val="32"/>
-        </w:rPr>
-        <w:t>儆僳僭劁僮</w:t>
-      </w:r>
-      <w:proofErr w:type="gramEnd"/>
-      <w:r>
-        <w:rPr>
-          <w:rFonts w:ascii="宋体" w:eastAsia="宋体" w:hAnsi="宋体"/>
-          <w:sz w:val="32"/>
-          <w:szCs w:val="32"/>
-        </w:rPr>
-        <w:t>魆</w:t>
-      </w:r>
-      <w:proofErr w:type="gramStart"/>
-      <w:r>
-        <w:rPr>
-          <w:rFonts w:ascii="宋体" w:eastAsia="宋体" w:hAnsi="宋体"/>
-          <w:sz w:val="32"/>
-          <w:szCs w:val="32"/>
-        </w:rPr>
-        <w:t>艋膑鲑鲔鲚鲛</w:t>
-      </w:r>
-      <w:proofErr w:type="gramEnd"/>
-      <w:r>
-        <w:rPr>
-          <w:rFonts w:ascii="宋体" w:eastAsia="宋体" w:hAnsi="宋体"/>
-          <w:sz w:val="32"/>
-          <w:szCs w:val="32"/>
-        </w:rPr>
-        <w:t>鲟獐</w:t>
-      </w:r>
-      <w:proofErr w:type="gramStart"/>
-      <w:r>
-        <w:rPr>
-          <w:rFonts w:ascii="宋体" w:eastAsia="宋体" w:hAnsi="宋体"/>
-          <w:sz w:val="32"/>
-          <w:szCs w:val="32"/>
-        </w:rPr>
-        <w:t>雒夤銮麽瘌瘊瘘瘙廖膂阚鄯鲞</w:t>
-      </w:r>
-      <w:proofErr w:type="gramEnd"/>
-      <w:r>
-        <w:rPr>
-          <w:rFonts w:ascii="宋体" w:eastAsia="宋体" w:hAnsi="宋体"/>
-          <w:sz w:val="32"/>
-          <w:szCs w:val="32"/>
-        </w:rPr>
-        <w:t>粿</w:t>
-      </w:r>
-      <w:proofErr w:type="gramStart"/>
-      <w:r>
-        <w:rPr>
-          <w:rFonts w:ascii="宋体" w:eastAsia="宋体" w:hAnsi="宋体"/>
-          <w:sz w:val="32"/>
-          <w:szCs w:val="32"/>
-        </w:rPr>
-        <w:t>糁鹚熘</w:t>
-      </w:r>
-      <w:proofErr w:type="gramEnd"/>
-      <w:r>
-        <w:rPr>
-          <w:rFonts w:ascii="宋体" w:eastAsia="宋体" w:hAnsi="宋体"/>
-          <w:sz w:val="32"/>
-          <w:szCs w:val="32"/>
-        </w:rPr>
-        <w:t>熥滹漯漶潋潴澉搴窨綮谮褙褛褊谯谰屣鹛嫱嫖嫚嫘鼐瞀骠缦缧骢耦耧璜璎璁撸鋆撙撺墀聩鞑蕙鞒蕈蕞蕺瞢蕲赜槿樯槭樗槲醌醅餍磔磙霈龉瞋瞑噶颙踒踯踺蝽蝾蝻蝰蝮螋蝓蝣蝼嘬噍噙颛嶙嶝骺镌镏镓镔篑篌牖儋虢鹞鲠鲡鲢鲣鲥鲧鲩獠馓馔廛瘛瘼</w:t>
+        <w:t>魆艋膑鲑鲔鲚鲛鲟獐雒夤銮麽瘌瘊瘘瘙廖膂阚鄯鲞粿糁鹚熘熥滹漯漶潋潴澉搴窨綮谮褙褛褊谯谰屣鹛嫱嫖嫚嫘鼐瞀骠缦缧骢耦耧璜璎璁撸鋆撙撺墀聩鞑蕙鞒蕈蕞蕺瞢蕲赜槿樯槭樗槲醌醅餍磔磙霈龉瞋瞑噶颙踒踯踺蝽蝾蝻蝰蝮螋蝓蝣蝼嘬噍噙颛嶙嶝骺镌镏镓镔篑篌牖儋虢鹞鲠鲡鲢鲣鲥鲧鲩獠馓馔廛瘛瘼</w:t>
       </w:r>
     </w:p>
     <w:sectPr>

--- a/help/部分余部副码顺序.docx
+++ b/help/部分余部副码顺序.docx
@@ -48,7 +48,25 @@
           <w:sz w:val="32"/>
           <w:szCs w:val="32"/>
         </w:rPr>
-        <w:t>djx 壹udky 皇wbh 尞xudrl⿱</w:t>
+        <w:t xml:space="preserve">djx 壹udky 皇wbh </w:t>
+      </w:r>
+      <w:proofErr w:type="gramStart"/>
+      <w:r>
+        <w:rPr>
+          <w:rFonts w:ascii="宋体" w:eastAsia="宋体" w:hAnsi="宋体" w:hint="eastAsia"/>
+          <w:sz w:val="32"/>
+          <w:szCs w:val="32"/>
+        </w:rPr>
+        <w:t>尞</w:t>
+      </w:r>
+      <w:proofErr w:type="gramEnd"/>
+      <w:r>
+        <w:rPr>
+          <w:rFonts w:ascii="宋体" w:eastAsia="宋体" w:hAnsi="宋体" w:hint="eastAsia"/>
+          <w:sz w:val="32"/>
+          <w:szCs w:val="32"/>
+        </w:rPr>
+        <w:t>xudrl⿱</w:t>
       </w:r>
       <w:r>
         <w:rPr>
@@ -58,13 +76,59 @@
         </w:rPr>
         <w:t>𠂉</w:t>
       </w:r>
-      <w:r>
-        <w:rPr>
-          <w:rFonts w:ascii="宋体" w:eastAsia="宋体" w:hAnsi="宋体" w:hint="eastAsia"/>
-          <w:sz w:val="32"/>
-          <w:szCs w:val="32"/>
-        </w:rPr>
-        <w:t>巾jru 西k(y)x 敖uqo 咅k</w:t>
+      <w:proofErr w:type="gramStart"/>
+      <w:r>
+        <w:rPr>
+          <w:rFonts w:ascii="宋体" w:eastAsia="宋体" w:hAnsi="宋体" w:hint="eastAsia"/>
+          <w:sz w:val="32"/>
+          <w:szCs w:val="32"/>
+        </w:rPr>
+        <w:t>巾</w:t>
+      </w:r>
+      <w:proofErr w:type="gramEnd"/>
+      <w:r>
+        <w:rPr>
+          <w:rFonts w:ascii="宋体" w:eastAsia="宋体" w:hAnsi="宋体" w:hint="eastAsia"/>
+          <w:sz w:val="32"/>
+          <w:szCs w:val="32"/>
+        </w:rPr>
+        <w:t xml:space="preserve">jru 西k(y)x </w:t>
+      </w:r>
+      <w:proofErr w:type="gramStart"/>
+      <w:r>
+        <w:rPr>
+          <w:rFonts w:ascii="宋体" w:eastAsia="宋体" w:hAnsi="宋体" w:hint="eastAsia"/>
+          <w:sz w:val="32"/>
+          <w:szCs w:val="32"/>
+        </w:rPr>
+        <w:t>敖</w:t>
+      </w:r>
+      <w:proofErr w:type="gramEnd"/>
+      <w:r>
+        <w:rPr>
+          <w:rFonts w:ascii="宋体" w:eastAsia="宋体" w:hAnsi="宋体" w:hint="eastAsia"/>
+          <w:sz w:val="32"/>
+          <w:szCs w:val="32"/>
+        </w:rPr>
+        <w:t xml:space="preserve">uqo </w:t>
+      </w:r>
+      <w:proofErr w:type="gramStart"/>
+      <w:r>
+        <w:rPr>
+          <w:rFonts w:ascii="宋体" w:eastAsia="宋体" w:hAnsi="宋体" w:hint="eastAsia"/>
+          <w:sz w:val="32"/>
+          <w:szCs w:val="32"/>
+        </w:rPr>
+        <w:t>咅</w:t>
+      </w:r>
+      <w:proofErr w:type="gramEnd"/>
+      <w:r>
+        <w:rPr>
+          <w:rFonts w:ascii="宋体" w:eastAsia="宋体" w:hAnsi="宋体" w:hint="eastAsia"/>
+          <w:sz w:val="32"/>
+          <w:szCs w:val="32"/>
+        </w:rPr>
+        <w:t>k</w:t>
       </w:r>
       <w:r>
         <w:rPr>
@@ -158,6 +222,7 @@
           <w:szCs w:val="32"/>
         </w:rPr>
       </w:pPr>
+      <w:proofErr w:type="gramStart"/>
       <w:r>
         <w:rPr>
           <w:rFonts w:ascii="宋体" w:eastAsia="宋体" w:hAnsi="宋体"/>
@@ -166,6 +231,7 @@
         </w:rPr>
         <w:t>欥</w:t>
       </w:r>
+      <w:proofErr w:type="gramEnd"/>
       <w:r>
         <w:rPr>
           <w:rFonts w:ascii="宋体" w:eastAsia="宋体" w:hAnsi="宋体" w:hint="eastAsia"/>
@@ -242,13 +308,41 @@
           <w:szCs w:val="32"/>
         </w:rPr>
       </w:pPr>
+      <w:proofErr w:type="gramStart"/>
       <w:r>
         <w:rPr>
           <w:rFonts w:ascii="宋体" w:eastAsia="宋体" w:hAnsi="宋体"/>
           <w:sz w:val="32"/>
           <w:szCs w:val="32"/>
         </w:rPr>
-        <w:t>魆艋膑鲑鲔鲚鲛鲟獐雒夤銮麽瘌瘊瘘瘙廖膂阚鄯鲞粿糁鹚熘熥滹漯漶潋潴澉搴窨綮谮褙褛褊谯谰屣鹛嫱嫖嫚嫘鼐瞀骠缦缧骢耦耧璜璎璁撸鋆撙撺墀聩鞑蕙鞒蕈蕞蕺瞢蕲赜槿樯槭樗槲醌醅餍磔磙霈龉瞋瞑噶颙踒踯踺蝽蝾蝻蝰蝮螋蝓蝣蝼嘬噍噙颛嶙嶝骺镌镏镓镔篑篌牖儋虢鹞鲠鲡鲢鲣鲥鲧鲩獠馓馔廛瘛瘼</w:t>
+        <w:t>麽瘌瘊瘘瘙廖膂阚鄯鲞</w:t>
+      </w:r>
+      <w:proofErr w:type="gramEnd"/>
+      <w:r>
+        <w:rPr>
+          <w:rFonts w:ascii="宋体" w:eastAsia="宋体" w:hAnsi="宋体"/>
+          <w:sz w:val="32"/>
+          <w:szCs w:val="32"/>
+        </w:rPr>
+        <w:t>粿</w:t>
+      </w:r>
+      <w:proofErr w:type="gramStart"/>
+      <w:r>
+        <w:rPr>
+          <w:rFonts w:ascii="宋体" w:eastAsia="宋体" w:hAnsi="宋体"/>
+          <w:sz w:val="32"/>
+          <w:szCs w:val="32"/>
+        </w:rPr>
+        <w:t>糁鹚熘熥滹漯漶潋潴澉搴窨綮谮褙褛褊谯谰屣鹛嫱</w:t>
+      </w:r>
+      <w:proofErr w:type="gramEnd"/>
+      <w:r>
+        <w:rPr>
+          <w:rFonts w:ascii="宋体" w:eastAsia="宋体" w:hAnsi="宋体"/>
+          <w:sz w:val="32"/>
+          <w:szCs w:val="32"/>
+        </w:rPr>
+        <w:t>嫖嫚嫘鼐瞀骠缦缧骢耦耧璜璎璁撸鋆撙撺墀聩鞑蕙鞒蕈蕞蕺瞢蕲赜槿樯槭樗槲醌醅餍磔磙霈龉瞋瞑噶颙踒踯踺蝽蝾蝻蝰蝮螋蝓蝣蝼嘬噍噙颛嶙嶝骺镌镏镓镔篑篌牖儋虢鹞鲠鲡鲢鲣鲥鲧鲩獠馓馔廛瘛瘼</w:t>
       </w:r>
     </w:p>
     <w:sectPr>

--- a/help/部分余部副码顺序.docx
+++ b/help/部分余部副码顺序.docx
@@ -16,7 +16,16 @@
           <w:sz w:val="32"/>
           <w:szCs w:val="32"/>
         </w:rPr>
-        <w:t>副(末位为声)：畐t</w:t>
+        <w:t>副(末位为声)：畐</w:t>
+      </w:r>
+      <w:proofErr w:type="spellStart"/>
+      <w:r>
+        <w:rPr>
+          <w:rFonts w:ascii="宋体" w:eastAsia="宋体" w:hAnsi="宋体" w:hint="eastAsia"/>
+          <w:sz w:val="32"/>
+          <w:szCs w:val="32"/>
+        </w:rPr>
+        <w:t>t</w:t>
       </w:r>
       <w:r>
         <w:rPr>
@@ -32,7 +41,25 @@
           <w:sz w:val="32"/>
           <w:szCs w:val="32"/>
         </w:rPr>
-        <w:t>f 喜k</w:t>
+        <w:t>f</w:t>
+      </w:r>
+      <w:proofErr w:type="spellEnd"/>
+      <w:r>
+        <w:rPr>
+          <w:rFonts w:ascii="宋体" w:eastAsia="宋体" w:hAnsi="宋体" w:hint="eastAsia"/>
+          <w:sz w:val="32"/>
+          <w:szCs w:val="32"/>
+        </w:rPr>
+        <w:t xml:space="preserve"> 喜</w:t>
+      </w:r>
+      <w:proofErr w:type="spellStart"/>
+      <w:r>
+        <w:rPr>
+          <w:rFonts w:ascii="宋体" w:eastAsia="宋体" w:hAnsi="宋体" w:hint="eastAsia"/>
+          <w:sz w:val="32"/>
+          <w:szCs w:val="32"/>
+        </w:rPr>
+        <w:t>k</w:t>
       </w:r>
       <w:r>
         <w:rPr>
@@ -48,7 +75,52 @@
           <w:sz w:val="32"/>
           <w:szCs w:val="32"/>
         </w:rPr>
-        <w:t xml:space="preserve">djx 壹udky 皇wbh </w:t>
+        <w:t>djx</w:t>
+      </w:r>
+      <w:proofErr w:type="spellEnd"/>
+      <w:r>
+        <w:rPr>
+          <w:rFonts w:ascii="宋体" w:eastAsia="宋体" w:hAnsi="宋体" w:hint="eastAsia"/>
+          <w:sz w:val="32"/>
+          <w:szCs w:val="32"/>
+        </w:rPr>
+        <w:t xml:space="preserve"> 壹</w:t>
+      </w:r>
+      <w:proofErr w:type="spellStart"/>
+      <w:r>
+        <w:rPr>
+          <w:rFonts w:ascii="宋体" w:eastAsia="宋体" w:hAnsi="宋体" w:hint="eastAsia"/>
+          <w:sz w:val="32"/>
+          <w:szCs w:val="32"/>
+        </w:rPr>
+        <w:t>udky</w:t>
+      </w:r>
+      <w:proofErr w:type="spellEnd"/>
+      <w:r>
+        <w:rPr>
+          <w:rFonts w:ascii="宋体" w:eastAsia="宋体" w:hAnsi="宋体" w:hint="eastAsia"/>
+          <w:sz w:val="32"/>
+          <w:szCs w:val="32"/>
+        </w:rPr>
+        <w:t xml:space="preserve"> 皇</w:t>
+      </w:r>
+      <w:proofErr w:type="spellStart"/>
+      <w:r>
+        <w:rPr>
+          <w:rFonts w:ascii="宋体" w:eastAsia="宋体" w:hAnsi="宋体" w:hint="eastAsia"/>
+          <w:sz w:val="32"/>
+          <w:szCs w:val="32"/>
+        </w:rPr>
+        <w:t>wbh</w:t>
+      </w:r>
+      <w:proofErr w:type="spellEnd"/>
+      <w:r>
+        <w:rPr>
+          <w:rFonts w:ascii="宋体" w:eastAsia="宋体" w:hAnsi="宋体" w:hint="eastAsia"/>
+          <w:sz w:val="32"/>
+          <w:szCs w:val="32"/>
+        </w:rPr>
+        <w:t xml:space="preserve"> </w:t>
       </w:r>
       <w:proofErr w:type="gramStart"/>
       <w:r>
@@ -59,6 +131,7 @@
         </w:rPr>
         <w:t>尞</w:t>
       </w:r>
+      <w:proofErr w:type="spellStart"/>
       <w:proofErr w:type="gramEnd"/>
       <w:r>
         <w:rPr>
@@ -66,7 +139,16 @@
           <w:sz w:val="32"/>
           <w:szCs w:val="32"/>
         </w:rPr>
-        <w:t>xudrl⿱</w:t>
+        <w:t>xudrl</w:t>
+      </w:r>
+      <w:proofErr w:type="spellEnd"/>
+      <w:r>
+        <w:rPr>
+          <w:rFonts w:ascii="宋体" w:eastAsia="宋体" w:hAnsi="宋体" w:hint="eastAsia"/>
+          <w:sz w:val="32"/>
+          <w:szCs w:val="32"/>
+        </w:rPr>
+        <w:t>⿱</w:t>
       </w:r>
       <w:r>
         <w:rPr>
@@ -85,6 +167,7 @@
         </w:rPr>
         <w:t>巾</w:t>
       </w:r>
+      <w:proofErr w:type="spellStart"/>
       <w:proofErr w:type="gramEnd"/>
       <w:r>
         <w:rPr>
@@ -92,7 +175,16 @@
           <w:sz w:val="32"/>
           <w:szCs w:val="32"/>
         </w:rPr>
-        <w:t xml:space="preserve">jru 西k(y)x </w:t>
+        <w:t>jru</w:t>
+      </w:r>
+      <w:proofErr w:type="spellEnd"/>
+      <w:r>
+        <w:rPr>
+          <w:rFonts w:ascii="宋体" w:eastAsia="宋体" w:hAnsi="宋体" w:hint="eastAsia"/>
+          <w:sz w:val="32"/>
+          <w:szCs w:val="32"/>
+        </w:rPr>
+        <w:t xml:space="preserve"> 西k(y)x </w:t>
       </w:r>
       <w:proofErr w:type="gramStart"/>
       <w:r>
@@ -103,6 +195,7 @@
         </w:rPr>
         <w:t>敖</w:t>
       </w:r>
+      <w:proofErr w:type="spellStart"/>
       <w:proofErr w:type="gramEnd"/>
       <w:r>
         <w:rPr>
@@ -110,7 +203,16 @@
           <w:sz w:val="32"/>
           <w:szCs w:val="32"/>
         </w:rPr>
-        <w:t xml:space="preserve">uqo </w:t>
+        <w:t>uqo</w:t>
+      </w:r>
+      <w:proofErr w:type="spellEnd"/>
+      <w:r>
+        <w:rPr>
+          <w:rFonts w:ascii="宋体" w:eastAsia="宋体" w:hAnsi="宋体" w:hint="eastAsia"/>
+          <w:sz w:val="32"/>
+          <w:szCs w:val="32"/>
+        </w:rPr>
+        <w:t xml:space="preserve"> </w:t>
       </w:r>
       <w:proofErr w:type="gramStart"/>
       <w:r>
@@ -121,6 +223,7 @@
         </w:rPr>
         <w:t>咅</w:t>
       </w:r>
+      <w:proofErr w:type="spellStart"/>
       <w:proofErr w:type="gramEnd"/>
       <w:r>
         <w:rPr>
@@ -144,7 +247,34 @@
           <w:sz w:val="32"/>
           <w:szCs w:val="32"/>
         </w:rPr>
-        <w:t>dt 疌zksvj 龹(</w:t>
+        <w:t>dt</w:t>
+      </w:r>
+      <w:proofErr w:type="spellEnd"/>
+      <w:r>
+        <w:rPr>
+          <w:rFonts w:ascii="宋体" w:eastAsia="宋体" w:hAnsi="宋体" w:hint="eastAsia"/>
+          <w:sz w:val="32"/>
+          <w:szCs w:val="32"/>
+        </w:rPr>
+        <w:t xml:space="preserve"> 疌</w:t>
+      </w:r>
+      <w:proofErr w:type="spellStart"/>
+      <w:r>
+        <w:rPr>
+          <w:rFonts w:ascii="宋体" w:eastAsia="宋体" w:hAnsi="宋体" w:hint="eastAsia"/>
+          <w:sz w:val="32"/>
+          <w:szCs w:val="32"/>
+        </w:rPr>
+        <w:t>zksvj</w:t>
+      </w:r>
+      <w:proofErr w:type="spellEnd"/>
+      <w:r>
+        <w:rPr>
+          <w:rFonts w:ascii="宋体" w:eastAsia="宋体" w:hAnsi="宋体" w:hint="eastAsia"/>
+          <w:sz w:val="32"/>
+          <w:szCs w:val="32"/>
+        </w:rPr>
+        <w:t xml:space="preserve"> 龹(</w:t>
       </w:r>
       <w:r>
         <w:rPr>
@@ -160,8 +290,18 @@
           <w:sz w:val="32"/>
           <w:szCs w:val="32"/>
         </w:rPr>
-        <w:t>) dmcorj</w:t>
-      </w:r>
+        <w:t xml:space="preserve">) </w:t>
+      </w:r>
+      <w:proofErr w:type="spellStart"/>
+      <w:r>
+        <w:rPr>
+          <w:rFonts w:ascii="宋体" w:eastAsia="宋体" w:hAnsi="宋体" w:hint="eastAsia"/>
+          <w:sz w:val="32"/>
+          <w:szCs w:val="32"/>
+        </w:rPr>
+        <w:t>dmcorj</w:t>
+      </w:r>
+      <w:proofErr w:type="spellEnd"/>
     </w:p>
     <w:p>
       <w:pPr>
@@ -211,8 +351,72 @@
           <w:sz w:val="32"/>
           <w:szCs w:val="32"/>
         </w:rPr>
-        <w:t>=r. rf yi2bu, yi2bu=r. i. bi ui i. md vi(b)→rc</w:t>
-      </w:r>
+        <w:t xml:space="preserve">=r. rf yi2bu, yi2bu=r. </w:t>
+      </w:r>
+      <w:proofErr w:type="spellStart"/>
+      <w:r>
+        <w:rPr>
+          <w:rFonts w:ascii="宋体" w:eastAsia="宋体" w:hAnsi="宋体" w:hint="eastAsia"/>
+          <w:sz w:val="32"/>
+          <w:szCs w:val="32"/>
+        </w:rPr>
+        <w:t>i</w:t>
+      </w:r>
+      <w:proofErr w:type="spellEnd"/>
+      <w:r>
+        <w:rPr>
+          <w:rFonts w:ascii="宋体" w:eastAsia="宋体" w:hAnsi="宋体" w:hint="eastAsia"/>
+          <w:sz w:val="32"/>
+          <w:szCs w:val="32"/>
+        </w:rPr>
+        <w:t xml:space="preserve">. bi </w:t>
+      </w:r>
+      <w:proofErr w:type="spellStart"/>
+      <w:r>
+        <w:rPr>
+          <w:rFonts w:ascii="宋体" w:eastAsia="宋体" w:hAnsi="宋体" w:hint="eastAsia"/>
+          <w:sz w:val="32"/>
+          <w:szCs w:val="32"/>
+        </w:rPr>
+        <w:t>ui</w:t>
+      </w:r>
+      <w:proofErr w:type="spellEnd"/>
+      <w:r>
+        <w:rPr>
+          <w:rFonts w:ascii="宋体" w:eastAsia="宋体" w:hAnsi="宋体" w:hint="eastAsia"/>
+          <w:sz w:val="32"/>
+          <w:szCs w:val="32"/>
+        </w:rPr>
+        <w:t xml:space="preserve"> </w:t>
+      </w:r>
+      <w:proofErr w:type="spellStart"/>
+      <w:r>
+        <w:rPr>
+          <w:rFonts w:ascii="宋体" w:eastAsia="宋体" w:hAnsi="宋体" w:hint="eastAsia"/>
+          <w:sz w:val="32"/>
+          <w:szCs w:val="32"/>
+        </w:rPr>
+        <w:t>i</w:t>
+      </w:r>
+      <w:proofErr w:type="spellEnd"/>
+      <w:r>
+        <w:rPr>
+          <w:rFonts w:ascii="宋体" w:eastAsia="宋体" w:hAnsi="宋体" w:hint="eastAsia"/>
+          <w:sz w:val="32"/>
+          <w:szCs w:val="32"/>
+        </w:rPr>
+        <w:t>. md vi(b)→</w:t>
+      </w:r>
+      <w:proofErr w:type="spellStart"/>
+      <w:r>
+        <w:rPr>
+          <w:rFonts w:ascii="宋体" w:eastAsia="宋体" w:hAnsi="宋体" w:hint="eastAsia"/>
+          <w:sz w:val="32"/>
+          <w:szCs w:val="32"/>
+        </w:rPr>
+        <w:t>rc</w:t>
+      </w:r>
+      <w:proofErr w:type="spellEnd"/>
     </w:p>
     <w:p>
       <w:pPr>
@@ -238,7 +442,25 @@
           <w:sz w:val="32"/>
           <w:szCs w:val="32"/>
         </w:rPr>
-        <w:t>=r. ri qm4d, qm4d=r. dk rf→rf</w:t>
+        <w:t xml:space="preserve">=r. </w:t>
+      </w:r>
+      <w:proofErr w:type="spellStart"/>
+      <w:r>
+        <w:rPr>
+          <w:rFonts w:ascii="宋体" w:eastAsia="宋体" w:hAnsi="宋体" w:hint="eastAsia"/>
+          <w:sz w:val="32"/>
+          <w:szCs w:val="32"/>
+        </w:rPr>
+        <w:t>ri</w:t>
+      </w:r>
+      <w:proofErr w:type="spellEnd"/>
+      <w:r>
+        <w:rPr>
+          <w:rFonts w:ascii="宋体" w:eastAsia="宋体" w:hAnsi="宋体" w:hint="eastAsia"/>
+          <w:sz w:val="32"/>
+          <w:szCs w:val="32"/>
+        </w:rPr>
+        <w:t xml:space="preserve"> qm4d, qm4d=r. dk rf→rf</w:t>
       </w:r>
     </w:p>
     <w:p>
@@ -263,8 +485,45 @@
           <w:sz w:val="32"/>
           <w:szCs w:val="32"/>
         </w:rPr>
-        <w:t>=r. rb yi1u, yi1u=ii. uh dp du, du=iii. ah kb dm ah→</w:t>
-      </w:r>
+        <w:t xml:space="preserve">=r. </w:t>
+      </w:r>
+      <w:proofErr w:type="spellStart"/>
+      <w:r>
+        <w:rPr>
+          <w:rFonts w:ascii="宋体" w:eastAsia="宋体" w:hAnsi="宋体" w:hint="eastAsia"/>
+          <w:sz w:val="32"/>
+          <w:szCs w:val="32"/>
+        </w:rPr>
+        <w:t>rb</w:t>
+      </w:r>
+      <w:proofErr w:type="spellEnd"/>
+      <w:r>
+        <w:rPr>
+          <w:rFonts w:ascii="宋体" w:eastAsia="宋体" w:hAnsi="宋体" w:hint="eastAsia"/>
+          <w:sz w:val="32"/>
+          <w:szCs w:val="32"/>
+        </w:rPr>
+        <w:t xml:space="preserve"> yi1u, yi1u=ii. uh </w:t>
+      </w:r>
+      <w:proofErr w:type="spellStart"/>
+      <w:r>
+        <w:rPr>
+          <w:rFonts w:ascii="宋体" w:eastAsia="宋体" w:hAnsi="宋体" w:hint="eastAsia"/>
+          <w:sz w:val="32"/>
+          <w:szCs w:val="32"/>
+        </w:rPr>
+        <w:t>dp</w:t>
+      </w:r>
+      <w:proofErr w:type="spellEnd"/>
+      <w:r>
+        <w:rPr>
+          <w:rFonts w:ascii="宋体" w:eastAsia="宋体" w:hAnsi="宋体" w:hint="eastAsia"/>
+          <w:sz w:val="32"/>
+          <w:szCs w:val="32"/>
+        </w:rPr>
+        <w:t xml:space="preserve"> du, du=iii. ah kb dm ah→</w:t>
+      </w:r>
+      <w:proofErr w:type="spellStart"/>
       <w:r>
         <w:rPr>
           <w:rFonts w:ascii="宋体" w:eastAsia="宋体" w:hAnsi="宋体" w:hint="eastAsia"/>
@@ -273,6 +532,7 @@
         </w:rPr>
         <w:t>rg</w:t>
       </w:r>
+      <w:proofErr w:type="spellEnd"/>
     </w:p>
     <w:p>
       <w:pPr>
@@ -315,7 +575,7 @@
           <w:sz w:val="32"/>
           <w:szCs w:val="32"/>
         </w:rPr>
-        <w:t>麽瘌瘊瘘瘙廖膂阚鄯鲞</w:t>
+        <w:t>瘌瘊瘘廖膂阚鄯鲞</w:t>
       </w:r>
       <w:proofErr w:type="gramEnd"/>
       <w:r>
@@ -333,7 +593,7 @@
           <w:sz w:val="32"/>
           <w:szCs w:val="32"/>
         </w:rPr>
-        <w:t>糁鹚熘熥滹漯漶潋潴澉搴窨綮谮褙褛褊谯谰屣鹛嫱</w:t>
+        <w:t>糁鹚熘熥滹漯漶潋潴澉搴窨綮谮褙褊谯谰屣鹛嫱</w:t>
       </w:r>
       <w:proofErr w:type="gramEnd"/>
       <w:r>
@@ -342,7 +602,34 @@
           <w:sz w:val="32"/>
           <w:szCs w:val="32"/>
         </w:rPr>
-        <w:t>嫖嫚嫘鼐瞀骠缦缧骢耦耧璜璎璁撸鋆撙撺墀聩鞑蕙鞒蕈蕞蕺瞢蕲赜槿樯槭樗槲醌醅餍磔磙霈龉瞋瞑噶颙踒踯踺蝽蝾蝻蝰蝮螋蝓蝣蝼嘬噍噙颛嶙嶝骺镌镏镓镔篑篌牖儋虢鹞鲠鲡鲢鲣鲥鲧鲩獠馓馔廛瘛瘼</w:t>
+        <w:t>嫖嫚</w:t>
+      </w:r>
+      <w:proofErr w:type="gramStart"/>
+      <w:r>
+        <w:rPr>
+          <w:rFonts w:ascii="宋体" w:eastAsia="宋体" w:hAnsi="宋体"/>
+          <w:sz w:val="32"/>
+          <w:szCs w:val="32"/>
+        </w:rPr>
+        <w:t>嫘鼐瞀</w:t>
+      </w:r>
+      <w:proofErr w:type="gramEnd"/>
+      <w:r>
+        <w:rPr>
+          <w:rFonts w:ascii="宋体" w:eastAsia="宋体" w:hAnsi="宋体"/>
+          <w:sz w:val="32"/>
+          <w:szCs w:val="32"/>
+        </w:rPr>
+        <w:t>骠缧骢耦耧璜璎璁鋆撙撺墀聩鞑蕙鞒蕈蕞蕺瞢蕲赜槭樗槲醌醅餍磔磙霈龉瞋瞑噶踒踯踺蝽蝾蝻蝰蝮螋蝣蝼嘬噍噙颛嶙嶝骺镏镓镔篑儋虢鹞鲠鲡鲢鲣鲥鲧鲩馓廛瘛瘼瘠羰糌糍糅澍澌潸潲鋈潟潼窳谳褟褫谵屦蝥缬缯骣耩耨耪璞璟璠璘髭髹擀甏縠磬颞蕻鞘颟薤檠樾橇檎樽樨橼墼翮磲飙霖錾辚臻氅瞟嚄嚆噤暾踽蹁蟒螈螅螭螟噻圜䦃镖镗镘镚镛镝镞镠氇氆篥篪篙盥魈徼膳膦膙鲮鲱鲲鲳鲴鲵鲷鲻獴獬邂廨赟瘰廪瘿瘵瘴癃瘳麇麈壅甑燠燔燧濑濉潞澧澹澥澶褰犟隰颡缱缳璩璐璪罄擢薹鞡鞬薷藁檄檩懋醢礅磴豳嚅蹒蟥螬螵疃螳嚓罾嶷髁镡镣镦镧镩镪镫罅黏簌篾篼簖簋鼢皤繇貘邈貔臌膻鲽鳀鳅鳇鳊螽癍濮蹇檗隳嬷蟊鍪</w:t>
+      </w:r>
+      <w:r>
+        <w:rPr>
+          <w:rFonts w:ascii="宋体" w:eastAsia="宋体" w:hAnsi="宋体"/>
+          <w:sz w:val="32"/>
+          <w:szCs w:val="32"/>
+        </w:rPr>
+        <w:lastRenderedPageBreak/>
+        <w:t>鬈鬃瞽鞯鞨鞫鞧鞣藜藠礓燹瞿曛蟛蟪蟠蟮黟髂镬镭簟簪鼬艟鳎鳐癞癜蹩鬏攉攒蘧蘅醮酃霪霨嚯蹰蹽蹾蹿蠖蠊髋髌镲籁艨鳓鳗鳙㸆瀛襦缵瓒攘蘩蘖醴酆躅黩黥黪镳镴黧璺鼯臜鳜鳝鳟獾骧瓘鼙颦鳢癫麝灏禳鐾羼蠡耱鹳氍躐髑镵穰鬻鬟趱颧躜鼹癯鑫襻鬣攮囔戆</w:t>
       </w:r>
     </w:p>
     <w:sectPr>

--- a/help/部分余部副码顺序.docx
+++ b/help/部分余部副码顺序.docx
@@ -16,16 +16,7 @@
           <w:sz w:val="32"/>
           <w:szCs w:val="32"/>
         </w:rPr>
-        <w:t>副(末位为声)：畐</w:t>
-      </w:r>
-      <w:proofErr w:type="spellStart"/>
-      <w:r>
-        <w:rPr>
-          <w:rFonts w:ascii="宋体" w:eastAsia="宋体" w:hAnsi="宋体" w:hint="eastAsia"/>
-          <w:sz w:val="32"/>
-          <w:szCs w:val="32"/>
-        </w:rPr>
-        <w:t>t</w:t>
+        <w:t>副(末位为声)：畐t</w:t>
       </w:r>
       <w:r>
         <w:rPr>
@@ -41,18 +32,96 @@
           <w:sz w:val="32"/>
           <w:szCs w:val="32"/>
         </w:rPr>
-        <w:t>f</w:t>
-      </w:r>
-      <w:proofErr w:type="spellEnd"/>
-      <w:r>
-        <w:rPr>
-          <w:rFonts w:ascii="宋体" w:eastAsia="宋体" w:hAnsi="宋体" w:hint="eastAsia"/>
-          <w:sz w:val="32"/>
-          <w:szCs w:val="32"/>
-        </w:rPr>
-        <w:t xml:space="preserve"> 喜</w:t>
-      </w:r>
-      <w:proofErr w:type="spellStart"/>
+        <w:t>f 喜k</w:t>
+      </w:r>
+      <w:r>
+        <w:rPr>
+          <w:rFonts w:ascii="宋体" w:eastAsia="宋体" w:hAnsi="宋体" w:hint="eastAsia"/>
+          <w:sz w:val="32"/>
+          <w:szCs w:val="32"/>
+        </w:rPr>
+        <w:t>u</w:t>
+      </w:r>
+      <w:r>
+        <w:rPr>
+          <w:rFonts w:ascii="宋体" w:eastAsia="宋体" w:hAnsi="宋体" w:hint="eastAsia"/>
+          <w:sz w:val="32"/>
+          <w:szCs w:val="32"/>
+        </w:rPr>
+        <w:t xml:space="preserve">djx 壹udky 皇wbh </w:t>
+      </w:r>
+      <w:proofErr w:type="gramStart"/>
+      <w:r>
+        <w:rPr>
+          <w:rFonts w:ascii="宋体" w:eastAsia="宋体" w:hAnsi="宋体" w:hint="eastAsia"/>
+          <w:sz w:val="32"/>
+          <w:szCs w:val="32"/>
+        </w:rPr>
+        <w:t>尞</w:t>
+      </w:r>
+      <w:proofErr w:type="gramEnd"/>
+      <w:r>
+        <w:rPr>
+          <w:rFonts w:ascii="宋体" w:eastAsia="宋体" w:hAnsi="宋体" w:hint="eastAsia"/>
+          <w:sz w:val="32"/>
+          <w:szCs w:val="32"/>
+        </w:rPr>
+        <w:t>xudrl⿱</w:t>
+      </w:r>
+      <w:r>
+        <w:rPr>
+          <w:rFonts w:ascii="SimSun-ExtB" w:eastAsia="SimSun-ExtB" w:hAnsi="SimSun-ExtB" w:cs="SimSun-ExtB" w:hint="eastAsia"/>
+          <w:sz w:val="32"/>
+          <w:szCs w:val="32"/>
+        </w:rPr>
+        <w:t>𠂉</w:t>
+      </w:r>
+      <w:proofErr w:type="gramStart"/>
+      <w:r>
+        <w:rPr>
+          <w:rFonts w:ascii="宋体" w:eastAsia="宋体" w:hAnsi="宋体" w:hint="eastAsia"/>
+          <w:sz w:val="32"/>
+          <w:szCs w:val="32"/>
+        </w:rPr>
+        <w:t>巾</w:t>
+      </w:r>
+      <w:proofErr w:type="gramEnd"/>
+      <w:r>
+        <w:rPr>
+          <w:rFonts w:ascii="宋体" w:eastAsia="宋体" w:hAnsi="宋体" w:hint="eastAsia"/>
+          <w:sz w:val="32"/>
+          <w:szCs w:val="32"/>
+        </w:rPr>
+        <w:t xml:space="preserve">jru 西k(y)x </w:t>
+      </w:r>
+      <w:proofErr w:type="gramStart"/>
+      <w:r>
+        <w:rPr>
+          <w:rFonts w:ascii="宋体" w:eastAsia="宋体" w:hAnsi="宋体" w:hint="eastAsia"/>
+          <w:sz w:val="32"/>
+          <w:szCs w:val="32"/>
+        </w:rPr>
+        <w:t>敖</w:t>
+      </w:r>
+      <w:proofErr w:type="gramEnd"/>
+      <w:r>
+        <w:rPr>
+          <w:rFonts w:ascii="宋体" w:eastAsia="宋体" w:hAnsi="宋体" w:hint="eastAsia"/>
+          <w:sz w:val="32"/>
+          <w:szCs w:val="32"/>
+        </w:rPr>
+        <w:t xml:space="preserve">uqo </w:t>
+      </w:r>
+      <w:proofErr w:type="gramStart"/>
+      <w:r>
+        <w:rPr>
+          <w:rFonts w:ascii="宋体" w:eastAsia="宋体" w:hAnsi="宋体" w:hint="eastAsia"/>
+          <w:sz w:val="32"/>
+          <w:szCs w:val="32"/>
+        </w:rPr>
+        <w:t>咅</w:t>
+      </w:r>
+      <w:proofErr w:type="gramEnd"/>
       <w:r>
         <w:rPr>
           <w:rFonts w:ascii="宋体" w:eastAsia="宋体" w:hAnsi="宋体" w:hint="eastAsia"/>
@@ -67,88 +136,15 @@
           <w:sz w:val="32"/>
           <w:szCs w:val="32"/>
         </w:rPr>
-        <w:t>u</w:t>
-      </w:r>
-      <w:r>
-        <w:rPr>
-          <w:rFonts w:ascii="宋体" w:eastAsia="宋体" w:hAnsi="宋体" w:hint="eastAsia"/>
-          <w:sz w:val="32"/>
-          <w:szCs w:val="32"/>
-        </w:rPr>
-        <w:t>djx</w:t>
-      </w:r>
-      <w:proofErr w:type="spellEnd"/>
-      <w:r>
-        <w:rPr>
-          <w:rFonts w:ascii="宋体" w:eastAsia="宋体" w:hAnsi="宋体" w:hint="eastAsia"/>
-          <w:sz w:val="32"/>
-          <w:szCs w:val="32"/>
-        </w:rPr>
-        <w:t xml:space="preserve"> 壹</w:t>
-      </w:r>
-      <w:proofErr w:type="spellStart"/>
-      <w:r>
-        <w:rPr>
-          <w:rFonts w:ascii="宋体" w:eastAsia="宋体" w:hAnsi="宋体" w:hint="eastAsia"/>
-          <w:sz w:val="32"/>
-          <w:szCs w:val="32"/>
-        </w:rPr>
-        <w:t>udky</w:t>
-      </w:r>
-      <w:proofErr w:type="spellEnd"/>
-      <w:r>
-        <w:rPr>
-          <w:rFonts w:ascii="宋体" w:eastAsia="宋体" w:hAnsi="宋体" w:hint="eastAsia"/>
-          <w:sz w:val="32"/>
-          <w:szCs w:val="32"/>
-        </w:rPr>
-        <w:t xml:space="preserve"> 皇</w:t>
-      </w:r>
-      <w:proofErr w:type="spellStart"/>
-      <w:r>
-        <w:rPr>
-          <w:rFonts w:ascii="宋体" w:eastAsia="宋体" w:hAnsi="宋体" w:hint="eastAsia"/>
-          <w:sz w:val="32"/>
-          <w:szCs w:val="32"/>
-        </w:rPr>
-        <w:t>wbh</w:t>
-      </w:r>
-      <w:proofErr w:type="spellEnd"/>
-      <w:r>
-        <w:rPr>
-          <w:rFonts w:ascii="宋体" w:eastAsia="宋体" w:hAnsi="宋体" w:hint="eastAsia"/>
-          <w:sz w:val="32"/>
-          <w:szCs w:val="32"/>
-        </w:rPr>
-        <w:t xml:space="preserve"> </w:t>
-      </w:r>
-      <w:proofErr w:type="gramStart"/>
-      <w:r>
-        <w:rPr>
-          <w:rFonts w:ascii="宋体" w:eastAsia="宋体" w:hAnsi="宋体" w:hint="eastAsia"/>
-          <w:sz w:val="32"/>
-          <w:szCs w:val="32"/>
-        </w:rPr>
-        <w:t>尞</w:t>
-      </w:r>
-      <w:proofErr w:type="spellStart"/>
-      <w:proofErr w:type="gramEnd"/>
-      <w:r>
-        <w:rPr>
-          <w:rFonts w:ascii="宋体" w:eastAsia="宋体" w:hAnsi="宋体" w:hint="eastAsia"/>
-          <w:sz w:val="32"/>
-          <w:szCs w:val="32"/>
-        </w:rPr>
-        <w:t>xudrl</w:t>
-      </w:r>
-      <w:proofErr w:type="spellEnd"/>
-      <w:r>
-        <w:rPr>
-          <w:rFonts w:ascii="宋体" w:eastAsia="宋体" w:hAnsi="宋体" w:hint="eastAsia"/>
-          <w:sz w:val="32"/>
-          <w:szCs w:val="32"/>
-        </w:rPr>
-        <w:t>⿱</w:t>
+        <w:t>l</w:t>
+      </w:r>
+      <w:r>
+        <w:rPr>
+          <w:rFonts w:ascii="宋体" w:eastAsia="宋体" w:hAnsi="宋体" w:hint="eastAsia"/>
+          <w:sz w:val="32"/>
+          <w:szCs w:val="32"/>
+        </w:rPr>
+        <w:t>dt 疌zksvj 龹(</w:t>
       </w:r>
       <w:r>
         <w:rPr>
@@ -156,132 +152,6 @@
           <w:sz w:val="32"/>
           <w:szCs w:val="32"/>
         </w:rPr>
-        <w:t>𠂉</w:t>
-      </w:r>
-      <w:proofErr w:type="gramStart"/>
-      <w:r>
-        <w:rPr>
-          <w:rFonts w:ascii="宋体" w:eastAsia="宋体" w:hAnsi="宋体" w:hint="eastAsia"/>
-          <w:sz w:val="32"/>
-          <w:szCs w:val="32"/>
-        </w:rPr>
-        <w:t>巾</w:t>
-      </w:r>
-      <w:proofErr w:type="spellStart"/>
-      <w:proofErr w:type="gramEnd"/>
-      <w:r>
-        <w:rPr>
-          <w:rFonts w:ascii="宋体" w:eastAsia="宋体" w:hAnsi="宋体" w:hint="eastAsia"/>
-          <w:sz w:val="32"/>
-          <w:szCs w:val="32"/>
-        </w:rPr>
-        <w:t>jru</w:t>
-      </w:r>
-      <w:proofErr w:type="spellEnd"/>
-      <w:r>
-        <w:rPr>
-          <w:rFonts w:ascii="宋体" w:eastAsia="宋体" w:hAnsi="宋体" w:hint="eastAsia"/>
-          <w:sz w:val="32"/>
-          <w:szCs w:val="32"/>
-        </w:rPr>
-        <w:t xml:space="preserve"> 西k(y)x </w:t>
-      </w:r>
-      <w:proofErr w:type="gramStart"/>
-      <w:r>
-        <w:rPr>
-          <w:rFonts w:ascii="宋体" w:eastAsia="宋体" w:hAnsi="宋体" w:hint="eastAsia"/>
-          <w:sz w:val="32"/>
-          <w:szCs w:val="32"/>
-        </w:rPr>
-        <w:t>敖</w:t>
-      </w:r>
-      <w:proofErr w:type="spellStart"/>
-      <w:proofErr w:type="gramEnd"/>
-      <w:r>
-        <w:rPr>
-          <w:rFonts w:ascii="宋体" w:eastAsia="宋体" w:hAnsi="宋体" w:hint="eastAsia"/>
-          <w:sz w:val="32"/>
-          <w:szCs w:val="32"/>
-        </w:rPr>
-        <w:t>uqo</w:t>
-      </w:r>
-      <w:proofErr w:type="spellEnd"/>
-      <w:r>
-        <w:rPr>
-          <w:rFonts w:ascii="宋体" w:eastAsia="宋体" w:hAnsi="宋体" w:hint="eastAsia"/>
-          <w:sz w:val="32"/>
-          <w:szCs w:val="32"/>
-        </w:rPr>
-        <w:t xml:space="preserve"> </w:t>
-      </w:r>
-      <w:proofErr w:type="gramStart"/>
-      <w:r>
-        <w:rPr>
-          <w:rFonts w:ascii="宋体" w:eastAsia="宋体" w:hAnsi="宋体" w:hint="eastAsia"/>
-          <w:sz w:val="32"/>
-          <w:szCs w:val="32"/>
-        </w:rPr>
-        <w:t>咅</w:t>
-      </w:r>
-      <w:proofErr w:type="spellStart"/>
-      <w:proofErr w:type="gramEnd"/>
-      <w:r>
-        <w:rPr>
-          <w:rFonts w:ascii="宋体" w:eastAsia="宋体" w:hAnsi="宋体" w:hint="eastAsia"/>
-          <w:sz w:val="32"/>
-          <w:szCs w:val="32"/>
-        </w:rPr>
-        <w:t>k</w:t>
-      </w:r>
-      <w:r>
-        <w:rPr>
-          <w:rFonts w:ascii="宋体" w:eastAsia="宋体" w:hAnsi="宋体" w:hint="eastAsia"/>
-          <w:sz w:val="32"/>
-          <w:szCs w:val="32"/>
-        </w:rPr>
-        <w:t>l</w:t>
-      </w:r>
-      <w:r>
-        <w:rPr>
-          <w:rFonts w:ascii="宋体" w:eastAsia="宋体" w:hAnsi="宋体" w:hint="eastAsia"/>
-          <w:sz w:val="32"/>
-          <w:szCs w:val="32"/>
-        </w:rPr>
-        <w:t>dt</w:t>
-      </w:r>
-      <w:proofErr w:type="spellEnd"/>
-      <w:r>
-        <w:rPr>
-          <w:rFonts w:ascii="宋体" w:eastAsia="宋体" w:hAnsi="宋体" w:hint="eastAsia"/>
-          <w:sz w:val="32"/>
-          <w:szCs w:val="32"/>
-        </w:rPr>
-        <w:t xml:space="preserve"> 疌</w:t>
-      </w:r>
-      <w:proofErr w:type="spellStart"/>
-      <w:r>
-        <w:rPr>
-          <w:rFonts w:ascii="宋体" w:eastAsia="宋体" w:hAnsi="宋体" w:hint="eastAsia"/>
-          <w:sz w:val="32"/>
-          <w:szCs w:val="32"/>
-        </w:rPr>
-        <w:t>zksvj</w:t>
-      </w:r>
-      <w:proofErr w:type="spellEnd"/>
-      <w:r>
-        <w:rPr>
-          <w:rFonts w:ascii="宋体" w:eastAsia="宋体" w:hAnsi="宋体" w:hint="eastAsia"/>
-          <w:sz w:val="32"/>
-          <w:szCs w:val="32"/>
-        </w:rPr>
-        <w:t xml:space="preserve"> 龹(</w:t>
-      </w:r>
-      <w:r>
-        <w:rPr>
-          <w:rFonts w:ascii="SimSun-ExtB" w:eastAsia="SimSun-ExtB" w:hAnsi="SimSun-ExtB" w:cs="SimSun-ExtB" w:hint="eastAsia"/>
-          <w:sz w:val="32"/>
-          <w:szCs w:val="32"/>
-        </w:rPr>
         <w:t>𢍏</w:t>
       </w:r>
       <w:r>
@@ -290,18 +160,8 @@
           <w:sz w:val="32"/>
           <w:szCs w:val="32"/>
         </w:rPr>
-        <w:t xml:space="preserve">) </w:t>
-      </w:r>
-      <w:proofErr w:type="spellStart"/>
-      <w:r>
-        <w:rPr>
-          <w:rFonts w:ascii="宋体" w:eastAsia="宋体" w:hAnsi="宋体" w:hint="eastAsia"/>
-          <w:sz w:val="32"/>
-          <w:szCs w:val="32"/>
-        </w:rPr>
-        <w:t>dmcorj</w:t>
-      </w:r>
-      <w:proofErr w:type="spellEnd"/>
+        <w:t>) dmcorj</w:t>
+      </w:r>
     </w:p>
     <w:p>
       <w:pPr>
@@ -351,72 +211,8 @@
           <w:sz w:val="32"/>
           <w:szCs w:val="32"/>
         </w:rPr>
-        <w:t xml:space="preserve">=r. rf yi2bu, yi2bu=r. </w:t>
-      </w:r>
-      <w:proofErr w:type="spellStart"/>
-      <w:r>
-        <w:rPr>
-          <w:rFonts w:ascii="宋体" w:eastAsia="宋体" w:hAnsi="宋体" w:hint="eastAsia"/>
-          <w:sz w:val="32"/>
-          <w:szCs w:val="32"/>
-        </w:rPr>
-        <w:t>i</w:t>
-      </w:r>
-      <w:proofErr w:type="spellEnd"/>
-      <w:r>
-        <w:rPr>
-          <w:rFonts w:ascii="宋体" w:eastAsia="宋体" w:hAnsi="宋体" w:hint="eastAsia"/>
-          <w:sz w:val="32"/>
-          <w:szCs w:val="32"/>
-        </w:rPr>
-        <w:t xml:space="preserve">. bi </w:t>
-      </w:r>
-      <w:proofErr w:type="spellStart"/>
-      <w:r>
-        <w:rPr>
-          <w:rFonts w:ascii="宋体" w:eastAsia="宋体" w:hAnsi="宋体" w:hint="eastAsia"/>
-          <w:sz w:val="32"/>
-          <w:szCs w:val="32"/>
-        </w:rPr>
-        <w:t>ui</w:t>
-      </w:r>
-      <w:proofErr w:type="spellEnd"/>
-      <w:r>
-        <w:rPr>
-          <w:rFonts w:ascii="宋体" w:eastAsia="宋体" w:hAnsi="宋体" w:hint="eastAsia"/>
-          <w:sz w:val="32"/>
-          <w:szCs w:val="32"/>
-        </w:rPr>
-        <w:t xml:space="preserve"> </w:t>
-      </w:r>
-      <w:proofErr w:type="spellStart"/>
-      <w:r>
-        <w:rPr>
-          <w:rFonts w:ascii="宋体" w:eastAsia="宋体" w:hAnsi="宋体" w:hint="eastAsia"/>
-          <w:sz w:val="32"/>
-          <w:szCs w:val="32"/>
-        </w:rPr>
-        <w:t>i</w:t>
-      </w:r>
-      <w:proofErr w:type="spellEnd"/>
-      <w:r>
-        <w:rPr>
-          <w:rFonts w:ascii="宋体" w:eastAsia="宋体" w:hAnsi="宋体" w:hint="eastAsia"/>
-          <w:sz w:val="32"/>
-          <w:szCs w:val="32"/>
-        </w:rPr>
-        <w:t>. md vi(b)→</w:t>
-      </w:r>
-      <w:proofErr w:type="spellStart"/>
-      <w:r>
-        <w:rPr>
-          <w:rFonts w:ascii="宋体" w:eastAsia="宋体" w:hAnsi="宋体" w:hint="eastAsia"/>
-          <w:sz w:val="32"/>
-          <w:szCs w:val="32"/>
-        </w:rPr>
-        <w:t>rc</w:t>
-      </w:r>
-      <w:proofErr w:type="spellEnd"/>
+        <w:t>=r. rf yi2bu, yi2bu=r. i. bi ui i. md vi(b)→rc</w:t>
+      </w:r>
     </w:p>
     <w:p>
       <w:pPr>
@@ -442,25 +238,7 @@
           <w:sz w:val="32"/>
           <w:szCs w:val="32"/>
         </w:rPr>
-        <w:t xml:space="preserve">=r. </w:t>
-      </w:r>
-      <w:proofErr w:type="spellStart"/>
-      <w:r>
-        <w:rPr>
-          <w:rFonts w:ascii="宋体" w:eastAsia="宋体" w:hAnsi="宋体" w:hint="eastAsia"/>
-          <w:sz w:val="32"/>
-          <w:szCs w:val="32"/>
-        </w:rPr>
-        <w:t>ri</w:t>
-      </w:r>
-      <w:proofErr w:type="spellEnd"/>
-      <w:r>
-        <w:rPr>
-          <w:rFonts w:ascii="宋体" w:eastAsia="宋体" w:hAnsi="宋体" w:hint="eastAsia"/>
-          <w:sz w:val="32"/>
-          <w:szCs w:val="32"/>
-        </w:rPr>
-        <w:t xml:space="preserve"> qm4d, qm4d=r. dk rf→rf</w:t>
+        <w:t>=r. ri qm4d, qm4d=r. dk rf→rf</w:t>
       </w:r>
     </w:p>
     <w:p>
@@ -485,45 +263,8 @@
           <w:sz w:val="32"/>
           <w:szCs w:val="32"/>
         </w:rPr>
-        <w:t xml:space="preserve">=r. </w:t>
-      </w:r>
-      <w:proofErr w:type="spellStart"/>
-      <w:r>
-        <w:rPr>
-          <w:rFonts w:ascii="宋体" w:eastAsia="宋体" w:hAnsi="宋体" w:hint="eastAsia"/>
-          <w:sz w:val="32"/>
-          <w:szCs w:val="32"/>
-        </w:rPr>
-        <w:t>rb</w:t>
-      </w:r>
-      <w:proofErr w:type="spellEnd"/>
-      <w:r>
-        <w:rPr>
-          <w:rFonts w:ascii="宋体" w:eastAsia="宋体" w:hAnsi="宋体" w:hint="eastAsia"/>
-          <w:sz w:val="32"/>
-          <w:szCs w:val="32"/>
-        </w:rPr>
-        <w:t xml:space="preserve"> yi1u, yi1u=ii. uh </w:t>
-      </w:r>
-      <w:proofErr w:type="spellStart"/>
-      <w:r>
-        <w:rPr>
-          <w:rFonts w:ascii="宋体" w:eastAsia="宋体" w:hAnsi="宋体" w:hint="eastAsia"/>
-          <w:sz w:val="32"/>
-          <w:szCs w:val="32"/>
-        </w:rPr>
-        <w:t>dp</w:t>
-      </w:r>
-      <w:proofErr w:type="spellEnd"/>
-      <w:r>
-        <w:rPr>
-          <w:rFonts w:ascii="宋体" w:eastAsia="宋体" w:hAnsi="宋体" w:hint="eastAsia"/>
-          <w:sz w:val="32"/>
-          <w:szCs w:val="32"/>
-        </w:rPr>
-        <w:t xml:space="preserve"> du, du=iii. ah kb dm ah→</w:t>
-      </w:r>
-      <w:proofErr w:type="spellStart"/>
+        <w:t>=r. rb yi1u, yi1u=ii. uh dp du, du=iii. ah kb dm ah→</w:t>
+      </w:r>
       <w:r>
         <w:rPr>
           <w:rFonts w:ascii="宋体" w:eastAsia="宋体" w:hAnsi="宋体" w:hint="eastAsia"/>
@@ -532,7 +273,6 @@
         </w:rPr>
         <w:t>rg</w:t>
       </w:r>
-      <w:proofErr w:type="spellEnd"/>
     </w:p>
     <w:p>
       <w:pPr>
@@ -575,7 +315,7 @@
           <w:sz w:val="32"/>
           <w:szCs w:val="32"/>
         </w:rPr>
-        <w:t>瘌瘊瘘廖膂阚鄯鲞</w:t>
+        <w:t>滹漯漶潋潴澉搴窨綮谮褙褊谯谰屣鹛嫱</w:t>
       </w:r>
       <w:proofErr w:type="gramEnd"/>
       <w:r>
@@ -584,7 +324,7 @@
           <w:sz w:val="32"/>
           <w:szCs w:val="32"/>
         </w:rPr>
-        <w:t>粿</w:t>
+        <w:t>嫖嫚</w:t>
       </w:r>
       <w:proofErr w:type="gramStart"/>
       <w:r>
@@ -593,7 +333,7 @@
           <w:sz w:val="32"/>
           <w:szCs w:val="32"/>
         </w:rPr>
-        <w:t>糁鹚熘熥滹漯漶潋潴澉搴窨綮谮褙褊谯谰屣鹛嫱</w:t>
+        <w:t>嫘鼐瞀骠缧骢耦耧璜璎璁</w:t>
       </w:r>
       <w:proofErr w:type="gramEnd"/>
       <w:r>
@@ -602,7 +342,7 @@
           <w:sz w:val="32"/>
           <w:szCs w:val="32"/>
         </w:rPr>
-        <w:t>嫖嫚</w:t>
+        <w:t>鋆</w:t>
       </w:r>
       <w:proofErr w:type="gramStart"/>
       <w:r>
@@ -611,7 +351,7 @@
           <w:sz w:val="32"/>
           <w:szCs w:val="32"/>
         </w:rPr>
-        <w:t>嫘鼐瞀</w:t>
+        <w:t>撙撺墀聩</w:t>
       </w:r>
       <w:proofErr w:type="gramEnd"/>
       <w:r>
@@ -620,7 +360,7 @@
           <w:sz w:val="32"/>
           <w:szCs w:val="32"/>
         </w:rPr>
-        <w:t>骠缧骢耦耧璜璎璁鋆撙撺墀聩鞑蕙鞒蕈蕞蕺瞢蕲赜槭樗槲醌醅餍磔磙霈龉瞋瞑噶踒踯踺蝽蝾蝻蝰蝮螋蝣蝼嘬噍噙颛嶙嶝骺镏镓镔篑儋虢鹞鲠鲡鲢鲣鲥鲧鲩馓廛瘛瘼瘠羰糌糍糅澍澌潸潲鋈潟潼窳谳褟褫谵屦蝥缬缯骣耩耨耪璞璟璠璘髭髹擀甏縠磬颞蕻鞘颟薤檠樾橇檎樽樨橼墼翮磲飙霖錾辚臻氅瞟嚄嚆噤暾踽蹁蟒螈螅螭螟噻圜䦃镖镗镘镚镛镝镞镠氇氆篥篪篙盥魈徼膳膦膙鲮鲱鲲鲳鲴鲵鲷鲻獴獬邂廨赟瘰廪瘿瘵瘴癃瘳麇麈壅甑燠燔燧濑濉潞澧澹澥澶褰犟隰颡缱缳璩璐璪罄擢薹鞡鞬薷藁檄檩懋醢礅磴豳嚅蹒蟥螬螵疃螳嚓罾嶷髁镡镣镦镧镩镪镫罅黏簌篾篼簖簋鼢皤繇貘邈貔臌膻鲽鳀鳅鳇鳊螽癍濮蹇檗隳嬷蟊鍪</w:t>
+        <w:t>鞑蕙鞒蕈蕞蕺瞢蕲赜槭樗槲醌醅餍磔磙霈龉瞋瞑噶踒踯踺蝽蝾蝻蝰蝮螋蝣蝼嘬噍噙颛嶙嶝骺镏镓镔篑儋虢鹞鲠鲡鲢鲣鲥鲧鲩馓廛瘛瘼瘠羰糌糍糅澍澌潸潲鋈潟潼窳谳褟褫谵屦蝥缬缯骣耩耨耪璞璟璠璘髭髹擀甏縠磬颞蕻鞘颟薤檠樾橇檎樽樨橼墼翮磲飙霖錾辚臻氅瞟嚄嚆噤暾踽蹁蟒螈螅螭螟噻圜䦃镖镗镘镚镛镝镞镠氇氆篥篪篙盥魈徼膳膦膙鲮鲱鲲鲳鲴鲵鲷鲻獴獬邂廨赟瘰廪瘿瘵瘴癃瘳麇麈壅甑燠燔燧濑濉潞澧澹澥澶褰犟隰颡缱缳璩璐璪罄擢薹鞡鞬薷藁檄檩懋醢礅磴豳嚅蹒蟥螬螵疃螳嚓罾嶷髁镡镣镦镧镩镪镫罅黏簌篾篼簖簋鼢皤繇貘邈貔臌膻鲽鳀鳅鳇鳊螽癍濮蹇檗隳嬷蟊鍪鬈鬃瞽鞯鞨鞫鞧鞣藜藠礓燹瞿</w:t>
       </w:r>
       <w:r>
         <w:rPr>
@@ -629,7 +369,7 @@
           <w:szCs w:val="32"/>
         </w:rPr>
         <w:lastRenderedPageBreak/>
-        <w:t>鬈鬃瞽鞯鞨鞫鞧鞣藜藠礓燹瞿曛蟛蟪蟠蟮黟髂镬镭簟簪鼬艟鳎鳐癞癜蹩鬏攉攒蘧蘅醮酃霪霨嚯蹰蹽蹾蹿蠖蠊髋髌镲籁艨鳓鳗鳙㸆瀛襦缵瓒攘蘩蘖醴酆躅黩黥黪镳镴黧璺鼯臜鳜鳝鳟獾骧瓘鼙颦鳢癫麝灏禳鐾羼蠡耱鹳氍躐髑镵穰鬻鬟趱颧躜鼹癯鑫襻鬣攮囔戆</w:t>
+        <w:t>曛蟛蟪蟠蟮黟髂镬镭簟簪鼬艟鳎鳐癞癜蹩鬏攉攒蘧蘅醮酃霪霨嚯蹰蹽蹾蹿蠖蠊髋髌镲籁艨鳓鳗鳙㸆瀛襦缵瓒攘蘩蘖醴酆躅黩黥黪镳镴黧璺鼯臜鳜鳝鳟獾骧瓘鼙颦鳢癫麝灏禳鐾羼蠡耱鹳氍躐髑镵穰鬻鬟趱颧躜鼹癯鑫襻鬣攮囔戆</w:t>
       </w:r>
     </w:p>
     <w:sectPr>

--- a/help/部分余部副码顺序.docx
+++ b/help/部分余部副码顺序.docx
@@ -48,25 +48,7 @@
           <w:sz w:val="32"/>
           <w:szCs w:val="32"/>
         </w:rPr>
-        <w:t xml:space="preserve">djx 壹udky 皇wbh </w:t>
-      </w:r>
-      <w:proofErr w:type="gramStart"/>
-      <w:r>
-        <w:rPr>
-          <w:rFonts w:ascii="宋体" w:eastAsia="宋体" w:hAnsi="宋体" w:hint="eastAsia"/>
-          <w:sz w:val="32"/>
-          <w:szCs w:val="32"/>
-        </w:rPr>
-        <w:t>尞</w:t>
-      </w:r>
-      <w:proofErr w:type="gramEnd"/>
-      <w:r>
-        <w:rPr>
-          <w:rFonts w:ascii="宋体" w:eastAsia="宋体" w:hAnsi="宋体" w:hint="eastAsia"/>
-          <w:sz w:val="32"/>
-          <w:szCs w:val="32"/>
-        </w:rPr>
-        <w:t>xudrl⿱</w:t>
+        <w:t>djx 壹udky 皇wbh 尞xudrl⿱</w:t>
       </w:r>
       <w:r>
         <w:rPr>
@@ -76,59 +58,13 @@
         </w:rPr>
         <w:t>𠂉</w:t>
       </w:r>
-      <w:proofErr w:type="gramStart"/>
-      <w:r>
-        <w:rPr>
-          <w:rFonts w:ascii="宋体" w:eastAsia="宋体" w:hAnsi="宋体" w:hint="eastAsia"/>
-          <w:sz w:val="32"/>
-          <w:szCs w:val="32"/>
-        </w:rPr>
-        <w:t>巾</w:t>
-      </w:r>
-      <w:proofErr w:type="gramEnd"/>
-      <w:r>
-        <w:rPr>
-          <w:rFonts w:ascii="宋体" w:eastAsia="宋体" w:hAnsi="宋体" w:hint="eastAsia"/>
-          <w:sz w:val="32"/>
-          <w:szCs w:val="32"/>
-        </w:rPr>
-        <w:t xml:space="preserve">jru 西k(y)x </w:t>
-      </w:r>
-      <w:proofErr w:type="gramStart"/>
-      <w:r>
-        <w:rPr>
-          <w:rFonts w:ascii="宋体" w:eastAsia="宋体" w:hAnsi="宋体" w:hint="eastAsia"/>
-          <w:sz w:val="32"/>
-          <w:szCs w:val="32"/>
-        </w:rPr>
-        <w:t>敖</w:t>
-      </w:r>
-      <w:proofErr w:type="gramEnd"/>
-      <w:r>
-        <w:rPr>
-          <w:rFonts w:ascii="宋体" w:eastAsia="宋体" w:hAnsi="宋体" w:hint="eastAsia"/>
-          <w:sz w:val="32"/>
-          <w:szCs w:val="32"/>
-        </w:rPr>
-        <w:t xml:space="preserve">uqo </w:t>
-      </w:r>
-      <w:proofErr w:type="gramStart"/>
-      <w:r>
-        <w:rPr>
-          <w:rFonts w:ascii="宋体" w:eastAsia="宋体" w:hAnsi="宋体" w:hint="eastAsia"/>
-          <w:sz w:val="32"/>
-          <w:szCs w:val="32"/>
-        </w:rPr>
-        <w:t>咅</w:t>
-      </w:r>
-      <w:proofErr w:type="gramEnd"/>
-      <w:r>
-        <w:rPr>
-          <w:rFonts w:ascii="宋体" w:eastAsia="宋体" w:hAnsi="宋体" w:hint="eastAsia"/>
-          <w:sz w:val="32"/>
-          <w:szCs w:val="32"/>
-        </w:rPr>
-        <w:t>k</w:t>
+      <w:r>
+        <w:rPr>
+          <w:rFonts w:ascii="宋体" w:eastAsia="宋体" w:hAnsi="宋体" w:hint="eastAsia"/>
+          <w:sz w:val="32"/>
+          <w:szCs w:val="32"/>
+        </w:rPr>
+        <w:t>巾jru 西k(y)x 敖uqo 咅k</w:t>
       </w:r>
       <w:r>
         <w:rPr>
@@ -222,7 +158,6 @@
           <w:szCs w:val="32"/>
         </w:rPr>
       </w:pPr>
-      <w:proofErr w:type="gramStart"/>
       <w:r>
         <w:rPr>
           <w:rFonts w:ascii="宋体" w:eastAsia="宋体" w:hAnsi="宋体"/>
@@ -231,7 +166,6 @@
         </w:rPr>
         <w:t>欥</w:t>
       </w:r>
-      <w:proofErr w:type="gramEnd"/>
       <w:r>
         <w:rPr>
           <w:rFonts w:ascii="宋体" w:eastAsia="宋体" w:hAnsi="宋体" w:hint="eastAsia"/>
@@ -308,68 +242,22 @@
           <w:szCs w:val="32"/>
         </w:rPr>
       </w:pPr>
-      <w:proofErr w:type="gramStart"/>
       <w:r>
         <w:rPr>
           <w:rFonts w:ascii="宋体" w:eastAsia="宋体" w:hAnsi="宋体"/>
           <w:sz w:val="32"/>
           <w:szCs w:val="32"/>
         </w:rPr>
-        <w:t>滹漯漶潋潴澉搴窨綮谮褙褊谯谰屣鹛嫱</w:t>
-      </w:r>
-      <w:proofErr w:type="gramEnd"/>
+        <w:t>屣鹛嫱嫖嫚嫘鼐瞀骠缧骢耦耧璜璎璁鋆撙撺墀聩鞑蕙鞒蕈蕞蕺瞢蕲赜槭樗槲醌醅餍磔磙霈龉瞋瞑噶踒踯踺蝽蝾蝻蝰蝮螋蝣蝼嘬噍噙颛嶙嶝骺镏镓镔篑儋虢鹞鲠鲡鲢鲣鲥鲧鲩馓廛瘛瘼瘠羰糌糍糅澍澌潸潲鋈潟潼窳谳褟褫谵屦蝥缬缯骣耩耨耪璞璟璠璘髭髹擀甏縠磬颞蕻鞘颟薤檠樾橇檎樽樨橼墼翮磲飙霖錾辚臻氅瞟嚄嚆噤暾踽蹁蟒螈螅螭螟噻圜䦃镖镗镘镚镛镝镞镠氇氆篥篪篙盥魈徼膳膦膙鲮鲱鲲鲳鲴鲵鲷鲻獴獬邂廨赟瘰廪瘿瘵瘴癃瘳麇麈壅甑燠燔燧濑濉潞澧澹澥澶褰犟隰颡缱缳璩璐璪罄擢薹鞡鞬薷藁檄檩懋醢礅磴豳嚅蹒蟥螬螵疃螳嚓罾嶷髁镡镣镦镧镩镪镫罅黏簌篾篼簖簋鼢皤繇貘邈貔臌膻鲽鳀鳅鳇鳊螽癍濮蹇檗隳嬷蟊鍪鬈鬃瞽鞯鞨鞫鞧鞣藜藠礓燹瞿曛蟛蟪蟠蟮黟髂镬镭簟簪鼬艟鳎</w:t>
+      </w:r>
       <w:r>
         <w:rPr>
           <w:rFonts w:ascii="宋体" w:eastAsia="宋体" w:hAnsi="宋体"/>
           <w:sz w:val="32"/>
           <w:szCs w:val="32"/>
         </w:rPr>
-        <w:t>嫖嫚</w:t>
-      </w:r>
-      <w:proofErr w:type="gramStart"/>
-      <w:r>
-        <w:rPr>
-          <w:rFonts w:ascii="宋体" w:eastAsia="宋体" w:hAnsi="宋体"/>
-          <w:sz w:val="32"/>
-          <w:szCs w:val="32"/>
-        </w:rPr>
-        <w:t>嫘鼐瞀骠缧骢耦耧璜璎璁</w:t>
-      </w:r>
-      <w:proofErr w:type="gramEnd"/>
-      <w:r>
-        <w:rPr>
-          <w:rFonts w:ascii="宋体" w:eastAsia="宋体" w:hAnsi="宋体"/>
-          <w:sz w:val="32"/>
-          <w:szCs w:val="32"/>
-        </w:rPr>
-        <w:t>鋆</w:t>
-      </w:r>
-      <w:proofErr w:type="gramStart"/>
-      <w:r>
-        <w:rPr>
-          <w:rFonts w:ascii="宋体" w:eastAsia="宋体" w:hAnsi="宋体"/>
-          <w:sz w:val="32"/>
-          <w:szCs w:val="32"/>
-        </w:rPr>
-        <w:t>撙撺墀聩</w:t>
-      </w:r>
-      <w:proofErr w:type="gramEnd"/>
-      <w:r>
-        <w:rPr>
-          <w:rFonts w:ascii="宋体" w:eastAsia="宋体" w:hAnsi="宋体"/>
-          <w:sz w:val="32"/>
-          <w:szCs w:val="32"/>
-        </w:rPr>
-        <w:t>鞑蕙鞒蕈蕞蕺瞢蕲赜槭樗槲醌醅餍磔磙霈龉瞋瞑噶踒踯踺蝽蝾蝻蝰蝮螋蝣蝼嘬噍噙颛嶙嶝骺镏镓镔篑儋虢鹞鲠鲡鲢鲣鲥鲧鲩馓廛瘛瘼瘠羰糌糍糅澍澌潸潲鋈潟潼窳谳褟褫谵屦蝥缬缯骣耩耨耪璞璟璠璘髭髹擀甏縠磬颞蕻鞘颟薤檠樾橇檎樽樨橼墼翮磲飙霖錾辚臻氅瞟嚄嚆噤暾踽蹁蟒螈螅螭螟噻圜䦃镖镗镘镚镛镝镞镠氇氆篥篪篙盥魈徼膳膦膙鲮鲱鲲鲳鲴鲵鲷鲻獴獬邂廨赟瘰廪瘿瘵瘴癃瘳麇麈壅甑燠燔燧濑濉潞澧澹澥澶褰犟隰颡缱缳璩璐璪罄擢薹鞡鞬薷藁檄檩懋醢礅磴豳嚅蹒蟥螬螵疃螳嚓罾嶷髁镡镣镦镧镩镪镫罅黏簌篾篼簖簋鼢皤繇貘邈貔臌膻鲽鳀鳅鳇鳊螽癍濮蹇檗隳嬷蟊鍪鬈鬃瞽鞯鞨鞫鞧鞣藜藠礓燹瞿</w:t>
-      </w:r>
-      <w:r>
-        <w:rPr>
-          <w:rFonts w:ascii="宋体" w:eastAsia="宋体" w:hAnsi="宋体"/>
-          <w:sz w:val="32"/>
-          <w:szCs w:val="32"/>
-        </w:rPr>
         <w:lastRenderedPageBreak/>
-        <w:t>曛蟛蟪蟠蟮黟髂镬镭簟簪鼬艟鳎鳐癞癜蹩鬏攉攒蘧蘅醮酃霪霨嚯蹰蹽蹾蹿蠖蠊髋髌镲籁艨鳓鳗鳙㸆瀛襦缵瓒攘蘩蘖醴酆躅黩黥黪镳镴黧璺鼯臜鳜鳝鳟獾骧瓘鼙颦鳢癫麝灏禳鐾羼蠡耱鹳氍躐髑镵穰鬻鬟趱颧躜鼹癯鑫襻鬣攮囔戆</w:t>
+        <w:t>鳐癞癜蹩鬏攉攒蘧蘅醮酃霪霨嚯蹰蹽蹾蹿蠖蠊髋髌镲籁艨鳓鳗鳙㸆瀛襦缵瓒攘蘩蘖醴酆躅黩黥黪镳镴黧璺鼯臜鳜鳝鳟獾骧瓘鼙颦鳢癫麝灏禳鐾羼蠡耱鹳氍躐髑镵穰鬻鬟趱颧躜鼹癯鑫襻鬣攮囔戆</w:t>
       </w:r>
     </w:p>
     <w:sectPr>
